--- a/docs/manualbook/Buku-Panduan-Ruang-BK.docx
+++ b/docs/manualbook/Buku-Panduan-Ruang-BK.docx
@@ -48,7 +48,7 @@
         <w:keepLines/>
       </w:pPr>
       <w:r>
-        <w:t>Edisi 23 Oktober 202</w:t>
+        <w:t>Edisi 24 Oktober 202</w:t>
       </w:r>
       <w:r>
         <w:t>6</w:t>
@@ -127,7 +127,7 @@
       <w:r>
         <w:fldChar w:fldCharType="separate"/>
       </w:r>
-      <w:hyperlink w:anchor="_Toc243704193" w:history="1">
+      <w:hyperlink w:anchor="_Toc243705813" w:history="1">
         <w:r>
           <w:rPr>
             <w:rStyle w:val="Hyperlink"/>
@@ -154,7 +154,7 @@
             <w:noProof/>
             <w:webHidden/>
           </w:rPr>
-          <w:instrText xml:space="preserve"> PAGEREF _Toc243704193 \h </w:instrText>
+          <w:instrText xml:space="preserve"> PAGEREF _Toc243705813 \h </w:instrText>
         </w:r>
         <w:r>
           <w:rPr>
@@ -195,7 +195,7 @@
           <w:noProof/>
         </w:rPr>
       </w:pPr>
-      <w:hyperlink w:anchor="_Toc243704194" w:history="1">
+      <w:hyperlink w:anchor="_Toc243705814" w:history="1">
         <w:r>
           <w:rPr>
             <w:rStyle w:val="Hyperlink"/>
@@ -222,7 +222,7 @@
             <w:noProof/>
             <w:webHidden/>
           </w:rPr>
-          <w:instrText xml:space="preserve"> PAGEREF _Toc243704194 \h </w:instrText>
+          <w:instrText xml:space="preserve"> PAGEREF _Toc243705814 \h </w:instrText>
         </w:r>
         <w:r>
           <w:rPr>
@@ -263,7 +263,7 @@
           <w:noProof/>
         </w:rPr>
       </w:pPr>
-      <w:hyperlink w:anchor="_Toc243704195" w:history="1">
+      <w:hyperlink w:anchor="_Toc243705815" w:history="1">
         <w:r>
           <w:rPr>
             <w:rStyle w:val="Hyperlink"/>
@@ -290,7 +290,7 @@
             <w:noProof/>
             <w:webHidden/>
           </w:rPr>
-          <w:instrText xml:space="preserve"> PAGEREF _Toc243704195 \h </w:instrText>
+          <w:instrText xml:space="preserve"> PAGEREF _Toc243705815 \h </w:instrText>
         </w:r>
         <w:r>
           <w:rPr>
@@ -310,7 +310,7 @@
             <w:noProof/>
             <w:webHidden/>
           </w:rPr>
-          <w:t>12</w:t>
+          <w:t>13</w:t>
         </w:r>
         <w:r>
           <w:rPr>
@@ -331,7 +331,7 @@
           <w:noProof/>
         </w:rPr>
       </w:pPr>
-      <w:hyperlink w:anchor="_Toc243704196" w:history="1">
+      <w:hyperlink w:anchor="_Toc243705816" w:history="1">
         <w:r>
           <w:rPr>
             <w:rStyle w:val="Hyperlink"/>
@@ -358,75 +358,7 @@
             <w:noProof/>
             <w:webHidden/>
           </w:rPr>
-          <w:instrText xml:space="preserve"> PAGEREF _Toc243704196 \h </w:instrText>
-        </w:r>
-        <w:r>
-          <w:rPr>
-            <w:noProof/>
-            <w:webHidden/>
-          </w:rPr>
-        </w:r>
-        <w:r>
-          <w:rPr>
-            <w:noProof/>
-            <w:webHidden/>
-          </w:rPr>
-          <w:fldChar w:fldCharType="separate"/>
-        </w:r>
-        <w:r>
-          <w:rPr>
-            <w:noProof/>
-            <w:webHidden/>
-          </w:rPr>
-          <w:t>14</w:t>
-        </w:r>
-        <w:r>
-          <w:rPr>
-            <w:noProof/>
-            <w:webHidden/>
-          </w:rPr>
-          <w:fldChar w:fldCharType="end"/>
-        </w:r>
-      </w:hyperlink>
-    </w:p>
-    <w:p>
-      <w:pPr>
-        <w:pStyle w:val="TOC1"/>
-        <w:tabs>
-          <w:tab w:val="right" w:leader="dot" w:pos="9742"/>
-        </w:tabs>
-        <w:rPr>
-          <w:noProof/>
-        </w:rPr>
-      </w:pPr>
-      <w:hyperlink w:anchor="_Toc243704197" w:history="1">
-        <w:r>
-          <w:rPr>
-            <w:rStyle w:val="Hyperlink"/>
-            <w:noProof/>
-          </w:rPr>
-          <w:t>5 Admin IT</w:t>
-        </w:r>
-        <w:r>
-          <w:rPr>
-            <w:noProof/>
-            <w:webHidden/>
-          </w:rPr>
-          <w:tab/>
-        </w:r>
-        <w:r>
-          <w:rPr>
-            <w:noProof/>
-            <w:webHidden/>
-          </w:rPr>
-          <w:fldChar w:fldCharType="begin"/>
-        </w:r>
-        <w:r>
-          <w:rPr>
-            <w:noProof/>
-            <w:webHidden/>
-          </w:rPr>
-          <w:instrText xml:space="preserve"> PAGEREF _Toc243704197 \h </w:instrText>
+          <w:instrText xml:space="preserve"> PAGEREF _Toc243705816 \h </w:instrText>
         </w:r>
         <w:r>
           <w:rPr>
@@ -467,7 +399,75 @@
           <w:noProof/>
         </w:rPr>
       </w:pPr>
-      <w:hyperlink w:anchor="_Toc243704198" w:history="1">
+      <w:hyperlink w:anchor="_Toc243705817" w:history="1">
+        <w:r>
+          <w:rPr>
+            <w:rStyle w:val="Hyperlink"/>
+            <w:noProof/>
+          </w:rPr>
+          <w:t>5 Admin IT</w:t>
+        </w:r>
+        <w:r>
+          <w:rPr>
+            <w:noProof/>
+            <w:webHidden/>
+          </w:rPr>
+          <w:tab/>
+        </w:r>
+        <w:r>
+          <w:rPr>
+            <w:noProof/>
+            <w:webHidden/>
+          </w:rPr>
+          <w:fldChar w:fldCharType="begin"/>
+        </w:r>
+        <w:r>
+          <w:rPr>
+            <w:noProof/>
+            <w:webHidden/>
+          </w:rPr>
+          <w:instrText xml:space="preserve"> PAGEREF _Toc243705817 \h </w:instrText>
+        </w:r>
+        <w:r>
+          <w:rPr>
+            <w:noProof/>
+            <w:webHidden/>
+          </w:rPr>
+        </w:r>
+        <w:r>
+          <w:rPr>
+            <w:noProof/>
+            <w:webHidden/>
+          </w:rPr>
+          <w:fldChar w:fldCharType="separate"/>
+        </w:r>
+        <w:r>
+          <w:rPr>
+            <w:noProof/>
+            <w:webHidden/>
+          </w:rPr>
+          <w:t>19</w:t>
+        </w:r>
+        <w:r>
+          <w:rPr>
+            <w:noProof/>
+            <w:webHidden/>
+          </w:rPr>
+          <w:fldChar w:fldCharType="end"/>
+        </w:r>
+      </w:hyperlink>
+    </w:p>
+    <w:p>
+      <w:pPr>
+        <w:pStyle w:val="TOC1"/>
+        <w:tabs>
+          <w:tab w:val="right" w:leader="dot" w:pos="9742"/>
+        </w:tabs>
+        <w:rPr>
+          <w:noProof/>
+        </w:rPr>
+      </w:pPr>
+      <w:hyperlink w:anchor="_Toc243705818" w:history="1">
         <w:r>
           <w:rPr>
             <w:rStyle w:val="Hyperlink"/>
@@ -494,7 +494,7 @@
             <w:noProof/>
             <w:webHidden/>
           </w:rPr>
-          <w:instrText xml:space="preserve"> PAGEREF _Toc243704198 \h </w:instrText>
+          <w:instrText xml:space="preserve"> PAGEREF _Toc243705818 \h </w:instrText>
         </w:r>
         <w:r>
           <w:rPr>
@@ -514,7 +514,7 @@
             <w:noProof/>
             <w:webHidden/>
           </w:rPr>
-          <w:t>23</w:t>
+          <w:t>27</w:t>
         </w:r>
         <w:r>
           <w:rPr>
@@ -535,7 +535,7 @@
           <w:noProof/>
         </w:rPr>
       </w:pPr>
-      <w:hyperlink w:anchor="_Toc243704199" w:history="1">
+      <w:hyperlink w:anchor="_Toc243705819" w:history="1">
         <w:r>
           <w:rPr>
             <w:rStyle w:val="Hyperlink"/>
@@ -562,7 +562,7 @@
             <w:noProof/>
             <w:webHidden/>
           </w:rPr>
-          <w:instrText xml:space="preserve"> PAGEREF _Toc243704199 \h </w:instrText>
+          <w:instrText xml:space="preserve"> PAGEREF _Toc243705819 \h </w:instrText>
         </w:r>
         <w:r>
           <w:rPr>
@@ -582,7 +582,7 @@
             <w:noProof/>
             <w:webHidden/>
           </w:rPr>
-          <w:t>33</w:t>
+          <w:t>37</w:t>
         </w:r>
         <w:r>
           <w:rPr>
@@ -603,7 +603,7 @@
         <w:pStyle w:val="Heading1"/>
         <w:pageBreakBefore/>
       </w:pPr>
-      <w:bookmarkStart w:id="0" w:name="_Toc243704193"/>
+      <w:bookmarkStart w:id="0" w:name="_Toc243705813"/>
       <w:r>
         <w:lastRenderedPageBreak/>
         <w:t>1 Penggunaan dasar dan batas peran</w:t>
@@ -641,6 +641,73 @@
       </w:r>
       <w:r>
         <w:t xml:space="preserve"> akun hanya dapat menggabungkan peran Guru BK dan Koordinator BK. Akun dengan dua peran tetap memerlukan kelas binaan aktif untuk mencatat layanan.</w:t>
+      </w:r>
+    </w:p>
+    <w:p>
+      <w:pPr>
+        <w:keepLines/>
+      </w:pPr>
+      <w:r>
+        <w:t xml:space="preserve">Di awal Bab 2–5, lihat tampilan Dashboard beserta menu samping dan alur kerja sesuai peran Anda. Ikuti arah </w:t>
+      </w:r>
+      <w:r>
+        <w:t>panah; percabangan menunjukkan pilihan atau pemeriksaan sebelum melanjutkan.</w:t>
+      </w:r>
+    </w:p>
+    <w:p>
+      <w:pPr>
+        <w:pStyle w:val="Heading2"/>
+      </w:pPr>
+      <w:r>
+        <w:t>Masuk dan mengganti sandi</w:t>
+      </w:r>
+    </w:p>
+    <w:p>
+      <w:pPr>
+        <w:pStyle w:val="ListParagraph"/>
+        <w:keepNext/>
+        <w:keepLines/>
+        <w:spacing w:after="80"/>
+        <w:ind w:left="283" w:hanging="283"/>
+      </w:pPr>
+      <w:r>
+        <w:t>1. Buka alamat Ruang BK yang diberikan sekolah, lalu isi email dan kata sandi akun.</w:t>
+      </w:r>
+    </w:p>
+    <w:p>
+      <w:pPr>
+        <w:pStyle w:val="ListParagraph"/>
+        <w:keepLines/>
+        <w:spacing w:after="80"/>
+        <w:ind w:left="283" w:hanging="283"/>
+      </w:pPr>
+      <w:r>
+        <w:t>2. Pilih Masuk. Jika memakai sandi sementara, ikuti halaman pengganti</w:t>
+      </w:r>
+      <w:r>
+        <w:t>an sandi sebelum membuka Dashboard.</w:t>
+      </w:r>
+    </w:p>
+    <w:p>
+      <w:pPr>
+        <w:pStyle w:val="ListParagraph"/>
+        <w:keepLines/>
+        <w:spacing w:after="80"/>
+        <w:ind w:left="283" w:hanging="283"/>
+      </w:pPr>
+      <w:r>
+        <w:t>3. Isi sandi sementara, masukkan sandi baru minimal delapan karakter yang mengandung huruf dan angka, lalu konfirmasi dan Simpan.</w:t>
+      </w:r>
+    </w:p>
+    <w:p>
+      <w:pPr>
+        <w:keepLines/>
+      </w:pPr>
+      <w:r>
+        <w:t xml:space="preserve">Sandi sementara berlaku selama 24 jam. Jika kedaluwarsa atau akun tidak aktif, </w:t>
+      </w:r>
+      <w:r>
+        <w:t>hubungi Admin IT. Gunakan Akun Saya → Ubah Sandi untuk mengganti sandi pribadi. Pada komputer bersama, bersihkan draf yang belum diperlukan melalui Kosongkan sebelum memilih Keluar; jangan membagikan sandi atau meninggalkan sesi terbuka.</w:t>
       </w:r>
     </w:p>
     <w:p>
@@ -654,127 +721,10 @@
           <w:noProof/>
         </w:rPr>
         <w:drawing>
-          <wp:inline distT="0" distB="0" distL="0" distR="0" wp14:anchorId="1B7D171B" wp14:editId="28EC363C">
-            <wp:extent cx="5460682" cy="3215735"/>
-            <wp:effectExtent l="0" t="0" r="0" b="0"/>
-            <wp:docPr id="1" name="Picture 1" descr="Gambar 1. Menu utama berdasarkan peran"/>
-            <wp:cNvGraphicFramePr>
-              <a:graphicFrameLocks xmlns:a="http://schemas.openxmlformats.org/drawingml/2006/main" noChangeAspect="1"/>
-            </wp:cNvGraphicFramePr>
-            <a:graphic xmlns:a="http://schemas.openxmlformats.org/drawingml/2006/main">
-              <a:graphicData uri="http://schemas.openxmlformats.org/drawingml/2006/picture">
-                <pic:pic xmlns:pic="http://schemas.openxmlformats.org/drawingml/2006/picture">
-                  <pic:nvPicPr>
-                    <pic:cNvPr id="0" name="original-03-X10.png"/>
-                    <pic:cNvPicPr/>
-                  </pic:nvPicPr>
-                  <pic:blipFill>
-                    <a:blip r:embed="rId8"/>
-                    <a:stretch>
-                      <a:fillRect/>
-                    </a:stretch>
-                  </pic:blipFill>
-                  <pic:spPr>
-                    <a:xfrm>
-                      <a:off x="0" y="0"/>
-                      <a:ext cx="5460682" cy="3215735"/>
-                    </a:xfrm>
-                    <a:prstGeom prst="rect">
-                      <a:avLst/>
-                    </a:prstGeom>
-                  </pic:spPr>
-                </pic:pic>
-              </a:graphicData>
-            </a:graphic>
-          </wp:inline>
-        </w:drawing>
-      </w:r>
-    </w:p>
-    <w:p>
-      <w:pPr>
-        <w:pStyle w:val="Caption"/>
-        <w:keepLines/>
-        <w:jc w:val="center"/>
-      </w:pPr>
-      <w:r>
-        <w:t>Gambar 1. Menu utama berdasarkan peran</w:t>
-      </w:r>
-    </w:p>
-    <w:p>
-      <w:pPr>
-        <w:pStyle w:val="Heading2"/>
-      </w:pPr>
-      <w:r>
-        <w:t>Masuk dan mengganti sandi</w:t>
-      </w:r>
-    </w:p>
-    <w:p>
-      <w:pPr>
-        <w:pStyle w:val="ListParagraph"/>
-        <w:keepNext/>
-        <w:keepLines/>
-        <w:spacing w:after="80"/>
-        <w:ind w:left="283" w:hanging="283"/>
-      </w:pPr>
-      <w:r>
-        <w:t>1. Buka alamat Ruang BK yang diberikan se</w:t>
-      </w:r>
-      <w:r>
-        <w:t>kolah, lalu isi email dan kata sandi akun.</w:t>
-      </w:r>
-    </w:p>
-    <w:p>
-      <w:pPr>
-        <w:pStyle w:val="ListParagraph"/>
-        <w:keepLines/>
-        <w:spacing w:after="80"/>
-        <w:ind w:left="283" w:hanging="283"/>
-      </w:pPr>
-      <w:r>
-        <w:t>2. Pilih Masuk. Jika memakai sandi sementara, ikuti halaman penggantian sandi sebelum membuka Dashboard.</w:t>
-      </w:r>
-    </w:p>
-    <w:p>
-      <w:pPr>
-        <w:pStyle w:val="ListParagraph"/>
-        <w:keepLines/>
-        <w:spacing w:after="80"/>
-        <w:ind w:left="283" w:hanging="283"/>
-      </w:pPr>
-      <w:r>
-        <w:t xml:space="preserve">3. Isi sandi sementara, masukkan sandi baru minimal delapan karakter yang mengandung huruf dan angka, </w:t>
-      </w:r>
-      <w:r>
-        <w:t>lalu konfirmasi dan Simpan.</w:t>
-      </w:r>
-    </w:p>
-    <w:p>
-      <w:pPr>
-        <w:keepLines/>
-      </w:pPr>
-      <w:r>
-        <w:t>Sandi sementara berlaku selama 24 jam. Jika kedaluwarsa atau akun tidak aktif, hubungi Admin IT. Gunakan Akun Saya → Ubah Sandi untuk mengganti sandi pribadi. Pada komputer bersama, bersihkan draf yang belum diperlukan melalui K</w:t>
-      </w:r>
-      <w:r>
-        <w:t>osongkan sebelum memilih Keluar; jangan membagikan sandi atau meninggalkan sesi terbuka.</w:t>
-      </w:r>
-    </w:p>
-    <w:p>
-      <w:pPr>
-        <w:keepNext/>
-        <w:spacing w:before="60" w:after="80" w:line="240" w:lineRule="auto"/>
-        <w:jc w:val="center"/>
-      </w:pPr>
-      <w:r>
-        <w:rPr>
-          <w:noProof/>
-        </w:rPr>
-        <w:lastRenderedPageBreak/>
-        <w:drawing>
-          <wp:inline distT="0" distB="0" distL="0" distR="0" wp14:anchorId="08E963F5" wp14:editId="7CAC5E67">
+          <wp:inline distT="0" distB="0" distL="0" distR="0" wp14:anchorId="7B9B7A69" wp14:editId="16B3F938">
             <wp:extent cx="4990623" cy="3465710"/>
             <wp:effectExtent l="0" t="0" r="0" b="0"/>
-            <wp:docPr id="2" name="Picture 2" descr="Gambar 2. Halaman masuk akun"/>
+            <wp:docPr id="1" name="Picture 1" descr="Gambar 1. Halaman masuk akun"/>
             <wp:cNvGraphicFramePr>
               <a:graphicFrameLocks xmlns:a="http://schemas.openxmlformats.org/drawingml/2006/main" noChangeAspect="1"/>
             </wp:cNvGraphicFramePr>
@@ -786,7 +736,7 @@
                     <pic:cNvPicPr/>
                   </pic:nvPicPr>
                   <pic:blipFill>
-                    <a:blip r:embed="rId9"/>
+                    <a:blip r:embed="rId8"/>
                     <a:stretch>
                       <a:fillRect/>
                     </a:stretch>
@@ -814,7 +764,10 @@
         <w:jc w:val="center"/>
       </w:pPr>
       <w:r>
-        <w:t>Gambar 2. Halaman masuk akun</w:t>
+        <w:t>Gambar 1. Halama</w:t>
+      </w:r>
+      <w:r>
+        <w:t>n masuk akun</w:t>
       </w:r>
     </w:p>
     <w:p>
@@ -822,6 +775,7 @@
         <w:pStyle w:val="Heading2"/>
       </w:pPr>
       <w:r>
+        <w:lastRenderedPageBreak/>
         <w:t>Menelusuri daftar dan menyimpan formulir</w:t>
       </w:r>
     </w:p>
@@ -830,21 +784,21 @@
         <w:keepLines/>
       </w:pPr>
       <w:r>
-        <w:t>Gunakan Cari dan Filter untuk menemukan data menurut nama, NISN, kelas, tahun ajaran, atau stat</w:t>
-      </w:r>
-      <w:r>
-        <w:t>us. Gunakan Reset bila tersedia. Untuk membaca rincian, pilih ikon kaca pembesar atau Lihat selengkapnya sesuai halaman.</w:t>
-      </w:r>
-    </w:p>
-    <w:p>
-      <w:pPr>
-        <w:keepLines/>
-      </w:pPr>
-      <w:r>
-        <w:t>Isi kolom wajib sebelum memilih Simpan, lalu periksa pesan berhasil. Beberapa formulir dapat menyimpan draf pada peramban meskipun belu</w:t>
-      </w:r>
-      <w:r>
-        <w:t>m dikirim ke server. Pada komputer bersama, pilih Kosongkan untuk membuang draf yang tidak dibutuhkan, tutup formulir, lalu Keluar. Jangan menganggap draf sebagai catatan resmi atau meninggalkan isian konseling pada perangkat yang dapat dipakai orang lain.</w:t>
+        <w:t>Gunakan Cari dan Filter untuk menemukan data menurut nama, NISN, kelas, tahun ajaran, atau status. Gunakan Reset bila tersedia. Untuk membaca rincian, pilih ikon kaca pembesar atau Lihat selengkapnya se</w:t>
+      </w:r>
+      <w:r>
+        <w:t>suai halaman.</w:t>
+      </w:r>
+    </w:p>
+    <w:p>
+      <w:pPr>
+        <w:keepLines/>
+      </w:pPr>
+      <w:r>
+        <w:t>Isi kolom wajib sebelum memilih Simpan, lalu periksa pesan berhasil. Beberapa formulir dapat menyimpan draf pada peramban meskipun belum dikirim ke server. Pada komputer bersama, pilih Kosongkan untuk membuang draf yang tidak dibutuhkan, tutu</w:t>
+      </w:r>
+      <w:r>
+        <w:t>p formulir, lalu Keluar. Jangan menganggap draf sebagai catatan resmi atau meninggalkan isian konseling pada perangkat yang dapat dipakai orang lain.</w:t>
       </w:r>
     </w:p>
     <w:p>
@@ -860,10 +814,13 @@
         <w:keepLines/>
       </w:pPr>
       <w:r>
-        <w:t xml:space="preserve">Catatan Permasalahan digunakan untuk kasus yang membutuhkan penanganan, tindak lanjut, atau penyelesaian. Sesi Bimbingan &amp; Konsultasi mencatat satu sesi beserta hasilnya tanpa status kasus. Pengunduran Diri mencatat pendampingan </w:t>
-      </w:r>
-      <w:r>
-        <w:t>dan progres berkas, bukan keputusan resmi keluar. Data e-Tatib merupakan rujukan pelanggaran tata tertib dari sistem sumber, bukan otomatis menjadi layanan BK.</w:t>
+        <w:t>Catatan Permasalahan digunakan untuk kasus yang membutuhkan penanganan, tindak l</w:t>
+      </w:r>
+      <w:r>
+        <w:t>anjut, atau penyelesaian. Sesi Bimbingan &amp; Konsultasi mencatat satu sesi beserta hasilnya tanpa status kasus. Pengunduran Diri mencatat pendampingan dan progres berkas, bukan keputusan resmi keluar. Data e-Tatib merupakan rujukan pelanggaran tata tertib da</w:t>
+      </w:r>
+      <w:r>
+        <w:t>ri sistem sumber, bukan otomatis menjadi layanan BK.</w:t>
       </w:r>
     </w:p>
     <w:p>
@@ -879,143 +836,77 @@
         <w:keepLines/>
       </w:pPr>
       <w:r>
-        <w:t>Catatan konseling dapat memuat data</w:t>
-      </w:r>
-      <w:r>
-        <w:t xml:space="preserve"> pribadi anak dan informasi sangat sensitif. Gunakan akses hanya untuk tujuan layanan yang sah, tulis uraian faktual seperlunya, hindari diagnosis atau label yang tidak diperlukan, dan jangan menyebarkan tangkapan layar maupun rekap ke grup yang tidak berw</w:t>
-      </w:r>
-      <w:r>
-        <w:t>enang. Pengguna tidak boleh memakai akun orang lain atau membagikan sandi.</w:t>
-      </w:r>
-    </w:p>
-    <w:p>
-      <w:pPr>
-        <w:keepLines/>
-      </w:pPr>
-      <w:r>
-        <w:t>Sekolah perlu menetapkan penanggung jawab pemrosesan data, dasar pemrosesan, pemberitahuan kepada murid/orang tua atau wali, pembatasan akses, masa simpan, dan prosedur pengaduan. U</w:t>
-      </w:r>
-      <w:r>
-        <w:t>U Nomor 27 Tahun 2022 Pasal 20 mengatur dasar pemrosesan; Pasal 25 mengatur pemrosesan data pribadi anak dan persetujuan orang tua/wali sesuai ketentuan peraturan perundang-undangan.</w:t>
-      </w:r>
-    </w:p>
-    <w:p>
-      <w:pPr>
-        <w:keepLines/>
-      </w:pPr>
+        <w:t>Catatan konseling dapat memuat data pribadi anak dan informasi sangat sensitif. Gunakan akses hanya untuk tujuan layanan yang sah, tulis uraia</w:t>
+      </w:r>
+      <w:r>
+        <w:t>n faktual seperlunya, hindari diagnosis atau label yang tidak diperlukan, dan jangan menyebarkan tangkapan layar maupun rekap ke grup yang tidak berwenang. Pengguna tidak boleh memakai akun orang lain atau membagikan sandi.</w:t>
+      </w:r>
+    </w:p>
+    <w:p>
+      <w:pPr>
+        <w:keepLines/>
+      </w:pPr>
+      <w:r>
+        <w:t>Sekolah perlu menetapkan penangg</w:t>
+      </w:r>
+      <w:r>
+        <w:t>ung jawab pemrosesan data, dasar pemrosesan, pemberitahuan kepada murid/orang tua atau wali, pembatasan akses, masa simpan, dan prosedur pengaduan. UU Nomor 27 Tahun 2022 Pasal 20 mengatur dasar pemrosesan; Pasal 25 mengatur pemrosesan data pribadi anak da</w:t>
+      </w:r>
+      <w:r>
+        <w:t>n persetujuan orang tua/wali sesuai ketentuan peraturan perundang-undangan.</w:t>
+      </w:r>
+    </w:p>
+    <w:p>
+      <w:pPr>
+        <w:keepLines/>
+      </w:pPr>
+      <w:r>
+        <w:t>Petugas server dengan hak administrator dapat secara teknis mengakses basis data, log, dan salinan cadangan meskipun menu Admin IT tidak menampilkan isi konseling. Batasi akun admi</w:t>
+      </w:r>
+      <w:r>
+        <w:t>nistratif, catat akses istimewa, lindungi media cadangan, dan tetapkan kewajiban kerahasiaan bagi personel yang diberi hak tersebut.</w:t>
+      </w:r>
+    </w:p>
+    <w:p>
+      <w:pPr>
+        <w:keepLines/>
+      </w:pPr>
+      <w:r>
+        <w:t>Jika menemukan ancaman keselamatan murid, dugaan kekerasan, eksploitasi, atau keadaan darurat, utamakan prosedur perlindung</w:t>
+      </w:r>
+      <w:r>
+        <w:t>an anak dan alur eskalasi sekolah yang berlaku. Ruang BK merupakan alat pencatatan, bukan layanan tanggap darurat atau pengganti pertimbangan konselor profesional.</w:t>
+      </w:r>
+    </w:p>
+    <w:p>
+      <w:pPr>
+        <w:keepLines/>
+      </w:pPr>
+      <w:r>
+        <w:t>Sebelum distribusi di luar sekolah, periksa izin penggunaan nama, logo, dan alamat sekolah p</w:t>
+      </w:r>
+      <w:r>
+        <w:t>ada gambar. Data murid dalam ilustrasi menggunakan contoh; identitas institusi pada kop laporan dapat mengikuti sekolah penerima.</w:t>
+      </w:r>
+    </w:p>
+    <w:p>
+      <w:pPr>
+        <w:pStyle w:val="Heading1"/>
+        <w:pageBreakBefore/>
+      </w:pPr>
+      <w:bookmarkStart w:id="1" w:name="_Toc243705814"/>
       <w:r>
         <w:lastRenderedPageBreak/>
-        <w:t>Petugas server dengan hak administrator dapat secara teknis mengakses bas</w:t>
-      </w:r>
-      <w:r>
-        <w:t>is data, log, dan salinan cadangan meskipun menu Admin IT tidak menampilkan isi konseling. Batasi akun administratif, catat akses istimewa, lindungi media cadangan, dan tetapkan kewajiban kerahasiaan bagi personel yang diberi hak tersebut.</w:t>
-      </w:r>
-    </w:p>
-    <w:p>
-      <w:pPr>
-        <w:keepLines/>
-      </w:pPr>
-      <w:r>
-        <w:t>Jika menemukan a</w:t>
-      </w:r>
-      <w:r>
-        <w:t>ncaman keselamatan murid, dugaan kekerasan, eksploitasi, atau keadaan darurat, utamakan prosedur perlindungan anak dan alur eskalasi sekolah yang berlaku. Ruang BK merupakan alat pencatatan, bukan layanan tanggap darurat atau pengganti pertimbangan konselo</w:t>
-      </w:r>
-      <w:r>
-        <w:t>r profesional.</w:t>
-      </w:r>
-    </w:p>
-    <w:p>
-      <w:pPr>
-        <w:keepLines/>
-      </w:pPr>
-      <w:r>
-        <w:t>Sebelum distribusi di luar sekolah, periksa izin penggunaan nama, logo, dan alamat sekolah pada gambar. Data murid dalam ilustrasi menggunakan contoh; identitas institusi pada kop laporan dapat mengikuti sekolah penerima.</w:t>
-      </w:r>
-    </w:p>
-    <w:p>
-      <w:pPr>
-        <w:pStyle w:val="Heading1"/>
-      </w:pPr>
-      <w:bookmarkStart w:id="1" w:name="_Toc243704194"/>
-      <w:r>
         <w:t>2 Guru BK</w:t>
       </w:r>
       <w:bookmarkEnd w:id="1"/>
     </w:p>
     <w:p>
       <w:pPr>
-        <w:pStyle w:val="Heading2"/>
-      </w:pPr>
-      <w:r>
-        <w:t>Dashboard</w:t>
-      </w:r>
-      <w:r>
-        <w:t xml:space="preserve"> dan kelas binaan</w:t>
-      </w:r>
-    </w:p>
-    <w:p>
-      <w:pPr>
-        <w:keepLines/>
-      </w:pPr>
-      <w:r>
-        <w:t>Buka Dashboard, pilih Tahun Ajaran, lalu Filter. Periksa jumlah murid binaan, permasalahan, tindak lanjut, pelanggaran e-Tatib, aktivitas terbaru, serta tab Kelas Binaan. Jika daftar kosong, periksa penugasan dengan Koordinator BK.</w:t>
-      </w:r>
-    </w:p>
-    <w:p>
-      <w:pPr>
-        <w:pStyle w:val="Heading2"/>
-      </w:pPr>
-      <w:r>
-        <w:t>Mencar</w:t>
-      </w:r>
-      <w:r>
-        <w:t>i dan membaca permasalahan</w:t>
-      </w:r>
-    </w:p>
-    <w:p>
-      <w:pPr>
-        <w:keepLines/>
-      </w:pPr>
-      <w:r>
-        <w:t>Buka Layanan BK → Catatan Permasalahan. Isi Cari Murid atau pilih Tindak Lanjut, kemudian pilih Filter. Gunakan Reset untuk menghapus penyaringan.</w:t>
-      </w:r>
-    </w:p>
-    <w:p>
-      <w:pPr>
-        <w:pStyle w:val="ListParagraph"/>
-        <w:keepNext/>
-        <w:keepLines/>
-        <w:spacing w:after="80"/>
-        <w:ind w:left="283" w:hanging="283"/>
-      </w:pPr>
-      <w:r>
-        <w:t>1. Pilih label Tindak Lanjut untuk membaca seluruh riwayat tindak lanjut kasus.</w:t>
-      </w:r>
-    </w:p>
-    <w:p>
-      <w:pPr>
-        <w:pStyle w:val="ListParagraph"/>
-        <w:keepLines/>
-        <w:spacing w:after="80"/>
-        <w:ind w:left="283" w:hanging="283"/>
-      </w:pPr>
-      <w:r>
-        <w:t>2.</w:t>
-      </w:r>
-      <w:r>
-        <w:t xml:space="preserve"> Pilih ikon kaca pembesar untuk melihat sumber, latar belakang, dan penanganan. Pilih Lihat selengkapnya untuk rincian penuh.</w:t>
-      </w:r>
-    </w:p>
-    <w:p>
-      <w:pPr>
-        <w:keepLines/>
-      </w:pPr>
-      <w:r>
-        <w:t xml:space="preserve">Jika data tidak ditemukan, periksa tahun ajaran, kelas binaan, kata kunci, dan status catatan. Riwayat tahun lama dapat </w:t>
-      </w:r>
-      <w:r>
-        <w:t>dibaca sesuai kewenangan tetapi tidak dapat diubah.</w:t>
+        <w:keepLines/>
+      </w:pPr>
+      <w:r>
+        <w:t>Mencatat permasalahan dan menindaklanjutinya sampai siap direkap.</w:t>
       </w:r>
     </w:p>
     <w:p>
@@ -1029,10 +920,209 @@
           <w:noProof/>
         </w:rPr>
         <w:drawing>
-          <wp:inline distT="0" distB="0" distL="0" distR="0" wp14:anchorId="7BAEA2A8" wp14:editId="75A2F001">
+          <wp:inline distT="0" distB="0" distL="0" distR="0" wp14:anchorId="116CA28D" wp14:editId="0FA4C076">
+            <wp:extent cx="5633357" cy="4381500"/>
+            <wp:effectExtent l="0" t="0" r="0" b="0"/>
+            <wp:docPr id="2" name="Picture 2" descr="Gambar 2. Dashboard Guru BK dan menu samping aplikasi"/>
+            <wp:cNvGraphicFramePr>
+              <a:graphicFrameLocks xmlns:a="http://schemas.openxmlformats.org/drawingml/2006/main" noChangeAspect="1"/>
+            </wp:cNvGraphicFramePr>
+            <a:graphic xmlns:a="http://schemas.openxmlformats.org/drawingml/2006/main">
+              <a:graphicData uri="http://schemas.openxmlformats.org/drawingml/2006/picture">
+                <pic:pic xmlns:pic="http://schemas.openxmlformats.org/drawingml/2006/picture">
+                  <pic:nvPicPr>
+                    <pic:cNvPr id="0" name="dashboard-utuh-guru.png"/>
+                    <pic:cNvPicPr/>
+                  </pic:nvPicPr>
+                  <pic:blipFill>
+                    <a:blip r:embed="rId9"/>
+                    <a:stretch>
+                      <a:fillRect/>
+                    </a:stretch>
+                  </pic:blipFill>
+                  <pic:spPr>
+                    <a:xfrm>
+                      <a:off x="0" y="0"/>
+                      <a:ext cx="5633357" cy="4381500"/>
+                    </a:xfrm>
+                    <a:prstGeom prst="rect">
+                      <a:avLst/>
+                    </a:prstGeom>
+                  </pic:spPr>
+                </pic:pic>
+              </a:graphicData>
+            </a:graphic>
+          </wp:inline>
+        </w:drawing>
+      </w:r>
+    </w:p>
+    <w:p>
+      <w:pPr>
+        <w:pStyle w:val="Caption"/>
+        <w:keepLines/>
+        <w:jc w:val="center"/>
+      </w:pPr>
+      <w:r>
+        <w:t>Gambar 2. Dashboard Guru BK dan menu samping apl</w:t>
+      </w:r>
+      <w:r>
+        <w:t>ikasi</w:t>
+      </w:r>
+    </w:p>
+    <w:p>
+      <w:pPr>
+        <w:pStyle w:val="Heading2"/>
+      </w:pPr>
+      <w:r>
+        <w:t>Alur kerja Guru BK</w:t>
+      </w:r>
+    </w:p>
+    <w:p>
+      <w:pPr>
+        <w:keepNext/>
+        <w:spacing w:before="60" w:after="80" w:line="240" w:lineRule="auto"/>
+        <w:jc w:val="center"/>
+      </w:pPr>
+      <w:r>
+        <w:rPr>
+          <w:noProof/>
+        </w:rPr>
+        <w:drawing>
+          <wp:inline distT="0" distB="0" distL="0" distR="0" wp14:anchorId="3E781C0D" wp14:editId="20D8E682">
+            <wp:extent cx="5778500" cy="2806700"/>
+            <wp:effectExtent l="0" t="0" r="0" b="0"/>
+            <wp:docPr id="3" name="Picture 3" descr="Gambar 3. Alur kerja Guru BK"/>
+            <wp:cNvGraphicFramePr>
+              <a:graphicFrameLocks xmlns:a="http://schemas.openxmlformats.org/drawingml/2006/main" noChangeAspect="1"/>
+            </wp:cNvGraphicFramePr>
+            <a:graphic xmlns:a="http://schemas.openxmlformats.org/drawingml/2006/main">
+              <a:graphicData uri="http://schemas.openxmlformats.org/drawingml/2006/picture">
+                <pic:pic xmlns:pic="http://schemas.openxmlformats.org/drawingml/2006/picture">
+                  <pic:nvPicPr>
+                    <pic:cNvPr id="0" name="alur-guru-bk.png"/>
+                    <pic:cNvPicPr/>
+                  </pic:nvPicPr>
+                  <pic:blipFill>
+                    <a:blip r:embed="rId10"/>
+                    <a:stretch>
+                      <a:fillRect/>
+                    </a:stretch>
+                  </pic:blipFill>
+                  <pic:spPr>
+                    <a:xfrm>
+                      <a:off x="0" y="0"/>
+                      <a:ext cx="5778500" cy="2806700"/>
+                    </a:xfrm>
+                    <a:prstGeom prst="rect">
+                      <a:avLst/>
+                    </a:prstGeom>
+                  </pic:spPr>
+                </pic:pic>
+              </a:graphicData>
+            </a:graphic>
+          </wp:inline>
+        </w:drawing>
+      </w:r>
+    </w:p>
+    <w:p>
+      <w:pPr>
+        <w:pStyle w:val="Caption"/>
+        <w:keepLines/>
+        <w:jc w:val="center"/>
+      </w:pPr>
+      <w:r>
+        <w:t>Gambar 3. Alur kerja Guru BK</w:t>
+      </w:r>
+    </w:p>
+    <w:p>
+      <w:pPr>
+        <w:pStyle w:val="Heading2"/>
+        <w:pageBreakBefore/>
+      </w:pPr>
+      <w:r>
+        <w:lastRenderedPageBreak/>
+        <w:t>Dashboard dan kelas binaan</w:t>
+      </w:r>
+    </w:p>
+    <w:p>
+      <w:pPr>
+        <w:keepLines/>
+      </w:pPr>
+      <w:r>
+        <w:t>Buka Dashboard, pilih Tahun Ajaran, lalu Filter. Periksa jumlah murid binaan, permasalahan, tindak lanjut, pelanggaran e-Tatib, aktivitas terbaru, serta tab Kelas Binaan. Ji</w:t>
+      </w:r>
+      <w:r>
+        <w:t>ka daftar kosong, periksa penugasan dengan Koordinator BK.</w:t>
+      </w:r>
+    </w:p>
+    <w:p>
+      <w:pPr>
+        <w:pStyle w:val="Heading2"/>
+      </w:pPr>
+      <w:r>
+        <w:t>Mencari dan membaca permasalahan</w:t>
+      </w:r>
+    </w:p>
+    <w:p>
+      <w:pPr>
+        <w:keepLines/>
+      </w:pPr>
+      <w:r>
+        <w:t>Buka Layanan BK → Catatan Permasalahan. Isi Cari Murid atau pilih Tindak Lanjut, kemudian pilih Filter. Gunakan Reset untuk menghapus penyaringan.</w:t>
+      </w:r>
+    </w:p>
+    <w:p>
+      <w:pPr>
+        <w:pStyle w:val="ListParagraph"/>
+        <w:keepNext/>
+        <w:keepLines/>
+        <w:spacing w:after="80"/>
+        <w:ind w:left="283" w:hanging="283"/>
+      </w:pPr>
+      <w:r>
+        <w:t xml:space="preserve">1. Pilih </w:t>
+      </w:r>
+      <w:r>
+        <w:t>label Tindak Lanjut untuk membaca seluruh riwayat tindak lanjut kasus.</w:t>
+      </w:r>
+    </w:p>
+    <w:p>
+      <w:pPr>
+        <w:pStyle w:val="ListParagraph"/>
+        <w:keepLines/>
+        <w:spacing w:after="80"/>
+        <w:ind w:left="283" w:hanging="283"/>
+      </w:pPr>
+      <w:r>
+        <w:t>2. Pilih ikon kaca pembesar untuk melihat sumber, latar belakang, dan penanganan. Pilih Lihat selengkapnya untuk rincian penuh.</w:t>
+      </w:r>
+    </w:p>
+    <w:p>
+      <w:pPr>
+        <w:keepLines/>
+      </w:pPr>
+      <w:r>
+        <w:t>Jika data tidak ditemukan, periksa tahun ajaran, kelas bi</w:t>
+      </w:r>
+      <w:r>
+        <w:t>naan, kata kunci, dan status catatan. Riwayat tahun lama dapat dibaca sesuai kewenangan tetapi tidak dapat diubah.</w:t>
+      </w:r>
+    </w:p>
+    <w:p>
+      <w:pPr>
+        <w:keepNext/>
+        <w:spacing w:before="60" w:after="80" w:line="240" w:lineRule="auto"/>
+        <w:jc w:val="center"/>
+      </w:pPr>
+      <w:r>
+        <w:rPr>
+          <w:noProof/>
+        </w:rPr>
+        <w:drawing>
+          <wp:inline distT="0" distB="0" distL="0" distR="0" wp14:anchorId="3C0FBD27" wp14:editId="42D85649">
             <wp:extent cx="5130641" cy="2648972"/>
             <wp:effectExtent l="0" t="0" r="0" b="0"/>
-            <wp:docPr id="3" name="Picture 3" descr="Gambar 3. Daftar Catatan Permasalahan"/>
+            <wp:docPr id="4" name="Picture 4" descr="Gambar 4. Daftar Catatan Permasalahan"/>
             <wp:cNvGraphicFramePr>
               <a:graphicFrameLocks xmlns:a="http://schemas.openxmlformats.org/drawingml/2006/main" noChangeAspect="1"/>
             </wp:cNvGraphicFramePr>
@@ -1044,7 +1134,7 @@
                     <pic:cNvPicPr/>
                   </pic:nvPicPr>
                   <pic:blipFill>
-                    <a:blip r:embed="rId10"/>
+                    <a:blip r:embed="rId11"/>
                     <a:stretch>
                       <a:fillRect/>
                     </a:stretch>
@@ -1072,7 +1162,7 @@
         <w:jc w:val="center"/>
       </w:pPr>
       <w:r>
-        <w:t>Gambar 3. Daftar Catatan Permasalahan</w:t>
+        <w:t>Gambar 4. Daftar Catatan Permasalahan</w:t>
       </w:r>
     </w:p>
     <w:p>
@@ -1080,7 +1170,6 @@
         <w:pStyle w:val="Heading2"/>
       </w:pPr>
       <w:r>
-        <w:lastRenderedPageBreak/>
         <w:t>Mencatat permasalahan</w:t>
       </w:r>
     </w:p>
@@ -1104,10 +1193,10 @@
         <w:ind w:left="283" w:hanging="283"/>
       </w:pPr>
       <w:r>
-        <w:t xml:space="preserve">2. Pilih Sumber: murid datang sendiri, temuan Guru BK, </w:t>
-      </w:r>
-      <w:r>
-        <w:t>rujukan, atau e-Tatib. Untuk rujukan, isi Sumber Rujukan.</w:t>
+        <w:t>2. Pili</w:t>
+      </w:r>
+      <w:r>
+        <w:t>h Sumber: murid datang sendiri, temuan Guru BK, rujukan, atau e-Tatib. Untuk rujukan, isi Sumber Rujukan.</w:t>
       </w:r>
     </w:p>
     <w:p>
@@ -1118,7 +1207,10 @@
         <w:ind w:left="283" w:hanging="283"/>
       </w:pPr>
       <w:r>
-        <w:t>3. Cari NISN atau nama murid, pilih saran yang sesuai, dan periksa rombel binaan. Jika murid belum masuk data utama, gunakan isian identitas sementara yang tersedia.</w:t>
+        <w:t>3. Cari NISN atau nama murid, pilih saran yang sesuai, dan periksa rombel binaan. Jika murid belum masuk data utama, gunakan isian identitas sementara</w:t>
+      </w:r>
+      <w:r>
+        <w:t xml:space="preserve"> yang tersedia.</w:t>
       </w:r>
     </w:p>
     <w:p>
@@ -1129,18 +1221,18 @@
         <w:ind w:left="283" w:hanging="283"/>
       </w:pPr>
       <w:r>
-        <w:t>4. Isi Tanggal Layanan, Jenis Ma</w:t>
-      </w:r>
-      <w:r>
-        <w:t>salah, Latar Belakang, dan Penanganan. Pilih Simpan.</w:t>
-      </w:r>
-    </w:p>
-    <w:p>
-      <w:pPr>
-        <w:keepLines/>
-      </w:pPr>
-      <w:r>
-        <w:t>Catatan baru berstatus Sedang Proses. Jika sumber e-Tatib dipilih, cocokkan pelanggaran, tanggal, poin, dan murid sebelum menyimpan; jika rombel sumber berbeda, gunakan Rombel Layanan yang Anda bina.</w:t>
+        <w:t>4. Isi Tanggal Layanan, Jenis Masalah, Latar Belakang, dan Penanganan. Pilih Simpan.</w:t>
+      </w:r>
+    </w:p>
+    <w:p>
+      <w:pPr>
+        <w:keepLines/>
+      </w:pPr>
+      <w:r>
+        <w:t>Catatan baru berstatus Sedang Proses. Jika sumber e-Tatib dipilih, cocokkan pelanggaran, tanggal, poin, dan murid sebelum menyimpan; jika rombel sumber ber</w:t>
+      </w:r>
+      <w:r>
+        <w:t>beda, gunakan Rombel Layanan yang Anda bina.</w:t>
       </w:r>
     </w:p>
     <w:p>
@@ -1153,11 +1245,12 @@
         <w:rPr>
           <w:noProof/>
         </w:rPr>
+        <w:lastRenderedPageBreak/>
         <w:drawing>
-          <wp:inline distT="0" distB="0" distL="0" distR="0" wp14:anchorId="06DE42A3" wp14:editId="17AF2CD3">
+          <wp:inline distT="0" distB="0" distL="0" distR="0" wp14:anchorId="0073158D" wp14:editId="5A0E6C55">
             <wp:extent cx="4620577" cy="3465433"/>
             <wp:effectExtent l="0" t="0" r="0" b="0"/>
-            <wp:docPr id="4" name="Picture 4" descr="Gambar 4. Formulir pencatatan permasalahan"/>
+            <wp:docPr id="5" name="Picture 5" descr="Gambar 5. Formulir pencatatan permasalahan"/>
             <wp:cNvGraphicFramePr>
               <a:graphicFrameLocks xmlns:a="http://schemas.openxmlformats.org/drawingml/2006/main" noChangeAspect="1"/>
             </wp:cNvGraphicFramePr>
@@ -1169,7 +1262,7 @@
                     <pic:cNvPicPr/>
                   </pic:nvPicPr>
                   <pic:blipFill>
-                    <a:blip r:embed="rId11"/>
+                    <a:blip r:embed="rId12"/>
                     <a:stretch>
                       <a:fillRect/>
                     </a:stretch>
@@ -1197,10 +1290,7 @@
         <w:jc w:val="center"/>
       </w:pPr>
       <w:r>
-        <w:t>G</w:t>
-      </w:r>
-      <w:r>
-        <w:t>ambar 4. Formulir pencatatan permasalahan</w:t>
+        <w:t>Gambar 5. Formulir pencatatan permasalahan</w:t>
       </w:r>
     </w:p>
     <w:p>
@@ -1231,7 +1321,10 @@
         <w:ind w:left="283" w:hanging="283"/>
       </w:pPr>
       <w:r>
-        <w:t>2. Periksa nama, NISN, rombel, dan sumber yang tidak dapat diganti melalui formulir Edit.</w:t>
+        <w:t>2. Periksa nama, NISN, rombel, dan sumber yang ti</w:t>
+      </w:r>
+      <w:r>
+        <w:t>dak dapat diganti melalui formulir Edit.</w:t>
       </w:r>
     </w:p>
     <w:p>
@@ -1242,21 +1335,18 @@
         <w:ind w:left="283" w:hanging="283"/>
       </w:pPr>
       <w:r>
-        <w:t>3. Perb</w:t>
-      </w:r>
-      <w:r>
-        <w:t>arui tanggal layanan, jenis masalah, Latar Belakang, Penanganan, atau Ringkasan, lalu pilih Simpan.</w:t>
-      </w:r>
-    </w:p>
-    <w:p>
-      <w:pPr>
-        <w:keepLines/>
-      </w:pPr>
-      <w:r>
-        <w:t>Kasus berstatus Selesai dapat meminta konfirmasi sebelum formulir dibuka. Perubahan tidak mengganti pemilik, sumber, atau status kasus. Jika pengguna lain t</w:t>
-      </w:r>
-      <w:r>
-        <w:t>elah mengubah catatan, muat ulang dan bandingkan isinya.</w:t>
+        <w:t>3. Perbarui tanggal layanan, jenis masalah, Latar Belakang, Penanganan, atau Ringkasan, lalu pilih Simpan.</w:t>
+      </w:r>
+    </w:p>
+    <w:p>
+      <w:pPr>
+        <w:keepLines/>
+      </w:pPr>
+      <w:r>
+        <w:t>Kasus berstatus Selesai dapat meminta konfirmasi sebelum formulir dibuka. Perubahan tidak mengganti pemilik,</w:t>
+      </w:r>
+      <w:r>
+        <w:t xml:space="preserve"> sumber, atau status kasus. Jika pengguna lain telah mengubah catatan, muat ulang dan bandingkan isinya.</w:t>
       </w:r>
     </w:p>
     <w:p>
@@ -1271,10 +1361,10 @@
         </w:rPr>
         <w:lastRenderedPageBreak/>
         <w:drawing>
-          <wp:inline distT="0" distB="0" distL="0" distR="0" wp14:anchorId="36576AAD" wp14:editId="52A44863">
+          <wp:inline distT="0" distB="0" distL="0" distR="0" wp14:anchorId="765ED5DD" wp14:editId="2F3F748D">
             <wp:extent cx="5200650" cy="3816764"/>
             <wp:effectExtent l="0" t="0" r="0" b="0"/>
-            <wp:docPr id="5" name="Picture 5" descr="Gambar 5. Formulir Edit Permasalahan"/>
+            <wp:docPr id="6" name="Picture 6" descr="Gambar 6. Formulir Edit Permasalahan"/>
             <wp:cNvGraphicFramePr>
               <a:graphicFrameLocks xmlns:a="http://schemas.openxmlformats.org/drawingml/2006/main" noChangeAspect="1"/>
             </wp:cNvGraphicFramePr>
@@ -1286,7 +1376,7 @@
                     <pic:cNvPicPr/>
                   </pic:nvPicPr>
                   <pic:blipFill>
-                    <a:blip r:embed="rId12"/>
+                    <a:blip r:embed="rId13"/>
                     <a:stretch>
                       <a:fillRect/>
                     </a:stretch>
@@ -1314,7 +1404,7 @@
         <w:jc w:val="center"/>
       </w:pPr>
       <w:r>
-        <w:t>Gambar 5. Formulir Edit Permasalahan</w:t>
+        <w:t>Gambar 6. Formulir Edit Permasalahan</w:t>
       </w:r>
     </w:p>
     <w:p>
@@ -1334,10 +1424,10 @@
         <w:ind w:left="283" w:hanging="283"/>
       </w:pPr>
       <w:r>
-        <w:t>1. Untuk menambahkan tindak lanjut, pilih label Tindak Lanjut pada baris kasus, lalu Tambah Tindak Lanjut. Tentukan</w:t>
-      </w:r>
-      <w:r>
-        <w:t xml:space="preserve"> jenis serta tanggal, kemudian Simpan.</w:t>
+        <w:t xml:space="preserve">1. Untuk menambahkan tindak lanjut, pilih label Tindak Lanjut pada </w:t>
+      </w:r>
+      <w:r>
+        <w:t>baris kasus, lalu Tambah Tindak Lanjut. Tentukan jenis serta tanggal, kemudian Simpan.</w:t>
       </w:r>
     </w:p>
     <w:p>
@@ -1359,21 +1449,21 @@
         <w:ind w:left="283" w:hanging="283"/>
       </w:pPr>
       <w:r>
-        <w:t>3. Untuk mengarsipkan kasus yang belum selesai, pilih ikon Arsipkan dan konfirmasi melal</w:t>
-      </w:r>
-      <w:r>
-        <w:t>ui tombol Hapus pada dialog.</w:t>
-      </w:r>
-    </w:p>
-    <w:p>
-      <w:pPr>
-        <w:keepLines/>
-      </w:pPr>
-      <w:r>
-        <w:t>Tindak lanjut pertama mengubah status kasus menjadi Tindak Lanjut; jenis tindak lanjut yang sama tidak dapat ditambahkan dua kali pada kasus yang sama. Penyelesaian kasus tidak mewajibkan tindak lanjut, tetapi membutuhkan Ringk</w:t>
-      </w:r>
-      <w:r>
-        <w:t>asan hasil. Tombol Hapus pada dialog arsip kasus memindahkan catatan ke arsip, bukan menghapus permanen. Aplikasi belum menyediakan menu pemulihan arsip.</w:t>
+        <w:t xml:space="preserve">3. Untuk mengarsipkan kasus yang </w:t>
+      </w:r>
+      <w:r>
+        <w:t>belum selesai, pilih ikon Arsipkan dan konfirmasi melalui tombol Hapus pada dialog.</w:t>
+      </w:r>
+    </w:p>
+    <w:p>
+      <w:pPr>
+        <w:keepLines/>
+      </w:pPr>
+      <w:r>
+        <w:t>Tindak lanjut pertama mengubah status kasus menjadi Tindak Lanjut; jenis tindak lanjut yang sama tidak dapat ditambahkan dua kali pada kasus yang sama. Penyelesaian kasus t</w:t>
+      </w:r>
+      <w:r>
+        <w:t>idak mewajibkan tindak lanjut, tetapi membutuhkan Ringkasan hasil. Tombol Hapus pada dialog arsip kasus memindahkan catatan ke arsip, bukan menghapus permanen. Aplikasi belum menyediakan menu pemulihan arsip.</w:t>
       </w:r>
     </w:p>
     <w:p>
@@ -1388,10 +1478,10 @@
         </w:rPr>
         <w:lastRenderedPageBreak/>
         <w:drawing>
-          <wp:inline distT="0" distB="0" distL="0" distR="0" wp14:anchorId="0379DA21" wp14:editId="74B1E77F">
+          <wp:inline distT="0" distB="0" distL="0" distR="0" wp14:anchorId="3067030A" wp14:editId="7AEC6AD9">
             <wp:extent cx="4320540" cy="3463881"/>
             <wp:effectExtent l="0" t="0" r="0" b="0"/>
-            <wp:docPr id="6" name="Picture 6" descr="Gambar 6. Tambah Tindak Lanjut pada kasus"/>
+            <wp:docPr id="7" name="Picture 7" descr="Gambar 7. Tambah Tindak Lanjut pada kasus"/>
             <wp:cNvGraphicFramePr>
               <a:graphicFrameLocks xmlns:a="http://schemas.openxmlformats.org/drawingml/2006/main" noChangeAspect="1"/>
             </wp:cNvGraphicFramePr>
@@ -1403,7 +1493,7 @@
                     <pic:cNvPicPr/>
                   </pic:nvPicPr>
                   <pic:blipFill>
-                    <a:blip r:embed="rId13"/>
+                    <a:blip r:embed="rId14"/>
                     <a:stretch>
                       <a:fillRect/>
                     </a:stretch>
@@ -1431,7 +1521,7 @@
         <w:jc w:val="center"/>
       </w:pPr>
       <w:r>
-        <w:t>Gambar 6. Tambah Tindak Lanjut pada kasus</w:t>
+        <w:t>Gambar 7. Tambah Tindak Lanjut pada kasus</w:t>
       </w:r>
     </w:p>
     <w:p>
@@ -1439,7 +1529,10 @@
         <w:pStyle w:val="Heading2"/>
       </w:pPr>
       <w:r>
-        <w:t>Mencatat konsultasi</w:t>
+        <w:t>Men</w:t>
+      </w:r>
+      <w:r>
+        <w:t>catat konsultasi</w:t>
       </w:r>
     </w:p>
     <w:p>
@@ -1451,10 +1544,7 @@
         <w:ind w:left="283" w:hanging="283"/>
       </w:pPr>
       <w:r>
-        <w:t xml:space="preserve">1. Buka Layanan BK → Sesi </w:t>
-      </w:r>
-      <w:r>
-        <w:t>Bimbingan &amp; Konsultasi, lalu pilih Catat Konsultasi.</w:t>
+        <w:t>1. Buka Layanan BK → Sesi Bimbingan &amp; Konsultasi, lalu pilih Catat Konsultasi.</w:t>
       </w:r>
     </w:p>
     <w:p>
@@ -1476,18 +1566,21 @@
         <w:ind w:left="283" w:hanging="283"/>
       </w:pPr>
       <w:r>
-        <w:t>3. Pilih Simpan dan periksa catatan pada daftar atau profil murid.</w:t>
-      </w:r>
-    </w:p>
-    <w:p>
-      <w:pPr>
-        <w:keepLines/>
-      </w:pPr>
-      <w:r>
-        <w:t>Catatan</w:t>
-      </w:r>
-      <w:r>
-        <w:t xml:space="preserve"> konsultasi tidak menggunakan status dan tindak lanjut kasus. Gunakan ikon Edit untuk memperbaiki catatan milik sendiri. Ikon Arsipkan akan meminta konfirmasi dengan tombol Hapus, tetapi catatan diarsipkan, bukan dihapus permanen.</w:t>
+        <w:t>3. Pilih Simpan dan periksa cat</w:t>
+      </w:r>
+      <w:r>
+        <w:t>atan pada daftar atau profil murid.</w:t>
+      </w:r>
+    </w:p>
+    <w:p>
+      <w:pPr>
+        <w:keepLines/>
+      </w:pPr>
+      <w:r>
+        <w:t xml:space="preserve">Catatan konsultasi tidak menggunakan status dan tindak lanjut kasus. Gunakan ikon Edit untuk memperbaiki catatan milik sendiri. Ikon Arsipkan akan meminta konfirmasi dengan tombol Hapus, tetapi catatan diarsipkan, bukan </w:t>
+      </w:r>
+      <w:r>
+        <w:t>dihapus permanen.</w:t>
       </w:r>
     </w:p>
     <w:p>
@@ -1501,10 +1594,10 @@
           <w:noProof/>
         </w:rPr>
         <w:drawing>
-          <wp:inline distT="0" distB="0" distL="0" distR="0" wp14:anchorId="680AE639" wp14:editId="052F18EA">
+          <wp:inline distT="0" distB="0" distL="0" distR="0" wp14:anchorId="5ACC0D54" wp14:editId="61282B27">
             <wp:extent cx="4680584" cy="3470676"/>
             <wp:effectExtent l="0" t="0" r="0" b="0"/>
-            <wp:docPr id="7" name="Picture 7" descr="Gambar 7. Formulir Catat Konsultasi"/>
+            <wp:docPr id="8" name="Picture 8" descr="Gambar 8. Formulir Catat Konsultasi"/>
             <wp:cNvGraphicFramePr>
               <a:graphicFrameLocks xmlns:a="http://schemas.openxmlformats.org/drawingml/2006/main" noChangeAspect="1"/>
             </wp:cNvGraphicFramePr>
@@ -1516,7 +1609,7 @@
                     <pic:cNvPicPr/>
                   </pic:nvPicPr>
                   <pic:blipFill>
-                    <a:blip r:embed="rId14"/>
+                    <a:blip r:embed="rId15"/>
                     <a:stretch>
                       <a:fillRect/>
                     </a:stretch>
@@ -1544,10 +1637,7 @@
         <w:jc w:val="center"/>
       </w:pPr>
       <w:r>
-        <w:t>Gambar 7. Formulir Cata</w:t>
-      </w:r>
-      <w:r>
-        <w:t>t Konsultasi</w:t>
+        <w:t>Gambar 8. Formulir Catat Konsultasi</w:t>
       </w:r>
     </w:p>
     <w:p>
@@ -1579,7 +1669,10 @@
         <w:ind w:left="283" w:hanging="283"/>
       </w:pPr>
       <w:r>
-        <w:t>2. Pilih ikon kaca pembesar untuk membaca isi catatan, kemudian periksa Ringkasan / Hasil.</w:t>
+        <w:t xml:space="preserve">2. Pilih ikon kaca pembesar untuk membaca isi catatan, </w:t>
+      </w:r>
+      <w:r>
+        <w:t>kemudian periksa Ringkasan / Hasil.</w:t>
       </w:r>
     </w:p>
     <w:p>
@@ -1590,10 +1683,7 @@
         <w:ind w:left="283" w:hanging="283"/>
       </w:pPr>
       <w:r>
-        <w:t>3. Untu</w:t>
-      </w:r>
-      <w:r>
-        <w:t>k mengedit catatan milik sendiri, pilih Edit, perbaiki tanggal atau uraian, lalu Simpan Perubahan.</w:t>
+        <w:t>3. Untuk mengedit catatan milik sendiri, pilih Edit, perbaiki tanggal atau uraian, lalu Simpan Perubahan.</w:t>
       </w:r>
     </w:p>
     <w:p>
@@ -1604,18 +1694,18 @@
         <w:ind w:left="283" w:hanging="283"/>
       </w:pPr>
       <w:r>
-        <w:t>4. Untuk mengarsipkan konsultasi yang keliru, pilih ikon Arsipkan, cocokkan identitas pada dialog, lalu konfirmasi melalui tombol Hapus.</w:t>
-      </w:r>
-    </w:p>
-    <w:p>
-      <w:pPr>
-        <w:keepLines/>
-      </w:pPr>
-      <w:r>
-        <w:t>Tombol Hapus tersebu</w:t>
-      </w:r>
-      <w:r>
-        <w:t>t mengarsipkan konsultasi, bukan menghapusnya secara permanen. Catatan milik guru lain maupun dari tahun ajaran lama tidak dapat diedit.</w:t>
+        <w:t>4. Untuk mengarsipkan konsultasi yang keliru, pilih ikon Arsipkan, cocokkan identitas pada dialog, lalu konfirmasi</w:t>
+      </w:r>
+      <w:r>
+        <w:t xml:space="preserve"> melalui tombol Hapus.</w:t>
+      </w:r>
+    </w:p>
+    <w:p>
+      <w:pPr>
+        <w:keepLines/>
+      </w:pPr>
+      <w:r>
+        <w:t>Tombol Hapus tersebut mengarsipkan konsultasi, bukan menghapusnya secara permanen. Catatan milik guru lain maupun dari tahun ajaran lama tidak dapat diedit.</w:t>
       </w:r>
     </w:p>
     <w:p>
@@ -1629,10 +1719,10 @@
           <w:noProof/>
         </w:rPr>
         <w:drawing>
-          <wp:inline distT="0" distB="0" distL="0" distR="0" wp14:anchorId="7ADB7450" wp14:editId="500A20D1">
+          <wp:inline distT="0" distB="0" distL="0" distR="0" wp14:anchorId="5D0C56A0" wp14:editId="3D6421B3">
             <wp:extent cx="5030628" cy="3135758"/>
             <wp:effectExtent l="0" t="0" r="0" b="0"/>
-            <wp:docPr id="8" name="Picture 8" descr="Gambar 8. Dialog pengarsipan konsultasi"/>
+            <wp:docPr id="9" name="Picture 9" descr="Gambar 9. Dialog pengarsipan konsultasi"/>
             <wp:cNvGraphicFramePr>
               <a:graphicFrameLocks xmlns:a="http://schemas.openxmlformats.org/drawingml/2006/main" noChangeAspect="1"/>
             </wp:cNvGraphicFramePr>
@@ -1644,7 +1734,7 @@
                     <pic:cNvPicPr/>
                   </pic:nvPicPr>
                   <pic:blipFill>
-                    <a:blip r:embed="rId15"/>
+                    <a:blip r:embed="rId16"/>
                     <a:stretch>
                       <a:fillRect/>
                     </a:stretch>
@@ -1672,7 +1762,7 @@
         <w:jc w:val="center"/>
       </w:pPr>
       <w:r>
-        <w:t>Gambar 8. Dialog pengarsipan konsultasi</w:t>
+        <w:t>Gambar 9. Dialog pengarsipan konsultasi</w:t>
       </w:r>
     </w:p>
     <w:p>
@@ -1692,10 +1782,7 @@
         <w:ind w:left="283" w:hanging="283"/>
       </w:pPr>
       <w:r>
-        <w:t>1. Buka Layanan BK → Pengunduran Diri, pili</w:t>
-      </w:r>
-      <w:r>
-        <w:t>h Catat Pengunduran Diri, lalu tentukan murid di kelas binaan.</w:t>
+        <w:t>1. Buka Layanan BK → Pengunduran Diri, pilih Catat Pengunduran Diri, lalu tentukan murid di kelas binaan.</w:t>
       </w:r>
     </w:p>
     <w:p>
@@ -1717,32 +1804,32 @@
         <w:ind w:left="283" w:hanging="283"/>
       </w:pPr>
       <w:r>
-        <w:t>3. Untuk perkembangan berikutnya, buka label progres, pilih Tambah Progres Penanganan, isi tahap serta tanggal, lalu Simpan.</w:t>
-      </w:r>
-    </w:p>
-    <w:p>
-      <w:pPr>
-        <w:keepLines/>
-      </w:pPr>
-      <w:r>
-        <w:t>Tahap yang t</w:t>
-      </w:r>
-      <w:r>
-        <w:t>ersedia adalah Berkas masih diproses, Berkas masih di BK, dan Berkas sudah masuk TU. Tanggal progres harus berada antara tanggal catatan awal dan hari ini. Catatan yang lebih lama tetap tersimpan, tetapi tidak menggantikan progres terbaru.</w:t>
-      </w:r>
-    </w:p>
-    <w:p>
-      <w:pPr>
-        <w:keepLines/>
-      </w:pPr>
-      <w:r>
-        <w:t xml:space="preserve">Catatan progres </w:t>
-      </w:r>
-      <w:r>
-        <w:t>pengunduran diri merupakan dokumentasi pendampingan, bukan keputusan status murid. Sebelum menekan Hapus, periksa nama murid dan seluruh progres yang terkait: tindakan ini menghapus catatan pengunduran diri beserta riwayat progresnya, bukan sekadar meminda</w:t>
-      </w:r>
-      <w:r>
-        <w:t>hkannya ke arsip. Tindakan tersebut tidak mengubah keputusan resmi keluar yang dicatat melalui proses terpisah.</w:t>
+        <w:t>3. Untuk perkembangan berikutnya, buka label progres, pilih Tambah Progres Penanganan, isi tah</w:t>
+      </w:r>
+      <w:r>
+        <w:t>ap serta tanggal, lalu Simpan.</w:t>
+      </w:r>
+    </w:p>
+    <w:p>
+      <w:pPr>
+        <w:keepLines/>
+      </w:pPr>
+      <w:r>
+        <w:t xml:space="preserve">Tahap yang tersedia adalah Berkas masih diproses, Berkas masih di BK, dan Berkas sudah masuk TU. Tanggal progres harus berada antara tanggal catatan awal dan hari ini. Catatan yang lebih lama tetap tersimpan, tetapi </w:t>
+      </w:r>
+      <w:r>
+        <w:t>tidak menggantikan progres terbaru.</w:t>
+      </w:r>
+    </w:p>
+    <w:p>
+      <w:pPr>
+        <w:keepLines/>
+      </w:pPr>
+      <w:r>
+        <w:t>Catatan progres pengunduran diri merupakan dokumentasi pendampingan, bukan keputusan status murid. Sebelum menekan Hapus, periksa nama murid dan seluruh progres yang terkait: tindakan ini menghapus catatan pengunduran di</w:t>
+      </w:r>
+      <w:r>
+        <w:t>ri beserta riwayat progresnya, bukan sekadar memindahkannya ke arsip. Tindakan tersebut tidak mengubah keputusan resmi keluar yang dicatat melalui proses terpisah.</w:t>
       </w:r>
     </w:p>
     <w:p>
@@ -1757,10 +1844,10 @@
         </w:rPr>
         <w:lastRenderedPageBreak/>
         <w:drawing>
-          <wp:inline distT="0" distB="0" distL="0" distR="0" wp14:anchorId="2F99C03A" wp14:editId="387043CB">
+          <wp:inline distT="0" distB="0" distL="0" distR="0" wp14:anchorId="456DA73E" wp14:editId="1AB5DFD9">
             <wp:extent cx="5470683" cy="2728702"/>
             <wp:effectExtent l="0" t="0" r="0" b="0"/>
-            <wp:docPr id="9" name="Picture 9" descr="Gambar 9. Formulir Catat Pengunduran Diri"/>
+            <wp:docPr id="10" name="Picture 10" descr="Gambar 10. Formulir Catat Pengunduran Diri"/>
             <wp:cNvGraphicFramePr>
               <a:graphicFrameLocks xmlns:a="http://schemas.openxmlformats.org/drawingml/2006/main" noChangeAspect="1"/>
             </wp:cNvGraphicFramePr>
@@ -1772,7 +1859,7 @@
                     <pic:cNvPicPr/>
                   </pic:nvPicPr>
                   <pic:blipFill>
-                    <a:blip r:embed="rId16"/>
+                    <a:blip r:embed="rId17"/>
                     <a:stretch>
                       <a:fillRect/>
                     </a:stretch>
@@ -1800,7 +1887,7 @@
         <w:jc w:val="center"/>
       </w:pPr>
       <w:r>
-        <w:t>Gambar 9. Formulir Catat Pengunduran Diri</w:t>
+        <w:t>Gambar 10. Formulir Catat Pengunduran Diri</w:t>
       </w:r>
     </w:p>
     <w:p>
@@ -1808,7 +1895,10 @@
         <w:pStyle w:val="Heading2"/>
       </w:pPr>
       <w:r>
-        <w:t>Meninjau dan memperbaiki progres pengunduran diri</w:t>
+        <w:t xml:space="preserve">Meninjau dan memperbaiki progres </w:t>
+      </w:r>
+      <w:r>
+        <w:t>pengunduran diri</w:t>
       </w:r>
     </w:p>
     <w:p>
@@ -1820,10 +1910,7 @@
         <w:ind w:left="283" w:hanging="283"/>
       </w:pPr>
       <w:r>
-        <w:t xml:space="preserve">1. Pada tab Pengunduran Diri, cari murid atau </w:t>
-      </w:r>
-      <w:r>
-        <w:t>pilih penyaring Progres dan gunakan Filter.</w:t>
+        <w:t>1. Pada tab Pengunduran Diri, cari murid atau pilih penyaring Progres dan gunakan Filter.</w:t>
       </w:r>
     </w:p>
     <w:p>
@@ -1845,7 +1932,10 @@
         <w:ind w:left="283" w:hanging="283"/>
       </w:pPr>
       <w:r>
-        <w:t>3. Untuk memperbaiki Tanggal pencatatan atau Catatan awal, pilih Edit lalu Simpan Perubahan.</w:t>
+        <w:t>3. Untuk memperbaiki Tanggal pencatatan at</w:t>
+      </w:r>
+      <w:r>
+        <w:t>au Catatan awal, pilih Edit lalu Simpan Perubahan.</w:t>
       </w:r>
     </w:p>
     <w:p>
@@ -1856,21 +1946,18 @@
         <w:ind w:left="283" w:hanging="283"/>
       </w:pPr>
       <w:r>
-        <w:t xml:space="preserve">4. </w:t>
-      </w:r>
-      <w:r>
-        <w:t>Untuk menghapus catatan awal yang keliru, pilih ikon Hapus dan periksa identitas murid pada dialog sebelum konfirmasi.</w:t>
-      </w:r>
-    </w:p>
-    <w:p>
-      <w:pPr>
-        <w:keepLines/>
-      </w:pPr>
-      <w:r>
-        <w:t>Mengedit Catatan awal tidak menghapus riwayat progres. Sebaliknya, tindakan Hapus pada catatan pengunduran diri menghapus catatan beserta</w:t>
-      </w:r>
-      <w:r>
-        <w:t xml:space="preserve"> progres terkait, bukan mengarsipkannya. Gunakan hanya untuk memperbaiki pencatatan yang keliru setelah memastikan data yang diperlukan telah ditangani sesuai prosedur sekolah.</w:t>
+        <w:t>4. Untuk menghapus catatan awal yang keliru, pilih ikon Hapus dan periksa identitas murid pada dialog sebelum konfirmasi.</w:t>
+      </w:r>
+    </w:p>
+    <w:p>
+      <w:pPr>
+        <w:keepLines/>
+      </w:pPr>
+      <w:r>
+        <w:t>Mengedit Catatan awal tidak menghapus riwayat progres. Sebaliknya, tindakan Hapus p</w:t>
+      </w:r>
+      <w:r>
+        <w:t>ada catatan pengunduran diri menghapus catatan beserta progres terkait, bukan mengarsipkannya. Gunakan hanya untuk memperbaiki pencatatan yang keliru setelah memastikan data yang diperlukan telah ditangani sesuai prosedur sekolah.</w:t>
       </w:r>
     </w:p>
     <w:p>
@@ -1884,10 +1971,10 @@
           <w:noProof/>
         </w:rPr>
         <w:drawing>
-          <wp:inline distT="0" distB="0" distL="0" distR="0" wp14:anchorId="45E58A9A" wp14:editId="12031735">
+          <wp:inline distT="0" distB="0" distL="0" distR="0" wp14:anchorId="4E595801" wp14:editId="549205D7">
             <wp:extent cx="5130641" cy="2708530"/>
             <wp:effectExtent l="0" t="0" r="0" b="0"/>
-            <wp:docPr id="10" name="Picture 10" descr="Gambar 10. Formulir Edit catatan pengunduran diri"/>
+            <wp:docPr id="11" name="Picture 11" descr="Gambar 11. Formulir Edit catatan pengunduran diri"/>
             <wp:cNvGraphicFramePr>
               <a:graphicFrameLocks xmlns:a="http://schemas.openxmlformats.org/drawingml/2006/main" noChangeAspect="1"/>
             </wp:cNvGraphicFramePr>
@@ -1899,7 +1986,7 @@
                     <pic:cNvPicPr/>
                   </pic:nvPicPr>
                   <pic:blipFill>
-                    <a:blip r:embed="rId17"/>
+                    <a:blip r:embed="rId18"/>
                     <a:stretch>
                       <a:fillRect/>
                     </a:stretch>
@@ -1927,7 +2014,10 @@
         <w:jc w:val="center"/>
       </w:pPr>
       <w:r>
-        <w:t>Gambar 10. Formulir Edit catatan pengunduran diri</w:t>
+        <w:t>Gambar 11. Formulir Edi</w:t>
+      </w:r>
+      <w:r>
+        <w:t>t catatan pengunduran diri</w:t>
       </w:r>
     </w:p>
     <w:p>
@@ -1935,21 +2025,18 @@
         <w:pStyle w:val="Heading2"/>
       </w:pPr>
       <w:r>
-        <w:t>Membaca data murid dan memb</w:t>
-      </w:r>
-      <w:r>
-        <w:t>uat rekap</w:t>
-      </w:r>
-    </w:p>
-    <w:p>
-      <w:pPr>
-        <w:keepLines/>
-      </w:pPr>
-      <w:r>
-        <w:t>Buka Data Murid, cari nama atau NISN, pilih kelas bila perlu, kemudian buka profil murid. Periksa identitas, riwayat permasalahan, konsultasi, e-Tatib, dan prestasi yang tersedia. Catatan tahun ajaran lama dapat dibaca sesuai kewenangan, tetapi t</w:t>
-      </w:r>
-      <w:r>
-        <w:t>idak dapat diedit atau diarsipkan.</w:t>
+        <w:t>Membaca data murid dan membuat rekap</w:t>
+      </w:r>
+    </w:p>
+    <w:p>
+      <w:pPr>
+        <w:keepLines/>
+      </w:pPr>
+      <w:r>
+        <w:t>Buka Data Murid, cari nama atau NISN, pilih kelas bila perlu, kemudian buka profil murid. Periksa identitas, riwayat permasalahan, konsultasi, e-Tatib, dan prestasi yang tersedia. Catatan tahu</w:t>
+      </w:r>
+      <w:r>
+        <w:t>n ajaran lama dapat dibaca sesuai kewenangan, tetapi tidak dapat diedit atau diarsipkan.</w:t>
       </w:r>
     </w:p>
     <w:p>
@@ -1973,7 +2060,10 @@
         <w:ind w:left="283" w:hanging="283"/>
       </w:pPr>
       <w:r>
-        <w:t>2. Pilih Buat rekap. Buka Atur periode, tentukan semester dan rentang tanggal, kemudian Filter untuk memuat pratinjau.</w:t>
+        <w:t>2. Pilih Buat rekap. Buka Atur periode, tentukan semester dan rentang tanggal, kemudia</w:t>
+      </w:r>
+      <w:r>
+        <w:t>n Filter untuk memuat pratinjau.</w:t>
       </w:r>
     </w:p>
     <w:p>
@@ -1984,21 +2074,21 @@
         <w:ind w:left="283" w:hanging="283"/>
       </w:pPr>
       <w:r>
-        <w:t>3. Periksa isi, tangg</w:t>
-      </w:r>
-      <w:r>
-        <w:t>al, dan penandatangan. Pilih Unduh Excel atau Cetak / Simpan PDF.</w:t>
-      </w:r>
-    </w:p>
-    <w:p>
-      <w:pPr>
-        <w:keepLines/>
-      </w:pPr>
-      <w:r>
-        <w:t>Satu dokumen rekap memuat paling banyak 2.500 catatan dalam satu semester. Rentang awal yang diisi aplikasi adalah paling banyak 30 hari kalender; pengguna dapat memilih rentang lebih panjan</w:t>
-      </w:r>
-      <w:r>
-        <w:t>g selama tetap berada dalam satu semester dan jumlah catatan tidak melampaui batas. Excel tidak menyertakan blok tanda tangan seperti PDF/cetakan. Simpan hasil rekap hanya di lokasi yang diizinkan sekolah.</w:t>
+        <w:t>3. Periksa isi, tanggal, dan penandatangan. Pilih Unduh Excel atau Cetak / Simpan PDF.</w:t>
+      </w:r>
+    </w:p>
+    <w:p>
+      <w:pPr>
+        <w:keepLines/>
+      </w:pPr>
+      <w:r>
+        <w:t>Satu dokumen rekap memuat paling banyak 2.500 catatan dalam satu semester. Rentang awal yang diisi aplikasi adalah paling banyak 30 hari</w:t>
+      </w:r>
+      <w:r>
+        <w:t xml:space="preserve"> kalender; pengguna dapat memilih rentang lebih panjang selama tetap berada dalam satu semester dan jumlah catatan tidak melampaui batas. Excel tidak menyertakan blok tanda tangan seperti PDF/cetakan. Simpan hasil rekap hanya di lokasi yang diizinkan sekol</w:t>
+      </w:r>
+      <w:r>
+        <w:t>ah.</w:t>
       </w:r>
     </w:p>
     <w:p>
@@ -2012,10 +2102,10 @@
           <w:noProof/>
         </w:rPr>
         <w:drawing>
-          <wp:inline distT="0" distB="0" distL="0" distR="0" wp14:anchorId="1B9DF6E4" wp14:editId="161549DE">
+          <wp:inline distT="0" distB="0" distL="0" distR="0" wp14:anchorId="00F6DD08" wp14:editId="198A19CE">
             <wp:extent cx="3858810" cy="4381500"/>
             <wp:effectExtent l="0" t="0" r="0" b="0"/>
-            <wp:docPr id="11" name="Picture 11" descr="Gambar 11. Pratinjau rekap dan pengaturan periode"/>
+            <wp:docPr id="12" name="Picture 12" descr="Gambar 12. Pratinjau rekap dan pengaturan periode"/>
             <wp:cNvGraphicFramePr>
               <a:graphicFrameLocks xmlns:a="http://schemas.openxmlformats.org/drawingml/2006/main" noChangeAspect="1"/>
             </wp:cNvGraphicFramePr>
@@ -2027,7 +2117,7 @@
                     <pic:cNvPicPr/>
                   </pic:nvPicPr>
                   <pic:blipFill>
-                    <a:blip r:embed="rId18"/>
+                    <a:blip r:embed="rId19"/>
                     <a:stretch>
                       <a:fillRect/>
                     </a:stretch>
@@ -2055,10 +2145,7 @@
         <w:jc w:val="center"/>
       </w:pPr>
       <w:r>
-        <w:t>Gambar 11. Pratinjau rekap dan pengaturan period</w:t>
-      </w:r>
-      <w:r>
-        <w:t>e</w:t>
+        <w:t>Gambar 12. Pratinjau rekap dan pengaturan periode</w:t>
       </w:r>
     </w:p>
     <w:p>
@@ -2074,39 +2161,40 @@
         <w:keepLines/>
       </w:pPr>
       <w:r>
-        <w:t>Catatan permasalahan tahun ajaran lama tidak dapat diedit atau diselesaikan. Jika pendampingan masih diperlukan, Guru BK yang mendapat penugasan pada tahun aktif membuat catatan baru dengan merujuk riw</w:t>
-      </w:r>
-      <w:r>
-        <w:t>ayat yang boleh dibacanya. Jangan mengubah tanggal catatan lama untuk memindahkannya ke tahun baru. Kasus lama muncul pada hitungan dashboard ketika tahun ajaran tersebut dipilih.</w:t>
-      </w:r>
-    </w:p>
-    <w:p>
-      <w:pPr>
-        <w:keepLines/>
-      </w:pPr>
-      <w:r>
-        <w:t>Jika Guru BK pindah, akunnya dinonaktifkan, atau murid berpindah rombel, Koo</w:t>
-      </w:r>
-      <w:r>
-        <w:t>rdinator menata penugasan tahun aktif bersama Admin IT. Riwayat kasus dan hak membacanya tetap mengikuti kaitan profesional serta aturan aplikasi; penugasan kelas tidak otomatis memindahkan kepemilikan atau mengedit catatan kasus lama.</w:t>
-      </w:r>
-    </w:p>
-    <w:p>
-      <w:pPr>
-        <w:keepLines/>
-      </w:pPr>
-      <w:r>
-        <w:t>Koordinator menentuk</w:t>
-      </w:r>
-      <w:r>
-        <w:t>an penanggung jawab pendampingan pada tahun aktif sebelum guru membuat catatan lanjutan untuk kasus lintas tahun.</w:t>
+        <w:t>Catatan permasalahan tahun ajaran lama tidak dapat diedit atau diselesaikan. Jika pendampingan masih diperlukan, Guru BK yang mendapat penugasan pa</w:t>
+      </w:r>
+      <w:r>
+        <w:t>da tahun aktif membuat catatan baru dengan merujuk riwayat yang boleh dibacanya. Jangan mengubah tanggal catatan lama untuk memindahkannya ke tahun baru. Kasus lama muncul pada hitungan dashboard ketika tahun ajaran tersebut dipilih.</w:t>
+      </w:r>
+    </w:p>
+    <w:p>
+      <w:pPr>
+        <w:keepLines/>
+      </w:pPr>
+      <w:r>
+        <w:t>Jika Guru BK pindah, a</w:t>
+      </w:r>
+      <w:r>
+        <w:t xml:space="preserve">kunnya dinonaktifkan, atau murid berpindah rombel, Koordinator menata penugasan tahun aktif bersama Admin IT. Riwayat kasus dan hak membacanya tetap mengikuti kaitan profesional serta aturan aplikasi; penugasan kelas tidak otomatis memindahkan kepemilikan </w:t>
+      </w:r>
+      <w:r>
+        <w:t>atau mengedit catatan kasus lama.</w:t>
+      </w:r>
+    </w:p>
+    <w:p>
+      <w:pPr>
+        <w:keepLines/>
+      </w:pPr>
+      <w:r>
+        <w:t>Koordinator menentukan penanggung jawab pendampingan pada tahun aktif sebelum guru membuat catatan lanjutan untuk kasus lintas tahun.</w:t>
       </w:r>
     </w:p>
     <w:p>
       <w:pPr>
         <w:pStyle w:val="Heading1"/>
-      </w:pPr>
-      <w:bookmarkStart w:id="2" w:name="_Toc243704195"/>
+        <w:pageBreakBefore/>
+      </w:pPr>
+      <w:bookmarkStart w:id="2" w:name="_Toc243705815"/>
       <w:r>
         <w:lastRenderedPageBreak/>
         <w:t>3 Koordinator BK</w:t>
@@ -2115,192 +2203,13 @@
     </w:p>
     <w:p>
       <w:pPr>
-        <w:pStyle w:val="Heading2"/>
-      </w:pPr>
-      <w:r>
-        <w:t>Memantau layanan</w:t>
-      </w:r>
-    </w:p>
-    <w:p>
-      <w:pPr>
-        <w:keepLines/>
-      </w:pPr>
-      <w:r>
-        <w:t xml:space="preserve">Gunakan Dashboard untuk memantau ringkasan dan kesiapan sekolah. Koordinator dapat membaca data </w:t>
-      </w:r>
-      <w:r>
-        <w:t>layanan lintas Guru BK sesuai kewenangan, tetapi tidak dapat mengedit catatan milik guru lain. Jika akun juga memiliki peran Guru BK, sakelar Tampilan Guru BK menampilkan ringkasan kelas binaan sendiri.</w:t>
-      </w:r>
-    </w:p>
-    <w:p>
-      <w:pPr>
-        <w:pStyle w:val="Heading2"/>
-      </w:pPr>
-      <w:r>
-        <w:t>Membagi kelas binaan</w:t>
-      </w:r>
-    </w:p>
-    <w:p>
-      <w:pPr>
-        <w:pStyle w:val="ListParagraph"/>
-        <w:keepNext/>
-        <w:keepLines/>
-        <w:spacing w:after="80"/>
-        <w:ind w:left="283" w:hanging="283"/>
-      </w:pPr>
-      <w:r>
-        <w:t xml:space="preserve">1. Buka Pembagian Kelas Binaan, </w:t>
-      </w:r>
-      <w:r>
-        <w:t>pilih tahun Aktif atau Persiapan, lalu Tampilkan.</w:t>
-      </w:r>
-    </w:p>
-    <w:p>
-      <w:pPr>
-        <w:pStyle w:val="ListParagraph"/>
-        <w:keepLines/>
-        <w:spacing w:after="80"/>
-        <w:ind w:left="283" w:hanging="283"/>
-      </w:pPr>
-      <w:r>
-        <w:t>2. Cari Guru BK yang sesuai, pilih Tambah kelas, kemudian tentukan satu atau beberapa rombel yang belum ditugaskan.</w:t>
-      </w:r>
-    </w:p>
-    <w:p>
-      <w:pPr>
-        <w:pStyle w:val="ListParagraph"/>
-        <w:keepLines/>
-        <w:spacing w:after="80"/>
-        <w:ind w:left="283" w:hanging="283"/>
-      </w:pPr>
-      <w:r>
-        <w:t>3. Periksa kelas terpilih dan konfirmasi Tambah kelas. Gunakan Salin kelas binaan tahun se</w:t>
-      </w:r>
-      <w:r>
-        <w:t>belumnya untuk memulai pembagian tahun persiapan bila tersedia.</w:t>
-      </w:r>
-    </w:p>
-    <w:p>
-      <w:pPr>
-        <w:keepLines/>
-      </w:pPr>
-      <w:r>
-        <w:t>Setiap rombel aktif hanya boleh ditugaskan kepada satu Guru BK aktif. Melepas penugasan mengakhiri kewenangan pencatatan baru berdasarkan kelas itu, tetapi tidak otomatis menghapus kepemilikan</w:t>
-      </w:r>
-      <w:r>
-        <w:t xml:space="preserve"> atau akses profesional yang sah terhadap riwayat kasus lama.</w:t>
-      </w:r>
-    </w:p>
-    <w:p>
-      <w:pPr>
-        <w:pStyle w:val="Heading2"/>
-      </w:pPr>
-      <w:r>
-        <w:t>Menyalin dan melepas kelas binaan</w:t>
-      </w:r>
-    </w:p>
-    <w:p>
-      <w:pPr>
-        <w:pStyle w:val="ListParagraph"/>
-        <w:keepNext/>
-        <w:keepLines/>
-        <w:spacing w:after="80"/>
-        <w:ind w:left="283" w:hanging="283"/>
-      </w:pPr>
-      <w:r>
-        <w:t>1. Pada tahun Persiapan, pilih ikon Salin kelas binaan tahun sebelumnya pada baris Guru BK. Periksa hasilnya: hanya rombel tujuan yang tersedia dan belum dituga</w:t>
-      </w:r>
-      <w:r>
-        <w:t>skan yang dapat ditambahkan.</w:t>
-      </w:r>
-    </w:p>
-    <w:p>
-      <w:pPr>
-        <w:pStyle w:val="ListParagraph"/>
-        <w:keepLines/>
-        <w:spacing w:after="80"/>
-        <w:ind w:left="283" w:hanging="283"/>
-      </w:pPr>
-      <w:r>
-        <w:t>2. Untuk melepas penugasan yang keliru, pilih ikon silang pada penanda rombel dan cocokkan kelas serta nama guru pada dialog Batalkan penugasan.</w:t>
-      </w:r>
-    </w:p>
-    <w:p>
-      <w:pPr>
-        <w:pStyle w:val="ListParagraph"/>
-        <w:keepLines/>
-        <w:spacing w:after="80"/>
-        <w:ind w:left="283" w:hanging="283"/>
-      </w:pPr>
-      <w:r>
-        <w:t>3. Pilih Ya, batalkan penugasan, lalu tentukan guru pengganti jika rombel tersebut</w:t>
-      </w:r>
-      <w:r>
-        <w:t xml:space="preserve"> masih aktif.</w:t>
-      </w:r>
-    </w:p>
-    <w:p>
-      <w:pPr>
-        <w:keepLines/>
-      </w:pPr>
-      <w:r>
-        <w:t>Melepas kelas pada tahun aktif mengurangi kewenangan Guru BK atas pencatatan layanan baru murid pada rombel tersebut. Riwayat layanan dan relasi profesional yang sudah ada tetap tunduk pada hak akses aplikasi.</w:t>
-      </w:r>
-    </w:p>
-    <w:p>
-      <w:pPr>
-        <w:pStyle w:val="Heading2"/>
-      </w:pPr>
-      <w:r>
-        <w:t>Mengaktifkan tahun ajaran</w:t>
-      </w:r>
-    </w:p>
-    <w:p>
-      <w:pPr>
-        <w:pStyle w:val="ListParagraph"/>
-        <w:keepNext/>
-        <w:keepLines/>
-        <w:spacing w:after="80"/>
-        <w:ind w:left="283" w:hanging="283"/>
-      </w:pPr>
-      <w:r>
-        <w:t>1. Pil</w:t>
-      </w:r>
-      <w:r>
-        <w:t>ih tahun Persiapan pada Pembagian Kelas Binaan.</w:t>
-      </w:r>
-    </w:p>
-    <w:p>
-      <w:pPr>
-        <w:pStyle w:val="ListParagraph"/>
-        <w:keepLines/>
-        <w:spacing w:after="80"/>
-        <w:ind w:left="283" w:hanging="283"/>
-      </w:pPr>
-      <w:r>
-        <w:t>2. Periksa daftar masalah kesiapan. Pastikan tahun memiliki murid, tidak ada penempatan murid ganda, dan setiap rombel aktif memiliki Guru BK aktif.</w:t>
-      </w:r>
-    </w:p>
-    <w:p>
-      <w:pPr>
-        <w:pStyle w:val="ListParagraph"/>
-        <w:keepLines/>
-        <w:spacing w:after="80"/>
-        <w:ind w:left="283" w:hanging="283"/>
-      </w:pPr>
-      <w:r>
-        <w:t>3. Jika tersedia, pilih Aktifkan Tahun Ajaran, lalu periksa</w:t>
-      </w:r>
-      <w:r>
-        <w:t xml:space="preserve"> label Aktif dan minta Guru BK meninjau kelas binaannya.</w:t>
-      </w:r>
-    </w:p>
-    <w:p>
-      <w:pPr>
-        <w:keepLines/>
-      </w:pPr>
-      <w:r>
-        <w:t>Tahun yang diaktifkan menjadi satu-satunya tahun aktif. Pembatalan aktivasi hanya tersedia jika tahun sebelumnya siap digunakan dan belum ada aktivitas operasional sejak aktivasi tahun baru.</w:t>
+        <w:keepLines/>
+      </w:pPr>
+      <w:r>
+        <w:t xml:space="preserve">Menyiapkan pembagian kelas, mengaktifkan tahun ajaran, lalu </w:t>
+      </w:r>
+      <w:r>
+        <w:t>memantau layanan.</w:t>
       </w:r>
     </w:p>
     <w:p>
@@ -2314,10 +2223,324 @@
           <w:noProof/>
         </w:rPr>
         <w:drawing>
-          <wp:inline distT="0" distB="0" distL="0" distR="0" wp14:anchorId="49BF9699" wp14:editId="56015A53">
+          <wp:inline distT="0" distB="0" distL="0" distR="0" wp14:anchorId="620CB985" wp14:editId="1D3605D0">
+            <wp:extent cx="5633357" cy="4381500"/>
+            <wp:effectExtent l="0" t="0" r="0" b="0"/>
+            <wp:docPr id="13" name="Picture 13" descr="Gambar 13. Dashboard Koordinator BK dan menu samping aplikasi"/>
+            <wp:cNvGraphicFramePr>
+              <a:graphicFrameLocks xmlns:a="http://schemas.openxmlformats.org/drawingml/2006/main" noChangeAspect="1"/>
+            </wp:cNvGraphicFramePr>
+            <a:graphic xmlns:a="http://schemas.openxmlformats.org/drawingml/2006/main">
+              <a:graphicData uri="http://schemas.openxmlformats.org/drawingml/2006/picture">
+                <pic:pic xmlns:pic="http://schemas.openxmlformats.org/drawingml/2006/picture">
+                  <pic:nvPicPr>
+                    <pic:cNvPr id="0" name="dashboard-utuh-koordinator.png"/>
+                    <pic:cNvPicPr/>
+                  </pic:nvPicPr>
+                  <pic:blipFill>
+                    <a:blip r:embed="rId20"/>
+                    <a:stretch>
+                      <a:fillRect/>
+                    </a:stretch>
+                  </pic:blipFill>
+                  <pic:spPr>
+                    <a:xfrm>
+                      <a:off x="0" y="0"/>
+                      <a:ext cx="5633357" cy="4381500"/>
+                    </a:xfrm>
+                    <a:prstGeom prst="rect">
+                      <a:avLst/>
+                    </a:prstGeom>
+                  </pic:spPr>
+                </pic:pic>
+              </a:graphicData>
+            </a:graphic>
+          </wp:inline>
+        </w:drawing>
+      </w:r>
+    </w:p>
+    <w:p>
+      <w:pPr>
+        <w:pStyle w:val="Caption"/>
+        <w:keepLines/>
+        <w:jc w:val="center"/>
+      </w:pPr>
+      <w:r>
+        <w:t>Gambar 13. Dashboard Koordinator BK dan menu samping aplikasi</w:t>
+      </w:r>
+    </w:p>
+    <w:p>
+      <w:pPr>
+        <w:pStyle w:val="Heading2"/>
+      </w:pPr>
+      <w:r>
+        <w:t>Alur kerja Koordinator BK</w:t>
+      </w:r>
+    </w:p>
+    <w:p>
+      <w:pPr>
+        <w:keepNext/>
+        <w:spacing w:before="60" w:after="80" w:line="240" w:lineRule="auto"/>
+        <w:jc w:val="center"/>
+      </w:pPr>
+      <w:r>
+        <w:rPr>
+          <w:noProof/>
+        </w:rPr>
+        <w:drawing>
+          <wp:inline distT="0" distB="0" distL="0" distR="0" wp14:anchorId="3C89BA4E" wp14:editId="0ABD0F97">
+            <wp:extent cx="5778500" cy="2806700"/>
+            <wp:effectExtent l="0" t="0" r="0" b="0"/>
+            <wp:docPr id="14" name="Picture 14" descr="Gambar 14. Alur kerja Koordinator BK"/>
+            <wp:cNvGraphicFramePr>
+              <a:graphicFrameLocks xmlns:a="http://schemas.openxmlformats.org/drawingml/2006/main" noChangeAspect="1"/>
+            </wp:cNvGraphicFramePr>
+            <a:graphic xmlns:a="http://schemas.openxmlformats.org/drawingml/2006/main">
+              <a:graphicData uri="http://schemas.openxmlformats.org/drawingml/2006/picture">
+                <pic:pic xmlns:pic="http://schemas.openxmlformats.org/drawingml/2006/picture">
+                  <pic:nvPicPr>
+                    <pic:cNvPr id="0" name="alur-koordinator-bk.png"/>
+                    <pic:cNvPicPr/>
+                  </pic:nvPicPr>
+                  <pic:blipFill>
+                    <a:blip r:embed="rId21"/>
+                    <a:stretch>
+                      <a:fillRect/>
+                    </a:stretch>
+                  </pic:blipFill>
+                  <pic:spPr>
+                    <a:xfrm>
+                      <a:off x="0" y="0"/>
+                      <a:ext cx="5778500" cy="2806700"/>
+                    </a:xfrm>
+                    <a:prstGeom prst="rect">
+                      <a:avLst/>
+                    </a:prstGeom>
+                  </pic:spPr>
+                </pic:pic>
+              </a:graphicData>
+            </a:graphic>
+          </wp:inline>
+        </w:drawing>
+      </w:r>
+    </w:p>
+    <w:p>
+      <w:pPr>
+        <w:pStyle w:val="Caption"/>
+        <w:keepLines/>
+        <w:jc w:val="center"/>
+      </w:pPr>
+      <w:r>
+        <w:t>Gambar 14. Alur kerja Koordinator BK</w:t>
+      </w:r>
+    </w:p>
+    <w:p>
+      <w:pPr>
+        <w:pStyle w:val="Heading2"/>
+        <w:pageBreakBefore/>
+      </w:pPr>
+      <w:r>
+        <w:lastRenderedPageBreak/>
+        <w:t>Memantau layanan</w:t>
+      </w:r>
+    </w:p>
+    <w:p>
+      <w:pPr>
+        <w:keepLines/>
+      </w:pPr>
+      <w:r>
+        <w:t>Gunakan Dashboard untuk memantau ringkasan dan kesiapan sekolah. Koordinator dapat membaca d</w:t>
+      </w:r>
+      <w:r>
+        <w:t>ata layanan lintas Guru BK sesuai kewenangan, tetapi tidak dapat mengedit catatan milik guru lain. Jika akun juga memiliki peran Guru BK, sakelar Tampilan Guru BK menampilkan ringkasan kelas binaan sendiri.</w:t>
+      </w:r>
+    </w:p>
+    <w:p>
+      <w:pPr>
+        <w:pStyle w:val="Heading2"/>
+      </w:pPr>
+      <w:r>
+        <w:t>Membagi kelas binaan</w:t>
+      </w:r>
+    </w:p>
+    <w:p>
+      <w:pPr>
+        <w:pStyle w:val="ListParagraph"/>
+        <w:keepNext/>
+        <w:keepLines/>
+        <w:spacing w:after="80"/>
+        <w:ind w:left="283" w:hanging="283"/>
+      </w:pPr>
+      <w:r>
+        <w:t>1. Buka Pembagian Kelas Bina</w:t>
+      </w:r>
+      <w:r>
+        <w:t>an, pilih tahun Aktif atau Persiapan, lalu Tampilkan.</w:t>
+      </w:r>
+    </w:p>
+    <w:p>
+      <w:pPr>
+        <w:pStyle w:val="ListParagraph"/>
+        <w:keepLines/>
+        <w:spacing w:after="80"/>
+        <w:ind w:left="283" w:hanging="283"/>
+      </w:pPr>
+      <w:r>
+        <w:t>2. Cari Guru BK yang sesuai, pilih Tambah kelas, kemudian tentukan satu atau beberapa rombel yang belum ditugaskan.</w:t>
+      </w:r>
+    </w:p>
+    <w:p>
+      <w:pPr>
+        <w:pStyle w:val="ListParagraph"/>
+        <w:keepLines/>
+        <w:spacing w:after="80"/>
+        <w:ind w:left="283" w:hanging="283"/>
+      </w:pPr>
+      <w:r>
+        <w:t>3. Periksa kelas terpilih dan konfirmasi Tambah kelas. Gunakan Salin kelas binaan tahu</w:t>
+      </w:r>
+      <w:r>
+        <w:t>n sebelumnya untuk memulai pembagian tahun persiapan bila tersedia.</w:t>
+      </w:r>
+    </w:p>
+    <w:p>
+      <w:pPr>
+        <w:keepLines/>
+      </w:pPr>
+      <w:r>
+        <w:t>Setiap rombel aktif hanya boleh ditugaskan kepada satu Guru BK aktif. Melepas penugasan mengakhiri kewenangan pencatatan baru berdasarkan kelas itu, tetapi tidak otomatis menghapus kepemil</w:t>
+      </w:r>
+      <w:r>
+        <w:t>ikan atau akses profesional yang sah terhadap riwayat kasus lama.</w:t>
+      </w:r>
+    </w:p>
+    <w:p>
+      <w:pPr>
+        <w:pStyle w:val="Heading2"/>
+      </w:pPr>
+      <w:r>
+        <w:t>Menyalin dan melepas kelas binaan</w:t>
+      </w:r>
+    </w:p>
+    <w:p>
+      <w:pPr>
+        <w:pStyle w:val="ListParagraph"/>
+        <w:keepNext/>
+        <w:keepLines/>
+        <w:spacing w:after="80"/>
+        <w:ind w:left="283" w:hanging="283"/>
+      </w:pPr>
+      <w:r>
+        <w:t>1. Pada tahun Persiapan, pilih ikon Salin kelas binaan tahun sebelumnya pada baris Guru BK. Periksa hasilnya: hanya rombel tujuan yang tersedia dan belum di</w:t>
+      </w:r>
+      <w:r>
+        <w:t>tugaskan yang dapat ditambahkan.</w:t>
+      </w:r>
+    </w:p>
+    <w:p>
+      <w:pPr>
+        <w:pStyle w:val="ListParagraph"/>
+        <w:keepLines/>
+        <w:spacing w:after="80"/>
+        <w:ind w:left="283" w:hanging="283"/>
+      </w:pPr>
+      <w:r>
+        <w:t>2. Untuk melepas penugasan yang keliru, pilih ikon silang pada penanda rombel dan cocokkan kelas serta nama guru pada dialog Batalkan penugasan.</w:t>
+      </w:r>
+    </w:p>
+    <w:p>
+      <w:pPr>
+        <w:pStyle w:val="ListParagraph"/>
+        <w:keepLines/>
+        <w:spacing w:after="80"/>
+        <w:ind w:left="283" w:hanging="283"/>
+      </w:pPr>
+      <w:r>
+        <w:t>3. Pilih Ya, batalkan penugasan, lalu tentukan guru pengganti jika rombel ters</w:t>
+      </w:r>
+      <w:r>
+        <w:t>ebut masih aktif.</w:t>
+      </w:r>
+    </w:p>
+    <w:p>
+      <w:pPr>
+        <w:keepLines/>
+      </w:pPr>
+      <w:r>
+        <w:t>Melepas kelas pada tahun aktif mengurangi kewenangan Guru BK atas pencatatan layanan baru murid pada rombel tersebut. Riwayat layanan dan relasi profesional yang sudah ada tetap tunduk pada hak akses aplikasi.</w:t>
+      </w:r>
+    </w:p>
+    <w:p>
+      <w:pPr>
+        <w:pStyle w:val="Heading2"/>
+      </w:pPr>
+      <w:r>
+        <w:t>Mengaktifkan tahun ajaran</w:t>
+      </w:r>
+    </w:p>
+    <w:p>
+      <w:pPr>
+        <w:pStyle w:val="ListParagraph"/>
+        <w:keepNext/>
+        <w:keepLines/>
+        <w:spacing w:after="80"/>
+        <w:ind w:left="283" w:hanging="283"/>
+      </w:pPr>
+      <w:r>
+        <w:t>1.</w:t>
+      </w:r>
+      <w:r>
+        <w:t xml:space="preserve"> Pilih tahun Persiapan pada Pembagian Kelas Binaan.</w:t>
+      </w:r>
+    </w:p>
+    <w:p>
+      <w:pPr>
+        <w:pStyle w:val="ListParagraph"/>
+        <w:keepLines/>
+        <w:spacing w:after="80"/>
+        <w:ind w:left="283" w:hanging="283"/>
+      </w:pPr>
+      <w:r>
+        <w:t>2. Periksa daftar masalah kesiapan. Pastikan tahun memiliki murid, tidak ada penempatan murid ganda, dan setiap rombel aktif memiliki Guru BK aktif.</w:t>
+      </w:r>
+    </w:p>
+    <w:p>
+      <w:pPr>
+        <w:pStyle w:val="ListParagraph"/>
+        <w:keepLines/>
+        <w:spacing w:after="80"/>
+        <w:ind w:left="283" w:hanging="283"/>
+      </w:pPr>
+      <w:r>
+        <w:t xml:space="preserve">3. Jika tersedia, pilih Aktifkan Tahun Ajaran, lalu </w:t>
+      </w:r>
+      <w:r>
+        <w:t>periksa label Aktif dan minta Guru BK meninjau kelas binaannya.</w:t>
+      </w:r>
+    </w:p>
+    <w:p>
+      <w:pPr>
+        <w:keepLines/>
+      </w:pPr>
+      <w:r>
+        <w:t>Tahun yang diaktifkan menjadi satu-satunya tahun aktif. Pembatalan aktivasi hanya tersedia jika tahun sebelumnya siap digunakan dan belum ada aktivitas operasional sejak aktivasi tahun baru.</w:t>
+      </w:r>
+    </w:p>
+    <w:p>
+      <w:pPr>
+        <w:keepNext/>
+        <w:spacing w:before="60" w:after="80" w:line="240" w:lineRule="auto"/>
+        <w:jc w:val="center"/>
+      </w:pPr>
+      <w:r>
+        <w:rPr>
+          <w:noProof/>
+        </w:rPr>
+        <w:drawing>
+          <wp:inline distT="0" distB="0" distL="0" distR="0" wp14:anchorId="120BD1C0" wp14:editId="6A7A6792">
             <wp:extent cx="5470683" cy="1662963"/>
             <wp:effectExtent l="0" t="0" r="0" b="0"/>
-            <wp:docPr id="12" name="Picture 12" descr="Gambar 12. Pemeriksaan kesiapan sebelum aktivasi tahun ajaran"/>
+            <wp:docPr id="15" name="Picture 15" descr="Gambar 15. Pemeriksaan kesiapan sebelum aktivasi tahun ajaran"/>
             <wp:cNvGraphicFramePr>
               <a:graphicFrameLocks xmlns:a="http://schemas.openxmlformats.org/drawingml/2006/main" noChangeAspect="1"/>
             </wp:cNvGraphicFramePr>
@@ -2329,7 +2552,7 @@
                     <pic:cNvPicPr/>
                   </pic:nvPicPr>
                   <pic:blipFill>
-                    <a:blip r:embed="rId19"/>
+                    <a:blip r:embed="rId22"/>
                     <a:stretch>
                       <a:fillRect/>
                     </a:stretch>
@@ -2357,10 +2580,7 @@
         <w:jc w:val="center"/>
       </w:pPr>
       <w:r>
-        <w:t>Gambar</w:t>
-      </w:r>
-      <w:r>
-        <w:t xml:space="preserve"> 12. Pemeriksaan kesiapan sebelum aktivasi tahun ajaran</w:t>
+        <w:t>Gambar 15. Pemeriksaan kesiapan sebelum aktivasi tahun ajaran</w:t>
       </w:r>
     </w:p>
     <w:p>
@@ -2392,10 +2612,10 @@
         <w:ind w:left="283" w:hanging="283"/>
       </w:pPr>
       <w:r>
-        <w:t>2. Baca tahun tujuan dan akibatnya pada dialog, lalu konfirm</w:t>
-      </w:r>
-      <w:r>
-        <w:t>asi hanya jika kondisi sebelumnya siap digunakan.</w:t>
+        <w:t xml:space="preserve">2. Baca tahun tujuan dan akibatnya pada </w:t>
+      </w:r>
+      <w:r>
+        <w:t>dialog, lalu konfirmasi hanya jika kondisi sebelumnya siap digunakan.</w:t>
       </w:r>
     </w:p>
     <w:p>
@@ -2414,10 +2634,10 @@
         <w:keepLines/>
       </w:pPr>
       <w:r>
-        <w:t xml:space="preserve">Pembatalan hanya dimungkinkan ketika belum ada aktivitas operasional sejak aktivasi tahun baru. Jika tombol tidak tersedia atau </w:t>
-      </w:r>
-      <w:r>
-        <w:t>tindakan ditolak, jangan memindahkan layanan dengan mengubah tanggal catatan.</w:t>
+        <w:t>Pembatalan hanya dimungkinkan ketika belum ada aktivitas operasional sejak aktivasi tahun baru. Jika tombol tidak ter</w:t>
+      </w:r>
+      <w:r>
+        <w:t>sedia atau tindakan ditolak, jangan memindahkan layanan dengan mengubah tanggal catatan.</w:t>
       </w:r>
     </w:p>
     <w:p>
@@ -2431,10 +2651,10 @@
           <w:noProof/>
         </w:rPr>
         <w:drawing>
-          <wp:inline distT="0" distB="0" distL="0" distR="0" wp14:anchorId="0CF30DD4" wp14:editId="6366322A">
+          <wp:inline distT="0" distB="0" distL="0" distR="0" wp14:anchorId="74E44E69" wp14:editId="75A11471">
             <wp:extent cx="5130641" cy="2917807"/>
             <wp:effectExtent l="0" t="0" r="0" b="0"/>
-            <wp:docPr id="13" name="Picture 13" descr="Gambar 13. Konfirmasi pembatalan aktivasi tahun ajaran"/>
+            <wp:docPr id="16" name="Picture 16" descr="Gambar 16. Konfirmasi pembatalan aktivasi tahun ajaran"/>
             <wp:cNvGraphicFramePr>
               <a:graphicFrameLocks xmlns:a="http://schemas.openxmlformats.org/drawingml/2006/main" noChangeAspect="1"/>
             </wp:cNvGraphicFramePr>
@@ -2446,7 +2666,7 @@
                     <pic:cNvPicPr/>
                   </pic:nvPicPr>
                   <pic:blipFill>
-                    <a:blip r:embed="rId20"/>
+                    <a:blip r:embed="rId23"/>
                     <a:stretch>
                       <a:fillRect/>
                     </a:stretch>
@@ -2474,7 +2694,7 @@
         <w:jc w:val="center"/>
       </w:pPr>
       <w:r>
-        <w:t>Gambar 13. Konfirmasi pembatalan aktivasi tahun ajaran</w:t>
+        <w:t>Gambar 16. Konfirmasi pembatalan aktivasi tahun ajaran</w:t>
       </w:r>
     </w:p>
     <w:p>
@@ -2490,45 +2710,46 @@
         <w:keepLines/>
       </w:pPr>
       <w:r>
-        <w:t xml:space="preserve">Pencatatan Pengunduran Diri oleh Guru BK hanya memuat pendampingan serta </w:t>
-      </w:r>
-      <w:r>
-        <w:t>progres berkas. Status resmi murid ditetapkan melalui proses terpisah, dengan jenis Lulus, Pindah, Mengundurkan diri, atau Keluar lainnya dan status Dalam proses, Batal, atau Resmi keluar. Koordinator BK menetapkan keputusan akhir dan tanggal efektif untuk</w:t>
-      </w:r>
-      <w:r>
-        <w:t xml:space="preserve"> status Resmi keluar sesuai prosedur sekolah. Menu untuk mencatat keputusan resmi belum tersedia di aplikasi.</w:t>
-      </w:r>
-    </w:p>
-    <w:p>
-      <w:pPr>
-        <w:keepLines/>
-      </w:pPr>
-      <w:r>
-        <w:t>Penghapusan alumni nonaktif secara bawaan. Pemasangan penjadwal untuk e-Tatib tidak mengaktifkannya. Setelah diaktifkan oleh petugas server, pemer</w:t>
-      </w:r>
-      <w:r>
-        <w:t>iksaan berjalan setiap hari pukul 02.00 WIB, hanya untuk murid berjenis Lulus dengan status Resmi keluar yang telah mencapai satu tahun kalender sejak tanggal efektif. Murid pindah dan mengundurkan diri tidak ikut dihapus. Penghapusan mencakup identitas, l</w:t>
-      </w:r>
-      <w:r>
-        <w:t>ayanan dan arsip BK, progres, prestasi, salinan e-Tatib, serta relasi terkait yang memenuhi pemeriksaan keselamatan. Data pada sistem sumber tetap utuh.</w:t>
-      </w:r>
-    </w:p>
-    <w:p>
-      <w:pPr>
-        <w:keepLines/>
-      </w:pPr>
-      <w:r>
-        <w:t xml:space="preserve">Pertahankan penghapusan nonaktif sampai pencatatan kelulusan resmi, pratinjau data, kebijakan </w:t>
-      </w:r>
-      <w:r>
-        <w:t>penyimpanan, dan uji pemulihan cadangan telah siap. Aplikasi belum menyediakan tombol untuk menahan penghapusan per murid. Jika data harus dipertahankan, koordinasikan dengan petugas server sebelum mengaktifkan penghapusan.</w:t>
+        <w:t>Pencatatan Pengunduran Diri oleh Guru BK hanya memuat pendampi</w:t>
+      </w:r>
+      <w:r>
+        <w:t>ngan serta progres berkas. Status resmi murid ditetapkan melalui proses terpisah, dengan jenis Lulus, Pindah, Mengundurkan diri, atau Keluar lainnya dan status Dalam proses, Batal, atau Resmi keluar. Koordinator BK menetapkan keputusan akhir dan tanggal ef</w:t>
+      </w:r>
+      <w:r>
+        <w:t>ektif untuk status Resmi keluar sesuai prosedur sekolah. Menu untuk mencatat keputusan resmi belum tersedia di aplikasi.</w:t>
+      </w:r>
+    </w:p>
+    <w:p>
+      <w:pPr>
+        <w:keepLines/>
+      </w:pPr>
+      <w:r>
+        <w:t>Penghapusan alumni nonaktif secara bawaan. Pemasangan penjadwal untuk e-Tatib tidak mengaktifkannya. Setelah diaktifkan oleh petugas se</w:t>
+      </w:r>
+      <w:r>
+        <w:t>rver, pemeriksaan berjalan setiap hari pukul 02.00 WIB, hanya untuk murid berjenis Lulus dengan status Resmi keluar yang telah mencapai satu tahun kalender sejak tanggal efektif. Murid pindah dan mengundurkan diri tidak ikut dihapus. Penghapusan mencakup i</w:t>
+      </w:r>
+      <w:r>
+        <w:t>dentitas, layanan dan arsip BK, progres, prestasi, salinan e-Tatib, serta relasi terkait yang memenuhi pemeriksaan keselamatan. Data pada sistem sumber tetap utuh.</w:t>
+      </w:r>
+    </w:p>
+    <w:p>
+      <w:pPr>
+        <w:keepLines/>
+      </w:pPr>
+      <w:r>
+        <w:t>Pertahankan penghapusan nonaktif sampai pencatatan kelulusan resmi, pratinjau data, kebijaka</w:t>
+      </w:r>
+      <w:r>
+        <w:t>n penyimpanan, dan uji pemulihan cadangan telah siap. Aplikasi belum menyediakan tombol untuk menahan penghapusan per murid. Jika data harus dipertahankan, koordinasikan dengan petugas server sebelum mengaktifkan penghapusan.</w:t>
       </w:r>
     </w:p>
     <w:p>
       <w:pPr>
         <w:pStyle w:val="Heading1"/>
-      </w:pPr>
-      <w:bookmarkStart w:id="3" w:name="_Toc243704196"/>
+        <w:pageBreakBefore/>
+      </w:pPr>
+      <w:bookmarkStart w:id="3" w:name="_Toc243705816"/>
       <w:r>
         <w:lastRenderedPageBreak/>
         <w:t>4 Waka Kesiswaan</w:t>
@@ -2537,35 +2758,13 @@
     </w:p>
     <w:p>
       <w:pPr>
-        <w:pStyle w:val="Heading2"/>
-      </w:pPr>
-      <w:r>
-        <w:t>Membaca Dashboa</w:t>
-      </w:r>
-      <w:r>
-        <w:t>rd dan laporan</w:t>
-      </w:r>
-    </w:p>
-    <w:p>
-      <w:pPr>
-        <w:keepLines/>
-      </w:pPr>
-      <w:r>
-        <w:t>Buka Dashboard Waka, pilih Tahun Ajaran, lalu periksa Murid Tercatat, Sedang Ditangani, Perlu Tindak Lanjut, Baru Bulan Ini, grafik bulanan, serta daftar murid yang memerlukan tindak lanjut. Angka indikator menghitung murid sesuai kriteria m</w:t>
-      </w:r>
-      <w:r>
-        <w:t>asing-masing, bukan jumlah sesi; seorang murid bisa termasuk beberapa indikator.</w:t>
-      </w:r>
-    </w:p>
-    <w:p>
-      <w:pPr>
-        <w:keepLines/>
-      </w:pPr>
-      <w:r>
-        <w:t>Buka Laporan, lalu gunakan Tahun ajaran, Kelas, dan Jenis layanan BK untuk membaca ringkasan. Waka tidak dapat membuka uraian konseling lengkap, mengubah catatan Guru BK, atau</w:t>
-      </w:r>
-      <w:r>
-        <w:t xml:space="preserve"> mencetak dan mengunduh rekap layanan.</w:t>
+        <w:keepLines/>
+      </w:pPr>
+      <w:r>
+        <w:t>Memantau kebu</w:t>
+      </w:r>
+      <w:r>
+        <w:t>tuhan tindak lanjut atau mencatat prestasi sesuai keperluan.</w:t>
       </w:r>
     </w:p>
     <w:p>
@@ -2579,10 +2778,10 @@
           <w:noProof/>
         </w:rPr>
         <w:drawing>
-          <wp:inline distT="0" distB="0" distL="0" distR="0" wp14:anchorId="629F5F48" wp14:editId="171727D3">
-            <wp:extent cx="4040504" cy="3464881"/>
+          <wp:inline distT="0" distB="0" distL="0" distR="0" wp14:anchorId="3F9A2E75" wp14:editId="18F51EA4">
+            <wp:extent cx="5633357" cy="4381500"/>
             <wp:effectExtent l="0" t="0" r="0" b="0"/>
-            <wp:docPr id="14" name="Picture 14" descr="Gambar 14. Dashboard pemantauan Waka Kesiswaan"/>
+            <wp:docPr id="17" name="Picture 17" descr="Gambar 17. Dashboard Waka Kesiswaan dan menu samping aplikasi"/>
             <wp:cNvGraphicFramePr>
               <a:graphicFrameLocks xmlns:a="http://schemas.openxmlformats.org/drawingml/2006/main" noChangeAspect="1"/>
             </wp:cNvGraphicFramePr>
@@ -2590,11 +2789,11 @@
               <a:graphicData uri="http://schemas.openxmlformats.org/drawingml/2006/picture">
                 <pic:pic xmlns:pic="http://schemas.openxmlformats.org/drawingml/2006/picture">
                   <pic:nvPicPr>
-                    <pic:cNvPr id="0" name="original-14-X45.png"/>
+                    <pic:cNvPr id="0" name="dashboard-utuh-waka.png"/>
                     <pic:cNvPicPr/>
                   </pic:nvPicPr>
                   <pic:blipFill>
-                    <a:blip r:embed="rId21"/>
+                    <a:blip r:embed="rId24"/>
                     <a:stretch>
                       <a:fillRect/>
                     </a:stretch>
@@ -2602,7 +2801,7 @@
                   <pic:spPr>
                     <a:xfrm>
                       <a:off x="0" y="0"/>
-                      <a:ext cx="4040504" cy="3464881"/>
+                      <a:ext cx="5633357" cy="4381500"/>
                     </a:xfrm>
                     <a:prstGeom prst="rect">
                       <a:avLst/>
@@ -2622,7 +2821,7 @@
         <w:jc w:val="center"/>
       </w:pPr>
       <w:r>
-        <w:t>Gambar 14. Dashboard pemantauan Waka Kesiswaan</w:t>
+        <w:t>Gambar 17. Dashboard Waka Kesiswaan dan menu samping aplikasi</w:t>
       </w:r>
     </w:p>
     <w:p>
@@ -2630,55 +2829,7 @@
         <w:pStyle w:val="Heading2"/>
       </w:pPr>
       <w:r>
-        <w:t>Mencatat dan mengoreksi prestasi</w:t>
-      </w:r>
-    </w:p>
-    <w:p>
-      <w:pPr>
-        <w:pStyle w:val="ListParagraph"/>
-        <w:keepNext/>
-        <w:keepLines/>
-        <w:spacing w:after="80"/>
-        <w:ind w:left="283" w:hanging="283"/>
-      </w:pPr>
-      <w:r>
-        <w:t>1. Buka Prestasi → Catat Prestasi, cari murid aktif, dan pastikan identitasnya sesuai.</w:t>
-      </w:r>
-    </w:p>
-    <w:p>
-      <w:pPr>
-        <w:pStyle w:val="ListParagraph"/>
-        <w:keepLines/>
-        <w:spacing w:after="80"/>
-        <w:ind w:left="283" w:hanging="283"/>
-      </w:pPr>
-      <w:r>
-        <w:t>2. Isi Kegiatan/Nama Lomba, Jenis, Tingkat, Tang</w:t>
-      </w:r>
-      <w:r>
-        <w:t>gal, Penyelenggara, dan Hasil/Peringkat, lalu Simpan.</w:t>
-      </w:r>
-    </w:p>
-    <w:p>
-      <w:pPr>
-        <w:pStyle w:val="ListParagraph"/>
-        <w:keepLines/>
-        <w:spacing w:after="80"/>
-        <w:ind w:left="283" w:hanging="283"/>
-      </w:pPr>
-      <w:r>
-        <w:t>3. Untuk koreksi, cari prestasi pada daftar dan pilih Edit. Identitas murid tidak dapat diganti melalui Edit.</w:t>
-      </w:r>
-    </w:p>
-    <w:p>
-      <w:pPr>
-        <w:keepLines/>
-      </w:pPr>
-      <w:r>
-        <w:t>Tanggal prestasi tidak boleh berada di masa depan. Tombol Hapus prestasi mengarsipkan catata</w:t>
-      </w:r>
-      <w:r>
-        <w:t>n dari daftar aktif; halaman ini tidak menyediakan tombol pemulihan.</w:t>
+        <w:t>Alur kerja Waka Kesiswaan</w:t>
       </w:r>
     </w:p>
     <w:p>
@@ -2691,12 +2842,156 @@
         <w:rPr>
           <w:noProof/>
         </w:rPr>
+        <w:drawing>
+          <wp:inline distT="0" distB="0" distL="0" distR="0" wp14:anchorId="0EA52EC8" wp14:editId="720060C8">
+            <wp:extent cx="5778500" cy="2806700"/>
+            <wp:effectExtent l="0" t="0" r="0" b="0"/>
+            <wp:docPr id="18" name="Picture 18" descr="Gambar 18. Alur kerja Waka Kesiswaan"/>
+            <wp:cNvGraphicFramePr>
+              <a:graphicFrameLocks xmlns:a="http://schemas.openxmlformats.org/drawingml/2006/main" noChangeAspect="1"/>
+            </wp:cNvGraphicFramePr>
+            <a:graphic xmlns:a="http://schemas.openxmlformats.org/drawingml/2006/main">
+              <a:graphicData uri="http://schemas.openxmlformats.org/drawingml/2006/picture">
+                <pic:pic xmlns:pic="http://schemas.openxmlformats.org/drawingml/2006/picture">
+                  <pic:nvPicPr>
+                    <pic:cNvPr id="0" name="alur-waka.png"/>
+                    <pic:cNvPicPr/>
+                  </pic:nvPicPr>
+                  <pic:blipFill>
+                    <a:blip r:embed="rId25"/>
+                    <a:stretch>
+                      <a:fillRect/>
+                    </a:stretch>
+                  </pic:blipFill>
+                  <pic:spPr>
+                    <a:xfrm>
+                      <a:off x="0" y="0"/>
+                      <a:ext cx="5778500" cy="2806700"/>
+                    </a:xfrm>
+                    <a:prstGeom prst="rect">
+                      <a:avLst/>
+                    </a:prstGeom>
+                  </pic:spPr>
+                </pic:pic>
+              </a:graphicData>
+            </a:graphic>
+          </wp:inline>
+        </w:drawing>
+      </w:r>
+    </w:p>
+    <w:p>
+      <w:pPr>
+        <w:pStyle w:val="Caption"/>
+        <w:keepLines/>
+        <w:jc w:val="center"/>
+      </w:pPr>
+      <w:r>
+        <w:t>Gambar 18. Alur kerja Waka Kesiswaan</w:t>
+      </w:r>
+    </w:p>
+    <w:p>
+      <w:pPr>
+        <w:pStyle w:val="Heading2"/>
+        <w:pageBreakBefore/>
+      </w:pPr>
+      <w:r>
         <w:lastRenderedPageBreak/>
+        <w:t>Membaca Dashboard dan laporan</w:t>
+      </w:r>
+    </w:p>
+    <w:p>
+      <w:pPr>
+        <w:keepLines/>
+      </w:pPr>
+      <w:r>
+        <w:t xml:space="preserve">Buka Dashboard Waka, pilih </w:t>
+      </w:r>
+      <w:r>
+        <w:t>Tahun Ajaran, lalu periksa Murid Tercatat, Sedang Ditangani, Perlu Tindak Lanjut, Baru Bulan Ini, grafik bulanan, serta daftar murid yang memerlukan tindak lanjut. Angka indikator menghitung murid sesuai kriteria masing-masing, bukan jumlah sesi; seorang m</w:t>
+      </w:r>
+      <w:r>
+        <w:t>urid bisa termasuk beberapa indikator.</w:t>
+      </w:r>
+    </w:p>
+    <w:p>
+      <w:pPr>
+        <w:keepLines/>
+      </w:pPr>
+      <w:r>
+        <w:t>Buka Laporan, lalu gunakan Tahun ajaran, Kelas, dan Jenis layanan BK untuk membaca ringkasan. Waka tidak dapat membuka uraian konseling lengkap, mengubah catatan Guru BK, atau mencetak dan mengunduh rekap layanan.</w:t>
+      </w:r>
+    </w:p>
+    <w:p>
+      <w:pPr>
+        <w:pStyle w:val="Heading2"/>
+      </w:pPr>
+      <w:r>
+        <w:t>Men</w:t>
+      </w:r>
+      <w:r>
+        <w:t>catat dan mengoreksi prestasi</w:t>
+      </w:r>
+    </w:p>
+    <w:p>
+      <w:pPr>
+        <w:pStyle w:val="ListParagraph"/>
+        <w:keepNext/>
+        <w:keepLines/>
+        <w:spacing w:after="80"/>
+        <w:ind w:left="283" w:hanging="283"/>
+      </w:pPr>
+      <w:r>
+        <w:t>1. Buka Prestasi → Catat Prestasi, cari murid aktif, dan pastikan identitasnya sesuai.</w:t>
+      </w:r>
+    </w:p>
+    <w:p>
+      <w:pPr>
+        <w:pStyle w:val="ListParagraph"/>
+        <w:keepLines/>
+        <w:spacing w:after="80"/>
+        <w:ind w:left="283" w:hanging="283"/>
+      </w:pPr>
+      <w:r>
+        <w:t>2. Isi Kegiatan/Nama Lomba, Jenis, Tingkat, Tanggal, Penyelenggara, dan Hasil/Peringkat, lalu Simpan.</w:t>
+      </w:r>
+    </w:p>
+    <w:p>
+      <w:pPr>
+        <w:pStyle w:val="ListParagraph"/>
+        <w:keepLines/>
+        <w:spacing w:after="80"/>
+        <w:ind w:left="283" w:hanging="283"/>
+      </w:pPr>
+      <w:r>
+        <w:t xml:space="preserve">3. Untuk koreksi, cari prestasi pada </w:t>
+      </w:r>
+      <w:r>
+        <w:t>daftar dan pilih Edit. Identitas murid tidak dapat diganti melalui Edit.</w:t>
+      </w:r>
+    </w:p>
+    <w:p>
+      <w:pPr>
+        <w:keepLines/>
+      </w:pPr>
+      <w:r>
+        <w:t>Tanggal prestasi tidak boleh berada di masa depan. Tombol Hapus prestasi mengarsipkan catatan dari daftar aktif; halaman ini tidak menyediakan tombol pemulihan.</w:t>
+      </w:r>
+    </w:p>
+    <w:p>
+      <w:pPr>
+        <w:keepNext/>
+        <w:spacing w:before="60" w:after="80" w:line="240" w:lineRule="auto"/>
+        <w:jc w:val="center"/>
+      </w:pPr>
+      <w:r>
+        <w:rPr>
+          <w:noProof/>
+        </w:rPr>
         <w:drawing>
-          <wp:inline distT="0" distB="0" distL="0" distR="0" wp14:anchorId="6E5F74E2" wp14:editId="5F13FAE2">
+          <wp:inline distT="0" distB="0" distL="0" distR="0" wp14:anchorId="138DC65B" wp14:editId="40FF418A">
             <wp:extent cx="5420677" cy="3466865"/>
             <wp:effectExtent l="0" t="0" r="0" b="0"/>
-            <wp:docPr id="15" name="Picture 15" descr="Gambar 15. Pencatatan prestasi murid"/>
+            <wp:docPr id="19" name="Picture 19" descr="Gambar 19. Pencatatan prestasi murid"/>
             <wp:cNvGraphicFramePr>
               <a:graphicFrameLocks xmlns:a="http://schemas.openxmlformats.org/drawingml/2006/main" noChangeAspect="1"/>
             </wp:cNvGraphicFramePr>
@@ -2708,7 +3003,7 @@
                     <pic:cNvPicPr/>
                   </pic:nvPicPr>
                   <pic:blipFill>
-                    <a:blip r:embed="rId22"/>
+                    <a:blip r:embed="rId26"/>
                     <a:stretch>
                       <a:fillRect/>
                     </a:stretch>
@@ -2736,7 +3031,10 @@
         <w:jc w:val="center"/>
       </w:pPr>
       <w:r>
-        <w:t>Gambar 15. Pencatatan prestasi murid</w:t>
+        <w:t>Gambar 19. Pencatata</w:t>
+      </w:r>
+      <w:r>
+        <w:t>n prestasi murid</w:t>
       </w:r>
     </w:p>
     <w:p>
@@ -2756,10 +3054,7 @@
         <w:ind w:left="283" w:hanging="283"/>
       </w:pPr>
       <w:r>
-        <w:t>1. Pada Prestasi, cari nama murid, NISN, kegiatan, penyelenggara, atau pilih Tingkat Prestasi. Terapkan Filter dan</w:t>
-      </w:r>
-      <w:r>
-        <w:t xml:space="preserve"> gunakan pengurutan pada kolom bila diperlukan.</w:t>
+        <w:t>1. Pada Prestasi, cari nama murid, NISN, kegiatan, penyelenggara, atau pilih Tingkat Prestasi. Terapkan Filter dan gunakan pengurutan pada kolom bila diperlukan.</w:t>
       </w:r>
     </w:p>
     <w:p>
@@ -2770,7 +3065,10 @@
         <w:ind w:left="283" w:hanging="283"/>
       </w:pPr>
       <w:r>
-        <w:t>2. Untuk mengoreksi prestasi, pilih Edit, perbaiki kegiatan, jenis, tingkat, tanggal, penyelenggara, atau hasil, kemudian Simpan. Identitas murid tidak dapat diganti melalui Edit.</w:t>
+        <w:t>2. Untuk mengoreksi prestasi, pilih Edit, p</w:t>
+      </w:r>
+      <w:r>
+        <w:t>erbaiki kegiatan, jenis, tingkat, tanggal, penyelenggara, atau hasil, kemudian Simpan. Identitas murid tidak dapat diganti melalui Edit.</w:t>
       </w:r>
     </w:p>
     <w:p>
@@ -2781,21 +3079,18 @@
         <w:ind w:left="283" w:hanging="283"/>
       </w:pPr>
       <w:r>
-        <w:t xml:space="preserve">3. Untuk </w:t>
-      </w:r>
-      <w:r>
-        <w:t>mengarsipkan catatan yang salah, pilih Hapus prestasi, periksa murid dan kegiatan pada dialog, lalu konfirmasi Ya, hapus.</w:t>
-      </w:r>
-    </w:p>
-    <w:p>
-      <w:pPr>
-        <w:keepLines/>
-      </w:pPr>
-      <w:r>
-        <w:t>Prestasi yang dihapus tidak tampil pada daftar aktif. Halaman ini tidak menyediakan tombol pemulihan, sehingga pemeriksaan identitas s</w:t>
-      </w:r>
-      <w:r>
-        <w:t>ebelum mengarsipkan penting.</w:t>
+        <w:t>3. Untuk mengarsipkan catatan yang salah, pilih Hapus prestasi, periksa murid dan kegiatan pada dialog, lalu konfirmasi</w:t>
+      </w:r>
+      <w:r>
+        <w:t xml:space="preserve"> Ya, hapus.</w:t>
+      </w:r>
+    </w:p>
+    <w:p>
+      <w:pPr>
+        <w:keepLines/>
+      </w:pPr>
+      <w:r>
+        <w:t>Prestasi yang dihapus tidak tampil pada daftar aktif. Halaman ini tidak menyediakan tombol pemulihan, sehingga pemeriksaan identitas sebelum mengarsipkan penting.</w:t>
       </w:r>
     </w:p>
     <w:p>
@@ -2808,11 +3103,12 @@
         <w:rPr>
           <w:noProof/>
         </w:rPr>
+        <w:lastRenderedPageBreak/>
         <w:drawing>
-          <wp:inline distT="0" distB="0" distL="0" distR="0" wp14:anchorId="1C8CA8D0" wp14:editId="5B34FEF0">
+          <wp:inline distT="0" distB="0" distL="0" distR="0" wp14:anchorId="1B82129E" wp14:editId="6810F5D0">
             <wp:extent cx="5130641" cy="2374780"/>
             <wp:effectExtent l="0" t="0" r="0" b="0"/>
-            <wp:docPr id="16" name="Picture 16" descr="Gambar 16. Daftar prestasi dan penyaringan"/>
+            <wp:docPr id="20" name="Picture 20" descr="Gambar 20. Daftar prestasi dan penyaringan"/>
             <wp:cNvGraphicFramePr>
               <a:graphicFrameLocks xmlns:a="http://schemas.openxmlformats.org/drawingml/2006/main" noChangeAspect="1"/>
             </wp:cNvGraphicFramePr>
@@ -2824,7 +3120,7 @@
                     <pic:cNvPicPr/>
                   </pic:nvPicPr>
                   <pic:blipFill>
-                    <a:blip r:embed="rId23"/>
+                    <a:blip r:embed="rId27"/>
                     <a:stretch>
                       <a:fillRect/>
                     </a:stretch>
@@ -2852,7 +3148,7 @@
         <w:jc w:val="center"/>
       </w:pPr>
       <w:r>
-        <w:t>Gambar 16. Daftar prestasi dan penyaringan</w:t>
+        <w:t>Gambar 20. Daftar prestasi dan penyaringan</w:t>
       </w:r>
     </w:p>
     <w:p>
@@ -2872,7 +3168,10 @@
         <w:ind w:left="283" w:hanging="283"/>
       </w:pPr>
       <w:r>
-        <w:t>1. Pada Prestasi, pilih Impor Excel dan Unduh template Excel prestasi.</w:t>
+        <w:t>1. Pad</w:t>
+      </w:r>
+      <w:r>
+        <w:t>a Prestasi, pilih Impor Excel dan Unduh template Excel prestasi.</w:t>
       </w:r>
     </w:p>
     <w:p>
@@ -2883,10 +3182,7 @@
         <w:ind w:left="283" w:hanging="283"/>
       </w:pPr>
       <w:r>
-        <w:t xml:space="preserve">2. Isi berkas tanpa mengubah judul kolom. Simpan NISN sebagai teks, gunakan kode </w:t>
-      </w:r>
-      <w:r>
-        <w:t>Jenis dan Tingkat sesuai petunjuk, dan gunakan tanggal yang valid.</w:t>
+        <w:t>2. Isi berkas tanpa mengubah judul kolom. Simpan NISN sebagai teks, gunakan kode Jenis dan Tingkat sesuai petunjuk, dan gunakan tanggal yang valid.</w:t>
       </w:r>
     </w:p>
     <w:p>
@@ -2897,155 +3193,60 @@
         <w:ind w:left="283" w:hanging="283"/>
       </w:pPr>
       <w:r>
+        <w:t>3. Simpan sebagai .xlsx, pilih Berkas Excel</w:t>
+      </w:r>
+      <w:r>
+        <w:t>, lalu Impor Prestasi. Perbaiki baris yang ditolak dan periksa hasil impor.</w:t>
+      </w:r>
+    </w:p>
+    <w:p>
+      <w:pPr>
+        <w:keepLines/>
+      </w:pPr>
+      <w:r>
+        <w:t>Satu berkas dibatasi 1.000 baris data dan 2 MB. Jangan memakai rumus, tanggal mendatang, atau mengunggah ulang berkas sama hanya untuk memeriksa hasil.</w:t>
+      </w:r>
+    </w:p>
+    <w:p>
+      <w:pPr>
+        <w:pStyle w:val="Heading2"/>
+      </w:pPr>
+      <w:r>
+        <w:t>Memeriksa hasil impor presta</w:t>
+      </w:r>
+      <w:r>
+        <w:t>si</w:t>
+      </w:r>
+    </w:p>
+    <w:p>
+      <w:pPr>
+        <w:keepLines/>
+      </w:pPr>
+      <w:r>
+        <w:t xml:space="preserve">Sesudah impor Excel, periksa jumlah dan contoh prestasi yang tercatat. Jika berkas ditolak, baca daftar kesalahan, perbaiki baris yang salah, lalu unggah kembali. Aplikasi memeriksa seluruh baris sebelum menyimpan; berkas yang gagal tidak </w:t>
+      </w:r>
+      <w:r>
+        <w:t>disimpan sebagian. Jangan mengunggah ulang berkas yang sama hanya untuk memeriksa hasil.</w:t>
+      </w:r>
+    </w:p>
+    <w:p>
+      <w:pPr>
+        <w:pStyle w:val="Heading1"/>
+        <w:pageBreakBefore/>
+      </w:pPr>
+      <w:bookmarkStart w:id="4" w:name="_Toc243705817"/>
+      <w:r>
         <w:lastRenderedPageBreak/>
-        <w:t>3. Simpan sebagai .xlsx, pilih Berkas Excel, lalu Impor Prestasi. Perbaiki baris yang ditolak dan periksa hasil impor.</w:t>
-      </w:r>
-    </w:p>
-    <w:p>
-      <w:pPr>
-        <w:keepLines/>
-      </w:pPr>
-      <w:r>
-        <w:t xml:space="preserve">Satu berkas dibatasi 1.000 baris data dan 2 MB. Jangan memakai rumus, </w:t>
-      </w:r>
-      <w:r>
-        <w:t>tanggal mendatang, atau mengunggah ulang berkas sama hanya untuk memeriksa hasil.</w:t>
-      </w:r>
-    </w:p>
-    <w:p>
-      <w:pPr>
-        <w:pStyle w:val="Heading2"/>
-      </w:pPr>
-      <w:r>
-        <w:t>Memeriksa hasil impor prestasi</w:t>
-      </w:r>
-    </w:p>
-    <w:p>
-      <w:pPr>
-        <w:keepLines/>
-      </w:pPr>
-      <w:r>
-        <w:t>Sesudah impor Excel, periksa jumlah dan contoh prestasi yang tercatat. Jika berkas ditolak, baca daftar kesalahan, perbaiki baris yang salah, l</w:t>
-      </w:r>
-      <w:r>
-        <w:t>alu unggah kembali. Aplikasi memeriksa seluruh baris sebelum menyimpan; berkas yang gagal tidak disimpan sebagian. Jangan mengunggah ulang berkas yang sama hanya untuk memeriksa hasil.</w:t>
-      </w:r>
-    </w:p>
-    <w:p>
-      <w:pPr>
-        <w:pStyle w:val="Heading1"/>
-      </w:pPr>
-      <w:bookmarkStart w:id="4" w:name="_Toc243704197"/>
-      <w:r>
         <w:t>5 Admin IT</w:t>
       </w:r>
       <w:bookmarkEnd w:id="4"/>
     </w:p>
     <w:p>
       <w:pPr>
-        <w:pStyle w:val="Heading2"/>
-      </w:pPr>
-      <w:r>
-        <w:t>Urutan persiapan sekolah</w:t>
-      </w:r>
-    </w:p>
-    <w:p>
-      <w:pPr>
-        <w:keepLines/>
-      </w:pPr>
-      <w:r>
-        <w:t>Admin IT menyiapkan akun, kelas, ta</w:t>
-      </w:r>
-      <w:r>
-        <w:t>hun persiapan, serta data murid sebelum Koordinator membagi kelas binaan dan mengaktifkan tahun ajaran. Admin IT mengelola API Siswa, e-Tatib, logo, dan tema melalui antarmuka, tetapi menu ini tidak membuka isi konseling. Hak administratif pada sistem oper</w:t>
-      </w:r>
-      <w:r>
-        <w:t>asi, basis data, dan berkas cadangan berada di luar pembatasan menu aplikasi dan harus dikelola secara terpisah oleh sekolah.</w:t>
-      </w:r>
-    </w:p>
-    <w:p>
-      <w:pPr>
-        <w:pStyle w:val="Heading2"/>
-      </w:pPr>
-      <w:r>
-        <w:t>Dashboard dan pemeriksaan kondisi sistem</w:t>
-      </w:r>
-    </w:p>
-    <w:p>
-      <w:pPr>
-        <w:keepLines/>
-      </w:pPr>
-      <w:r>
-        <w:t>Buka Dashboard Admin IT, pilih Tahun Ajaran jika perlu, lalu periksa Akun Aktif, Akun Non</w:t>
-      </w:r>
-      <w:r>
-        <w:t>aktif, Konflik Sinkronisasi, dan Integrasi Bermasalah. Pilih indikator konflik untuk membuka Data Master → Sinkronisasi.</w:t>
-      </w:r>
-    </w:p>
-    <w:p>
-      <w:pPr>
-        <w:keepLines/>
-      </w:pPr>
-      <w:r>
-        <w:t>Periksa rincian konflik dan hasil sinkronisasi pada Data Master sebelum mengambil tindakan.</w:t>
-      </w:r>
-    </w:p>
-    <w:p>
-      <w:pPr>
-        <w:pStyle w:val="Heading2"/>
-      </w:pPr>
-      <w:r>
-        <w:t>Akun dan sandi sementara</w:t>
-      </w:r>
-    </w:p>
-    <w:p>
-      <w:pPr>
-        <w:pStyle w:val="ListParagraph"/>
-        <w:keepNext/>
-        <w:keepLines/>
-        <w:spacing w:after="80"/>
-        <w:ind w:left="283" w:hanging="283"/>
-      </w:pPr>
-      <w:r>
-        <w:t>1. Buka Kelola Aku</w:t>
-      </w:r>
-      <w:r>
-        <w:t>n → Tambah Akun, isi Nama dan Email, lalu pilih peran yang diperbolehkan.</w:t>
-      </w:r>
-    </w:p>
-    <w:p>
-      <w:pPr>
-        <w:pStyle w:val="ListParagraph"/>
-        <w:keepLines/>
-        <w:spacing w:after="80"/>
-        <w:ind w:left="283" w:hanging="283"/>
-      </w:pPr>
-      <w:r>
-        <w:t>2. Pilih Buat akun. Sampaikan sandi sementara melalui saluran privat; pengguna harus menggantinya saat masuk.</w:t>
-      </w:r>
-    </w:p>
-    <w:p>
-      <w:pPr>
-        <w:keepLines/>
-      </w:pPr>
-      <w:r>
-        <w:t>Hanya Guru BK dan Koordinator BK yang boleh digabung dalam satu akun. Ad</w:t>
-      </w:r>
-      <w:r>
-        <w:t xml:space="preserve">min IT tidak dapat menonaktifkan, mengubah peran, atau mereset sandinya sendiri melalui aplikasi. Jika Admin IT kehilangan akses, petugas server yang berwenang menjalankan perintah </w:t>
-      </w:r>
-      <w:r>
-        <w:rPr>
-          <w:rFonts w:ascii="Consolas" w:hAnsi="Consolas"/>
-          <w:sz w:val="20"/>
-        </w:rPr>
-        <w:t>php artisan sibk:reset-admin-password</w:t>
-      </w:r>
-      <w:r>
-        <w:t xml:space="preserve"> secara interaktif melalui terminal pa</w:t>
-      </w:r>
-      <w:r>
-        <w:t>da direktori aplikasi. Serahkan sandi sementara lewat saluran privat untuk segera diganti saat masuk.</w:t>
+        <w:keepLines/>
+      </w:pPr>
+      <w:r>
+        <w:t>Menyiapkan akun dan data murid sebelum penugasan oleh Koordinator BK.</w:t>
       </w:r>
     </w:p>
     <w:p>
@@ -3058,12 +3259,239 @@
         <w:rPr>
           <w:noProof/>
         </w:rPr>
+        <w:drawing>
+          <wp:inline distT="0" distB="0" distL="0" distR="0" wp14:anchorId="6DB3122A" wp14:editId="09CCBACA">
+            <wp:extent cx="5633357" cy="4381500"/>
+            <wp:effectExtent l="0" t="0" r="0" b="0"/>
+            <wp:docPr id="21" name="Picture 21" descr="Gambar 21. Dashboard Admin IT dan menu samping aplikasi"/>
+            <wp:cNvGraphicFramePr>
+              <a:graphicFrameLocks xmlns:a="http://schemas.openxmlformats.org/drawingml/2006/main" noChangeAspect="1"/>
+            </wp:cNvGraphicFramePr>
+            <a:graphic xmlns:a="http://schemas.openxmlformats.org/drawingml/2006/main">
+              <a:graphicData uri="http://schemas.openxmlformats.org/drawingml/2006/picture">
+                <pic:pic xmlns:pic="http://schemas.openxmlformats.org/drawingml/2006/picture">
+                  <pic:nvPicPr>
+                    <pic:cNvPr id="0" name="dashboard-utuh-admin.png"/>
+                    <pic:cNvPicPr/>
+                  </pic:nvPicPr>
+                  <pic:blipFill>
+                    <a:blip r:embed="rId28"/>
+                    <a:stretch>
+                      <a:fillRect/>
+                    </a:stretch>
+                  </pic:blipFill>
+                  <pic:spPr>
+                    <a:xfrm>
+                      <a:off x="0" y="0"/>
+                      <a:ext cx="5633357" cy="4381500"/>
+                    </a:xfrm>
+                    <a:prstGeom prst="rect">
+                      <a:avLst/>
+                    </a:prstGeom>
+                  </pic:spPr>
+                </pic:pic>
+              </a:graphicData>
+            </a:graphic>
+          </wp:inline>
+        </w:drawing>
+      </w:r>
+    </w:p>
+    <w:p>
+      <w:pPr>
+        <w:pStyle w:val="Caption"/>
+        <w:keepLines/>
+        <w:jc w:val="center"/>
+      </w:pPr>
+      <w:r>
+        <w:t>Gambar 21. Dashboard Admin IT dan menu samping aplikasi</w:t>
+      </w:r>
+    </w:p>
+    <w:p>
+      <w:pPr>
+        <w:pStyle w:val="Heading2"/>
+      </w:pPr>
+      <w:r>
+        <w:t>Alur kerja Admin IT</w:t>
+      </w:r>
+    </w:p>
+    <w:p>
+      <w:pPr>
+        <w:keepNext/>
+        <w:spacing w:before="60" w:after="80" w:line="240" w:lineRule="auto"/>
+        <w:jc w:val="center"/>
+      </w:pPr>
+      <w:r>
+        <w:rPr>
+          <w:noProof/>
+        </w:rPr>
+        <w:drawing>
+          <wp:inline distT="0" distB="0" distL="0" distR="0" wp14:anchorId="0E268FA8" wp14:editId="7861E350">
+            <wp:extent cx="5778500" cy="2806700"/>
+            <wp:effectExtent l="0" t="0" r="0" b="0"/>
+            <wp:docPr id="22" name="Picture 22" descr="Gambar 22. Alur kerja Admin IT"/>
+            <wp:cNvGraphicFramePr>
+              <a:graphicFrameLocks xmlns:a="http://schemas.openxmlformats.org/drawingml/2006/main" noChangeAspect="1"/>
+            </wp:cNvGraphicFramePr>
+            <a:graphic xmlns:a="http://schemas.openxmlformats.org/drawingml/2006/main">
+              <a:graphicData uri="http://schemas.openxmlformats.org/drawingml/2006/picture">
+                <pic:pic xmlns:pic="http://schemas.openxmlformats.org/drawingml/2006/picture">
+                  <pic:nvPicPr>
+                    <pic:cNvPr id="0" name="alur-admin-it.png"/>
+                    <pic:cNvPicPr/>
+                  </pic:nvPicPr>
+                  <pic:blipFill>
+                    <a:blip r:embed="rId29"/>
+                    <a:stretch>
+                      <a:fillRect/>
+                    </a:stretch>
+                  </pic:blipFill>
+                  <pic:spPr>
+                    <a:xfrm>
+                      <a:off x="0" y="0"/>
+                      <a:ext cx="5778500" cy="2806700"/>
+                    </a:xfrm>
+                    <a:prstGeom prst="rect">
+                      <a:avLst/>
+                    </a:prstGeom>
+                  </pic:spPr>
+                </pic:pic>
+              </a:graphicData>
+            </a:graphic>
+          </wp:inline>
+        </w:drawing>
+      </w:r>
+    </w:p>
+    <w:p>
+      <w:pPr>
+        <w:pStyle w:val="Caption"/>
+        <w:keepLines/>
+        <w:jc w:val="center"/>
+      </w:pPr>
+      <w:r>
+        <w:t>Gambar 22. Alur kerja Admin IT</w:t>
+      </w:r>
+    </w:p>
+    <w:p>
+      <w:pPr>
+        <w:pStyle w:val="Heading2"/>
+        <w:pageBreakBefore/>
+      </w:pPr>
+      <w:r>
         <w:lastRenderedPageBreak/>
+        <w:t>Urutan persiapan sekolah</w:t>
+      </w:r>
+    </w:p>
+    <w:p>
+      <w:pPr>
+        <w:keepLines/>
+      </w:pPr>
+      <w:r>
+        <w:t>Admin IT menyiapkan akun, kelas, tahun persiapan, serta data murid sebelum Koordinator membagi kelas binaan dan mengaktifkan tahun ajaran. Admin IT mengelola API Siswa, e-Tatib, logo, dan tema melalui</w:t>
+      </w:r>
+      <w:r>
+        <w:t xml:space="preserve"> antarmuka, tetapi menu ini tidak membuka isi konseling. Hak administratif pada sistem operasi, basis data, dan berkas cadangan berada di luar pembatasan menu aplikasi dan harus dikelola secara terpisah oleh sekolah.</w:t>
+      </w:r>
+    </w:p>
+    <w:p>
+      <w:pPr>
+        <w:pStyle w:val="Heading2"/>
+      </w:pPr>
+      <w:r>
+        <w:t>Dashboard dan pemeriksaan kondisi siste</w:t>
+      </w:r>
+      <w:r>
+        <w:t>m</w:t>
+      </w:r>
+    </w:p>
+    <w:p>
+      <w:pPr>
+        <w:keepLines/>
+      </w:pPr>
+      <w:r>
+        <w:t>Buka Dashboard Admin IT, pilih Tahun Ajaran jika perlu, lalu periksa Akun Aktif, Akun Nonaktif, Konflik Sinkronisasi, dan Integrasi Bermasalah. Pilih indikator konflik untuk membuka Data Master → Sinkronisasi.</w:t>
+      </w:r>
+    </w:p>
+    <w:p>
+      <w:pPr>
+        <w:keepLines/>
+      </w:pPr>
+      <w:r>
+        <w:t>Periksa rincian konflik dan hasil sinkronisa</w:t>
+      </w:r>
+      <w:r>
+        <w:t>si pada Data Master sebelum mengambil tindakan.</w:t>
+      </w:r>
+    </w:p>
+    <w:p>
+      <w:pPr>
+        <w:pStyle w:val="Heading2"/>
+      </w:pPr>
+      <w:r>
+        <w:t>Akun dan sandi sementara</w:t>
+      </w:r>
+    </w:p>
+    <w:p>
+      <w:pPr>
+        <w:pStyle w:val="ListParagraph"/>
+        <w:keepNext/>
+        <w:keepLines/>
+        <w:spacing w:after="80"/>
+        <w:ind w:left="283" w:hanging="283"/>
+      </w:pPr>
+      <w:r>
+        <w:t>1. Buka Kelola Akun → Tambah Akun, isi Nama dan Email, lalu pilih peran yang diperbolehkan.</w:t>
+      </w:r>
+    </w:p>
+    <w:p>
+      <w:pPr>
+        <w:pStyle w:val="ListParagraph"/>
+        <w:keepLines/>
+        <w:spacing w:after="80"/>
+        <w:ind w:left="283" w:hanging="283"/>
+      </w:pPr>
+      <w:r>
+        <w:t>2. Pilih Buat akun. Sampaikan sandi sementara melalui saluran privat; pengguna harus mengga</w:t>
+      </w:r>
+      <w:r>
+        <w:t>ntinya saat masuk.</w:t>
+      </w:r>
+    </w:p>
+    <w:p>
+      <w:pPr>
+        <w:keepLines/>
+      </w:pPr>
+      <w:r>
+        <w:t>Hanya Guru BK dan Koordinator BK yang boleh digabung dalam satu akun. Admin IT tidak dapat menonaktifkan, mengubah peran, atau mereset sandinya sendiri melalui aplikasi. Jika Admin IT kehilangan akses, petugas server yang berwenang menja</w:t>
+      </w:r>
+      <w:r>
+        <w:t xml:space="preserve">lankan perintah </w:t>
+      </w:r>
+      <w:r>
+        <w:rPr>
+          <w:rFonts w:ascii="Consolas" w:hAnsi="Consolas"/>
+          <w:sz w:val="20"/>
+        </w:rPr>
+        <w:t>php artisan sibk:reset-admin-password</w:t>
+      </w:r>
+      <w:r>
+        <w:t xml:space="preserve"> secara interaktif melalui terminal pada direktori aplikasi. Serahkan sandi sementara lewat saluran privat untuk segera diganti saat masuk.</w:t>
+      </w:r>
+    </w:p>
+    <w:p>
+      <w:pPr>
+        <w:keepNext/>
+        <w:spacing w:before="60" w:after="80" w:line="240" w:lineRule="auto"/>
+        <w:jc w:val="center"/>
+      </w:pPr>
+      <w:r>
+        <w:rPr>
+          <w:noProof/>
+        </w:rPr>
         <w:drawing>
-          <wp:inline distT="0" distB="0" distL="0" distR="0" wp14:anchorId="1B25330D" wp14:editId="7D2448D8">
+          <wp:inline distT="0" distB="0" distL="0" distR="0" wp14:anchorId="5E5A789C" wp14:editId="4FD1DEF3">
             <wp:extent cx="5080635" cy="3465324"/>
             <wp:effectExtent l="0" t="0" r="0" b="0"/>
-            <wp:docPr id="17" name="Picture 17" descr="Gambar 17. Daftar akun dan pilihan pengelolaannya"/>
+            <wp:docPr id="23" name="Picture 23" descr="Gambar 23. Daftar akun dan pilihan pengelolaannya"/>
             <wp:cNvGraphicFramePr>
               <a:graphicFrameLocks xmlns:a="http://schemas.openxmlformats.org/drawingml/2006/main" noChangeAspect="1"/>
             </wp:cNvGraphicFramePr>
@@ -3075,7 +3503,7 @@
                     <pic:cNvPicPr/>
                   </pic:nvPicPr>
                   <pic:blipFill>
-                    <a:blip r:embed="rId24"/>
+                    <a:blip r:embed="rId30"/>
                     <a:stretch>
                       <a:fillRect/>
                     </a:stretch>
@@ -3103,7 +3531,7 @@
         <w:jc w:val="center"/>
       </w:pPr>
       <w:r>
-        <w:t>Gambar 17. Daftar akun dan pilihan pengelolaannya</w:t>
+        <w:t>Gambar 23. Daftar akun dan pilihan pengelolaannya</w:t>
       </w:r>
     </w:p>
     <w:p>
@@ -3111,7 +3539,11 @@
         <w:pStyle w:val="Heading2"/>
       </w:pPr>
       <w:r>
-        <w:t>Memeriksa akun dan menangani perubahan akses</w:t>
+        <w:lastRenderedPageBreak/>
+        <w:t>Memeriksa a</w:t>
+      </w:r>
+      <w:r>
+        <w:t>kun dan menangani perubahan akses</w:t>
       </w:r>
     </w:p>
     <w:p>
@@ -3123,10 +3555,7 @@
         <w:ind w:left="283" w:hanging="283"/>
       </w:pPr>
       <w:r>
-        <w:t xml:space="preserve">1. Pada Kelola Akun, cari nama atau email dan pilih </w:t>
-      </w:r>
-      <w:r>
-        <w:t>Filter. Gunakan ikon Lihat Informasi untuk memeriksa email, waktu masuk terakhir, serta status sandi tanpa membuka sandi sementara.</w:t>
+        <w:t>1. Pada Kelola Akun, cari nama atau email dan pilih Filter. Gunakan ikon Lihat Informasi untuk memeriksa email, waktu masuk terakhir, serta status sandi tanpa membuka sandi sementara.</w:t>
       </w:r>
     </w:p>
     <w:p>
@@ -3137,10 +3566,10 @@
         <w:ind w:left="283" w:hanging="283"/>
       </w:pPr>
       <w:r>
-        <w:t>2. Untuk menonaktifkan pengguna, pilih Edit Akun, ubah status menjadi Nonaktif, kemudian Simpan. Akun nonaktif tidak dapat m</w:t>
-      </w:r>
-      <w:r>
-        <w:t>asuk.</w:t>
+        <w:t>2. Untuk menonaktifkan pengguna, pilih</w:t>
+      </w:r>
+      <w:r>
+        <w:t xml:space="preserve"> Edit Akun, ubah status menjadi Nonaktif, kemudian Simpan. Akun nonaktif tidak dapat masuk.</w:t>
       </w:r>
     </w:p>
     <w:p>
@@ -3162,18 +3591,21 @@
         <w:ind w:left="283" w:hanging="283"/>
       </w:pPr>
       <w:r>
-        <w:t>4. Untuk pengguna yang lupa kata sandi, pilih Reset Sandi pada akun yang tepat. Salin sandi sementara baru dari hasil reset dan sampaik</w:t>
-      </w:r>
-      <w:r>
-        <w:t>an melalui saluran privat.</w:t>
-      </w:r>
-    </w:p>
-    <w:p>
-      <w:pPr>
-        <w:keepLines/>
-      </w:pPr>
-      <w:r>
-        <w:t>Admin IT tidak dapat menonaktifkan atau mengubah perannya sendiri. Sandi sementara tidak tersedia pada panel Informasi Akun biasa dan hanya ditampilkan setelah penerbitan ulang. Pengguna harus menggantinya saat masuk.</w:t>
+        <w:t xml:space="preserve">4. Untuk pengguna yang lupa kata sandi, </w:t>
+      </w:r>
+      <w:r>
+        <w:t>pilih Reset Sandi pada akun yang tepat. Salin sandi sementara baru dari hasil reset dan sampaikan melalui saluran privat.</w:t>
+      </w:r>
+    </w:p>
+    <w:p>
+      <w:pPr>
+        <w:keepLines/>
+      </w:pPr>
+      <w:r>
+        <w:t xml:space="preserve">Admin IT tidak dapat menonaktifkan atau mengubah perannya sendiri. Sandi sementara tidak tersedia pada panel Informasi Akun biasa dan </w:t>
+      </w:r>
+      <w:r>
+        <w:t>hanya ditampilkan setelah penerbitan ulang. Pengguna harus menggantinya saat masuk.</w:t>
       </w:r>
     </w:p>
     <w:p>
@@ -3187,10 +3619,10 @@
           <w:noProof/>
         </w:rPr>
         <w:drawing>
-          <wp:inline distT="0" distB="0" distL="0" distR="0" wp14:anchorId="740B7F7A" wp14:editId="782652A5">
+          <wp:inline distT="0" distB="0" distL="0" distR="0" wp14:anchorId="4162E7CB" wp14:editId="0A633695">
             <wp:extent cx="3733800" cy="2327402"/>
             <wp:effectExtent l="0" t="0" r="0" b="0"/>
-            <wp:docPr id="18" name="Picture 18" descr="Gambar 18. Konfirmasi reset sandi akun"/>
+            <wp:docPr id="24" name="Picture 24" descr="Gambar 24. Konfirmasi reset sandi akun"/>
             <wp:cNvGraphicFramePr>
               <a:graphicFrameLocks xmlns:a="http://schemas.openxmlformats.org/drawingml/2006/main" noChangeAspect="1"/>
             </wp:cNvGraphicFramePr>
@@ -3202,7 +3634,7 @@
                     <pic:cNvPicPr/>
                   </pic:nvPicPr>
                   <pic:blipFill>
-                    <a:blip r:embed="rId25"/>
+                    <a:blip r:embed="rId31"/>
                     <a:stretch>
                       <a:fillRect/>
                     </a:stretch>
@@ -3230,7 +3662,7 @@
         <w:jc w:val="center"/>
       </w:pPr>
       <w:r>
-        <w:t>Gambar 18. Konfirmasi reset sandi akun</w:t>
+        <w:t>Gambar 24. Konfirmasi reset sandi akun</w:t>
       </w:r>
     </w:p>
     <w:p>
@@ -3238,7 +3670,6 @@
         <w:pStyle w:val="Heading2"/>
       </w:pPr>
       <w:r>
-        <w:lastRenderedPageBreak/>
         <w:t>Data Kelas dan tahun persiapan</w:t>
       </w:r>
     </w:p>
@@ -3273,21 +3704,18 @@
         <w:ind w:left="283" w:hanging="283"/>
       </w:pPr>
       <w:r>
-        <w:t>3. Siapkan daftar</w:t>
-      </w:r>
-      <w:r>
-        <w:t xml:space="preserve"> murid untuk tahun tersebut, kemudian minta Koordinator BK membagi kelas binaan sebelum aktivasi.</w:t>
-      </w:r>
-    </w:p>
-    <w:p>
-      <w:pPr>
-        <w:keepLines/>
-      </w:pPr>
-      <w:r>
-        <w:t>Periksa kecocokan nama kelas dan rombel sebelum impor. Membatalkan tahun persiapan yang keliru mengikuti konfirmasi aplikasi dan hanya dilakukan saat ketentua</w:t>
-      </w:r>
-      <w:r>
-        <w:t>n pembatalan terpenuhi.</w:t>
+        <w:t>3. Siapkan daftar murid untuk tahun tersebut, kemudian minta Koordinator BK membagi kelas binaan sebelum aktivasi.</w:t>
+      </w:r>
+    </w:p>
+    <w:p>
+      <w:pPr>
+        <w:keepLines/>
+      </w:pPr>
+      <w:r>
+        <w:t>Periksa kecocokan nama kelas dan rombel sebelum impor. Membatalkan tahun</w:t>
+      </w:r>
+      <w:r>
+        <w:t xml:space="preserve"> persiapan yang keliru mengikuti konfirmasi aplikasi dan hanya dilakukan saat ketentuan pembatalan terpenuhi.</w:t>
       </w:r>
     </w:p>
     <w:p>
@@ -3300,11 +3728,12 @@
         <w:rPr>
           <w:noProof/>
         </w:rPr>
+        <w:lastRenderedPageBreak/>
         <w:drawing>
-          <wp:inline distT="0" distB="0" distL="0" distR="0" wp14:anchorId="713D705C" wp14:editId="5D0C7354">
+          <wp:inline distT="0" distB="0" distL="0" distR="0" wp14:anchorId="1B31B1D2" wp14:editId="5C7F87E6">
             <wp:extent cx="4970621" cy="3465096"/>
             <wp:effectExtent l="0" t="0" r="0" b="0"/>
-            <wp:docPr id="19" name="Picture 19" descr="Gambar 19. Penyiapan tahun ajaran"/>
+            <wp:docPr id="25" name="Picture 25" descr="Gambar 25. Penyiapan tahun ajaran"/>
             <wp:cNvGraphicFramePr>
               <a:graphicFrameLocks xmlns:a="http://schemas.openxmlformats.org/drawingml/2006/main" noChangeAspect="1"/>
             </wp:cNvGraphicFramePr>
@@ -3316,7 +3745,7 @@
                     <pic:cNvPicPr/>
                   </pic:nvPicPr>
                   <pic:blipFill>
-                    <a:blip r:embed="rId26"/>
+                    <a:blip r:embed="rId32"/>
                     <a:stretch>
                       <a:fillRect/>
                     </a:stretch>
@@ -3344,7 +3773,7 @@
         <w:jc w:val="center"/>
       </w:pPr>
       <w:r>
-        <w:t>Gambar 19. Penyiapan tahun ajaran</w:t>
+        <w:t>Gambar 25. Penyiapan tahun ajaran</w:t>
       </w:r>
     </w:p>
     <w:p>
@@ -3364,7 +3793,10 @@
         <w:ind w:left="283" w:hanging="283"/>
       </w:pPr>
       <w:r>
-        <w:t>1. Buka Data Master → Dapodik untuk alamat API Siswa atau Data Master → e-Tatib untuk alamat sumber pelanggaran.</w:t>
+        <w:t>1. Buka Data Master → Dapodik untuk alamat API Siswa atau Data Master →</w:t>
+      </w:r>
+      <w:r>
+        <w:t xml:space="preserve"> e-Tatib untuk alamat sumber pelanggaran.</w:t>
       </w:r>
     </w:p>
     <w:p>
@@ -3375,10 +3807,7 @@
         <w:ind w:left="283" w:hanging="283"/>
       </w:pPr>
       <w:r>
-        <w:t>2. Masukkan alamat HTTPS resmi pada kolom ta</w:t>
-      </w:r>
-      <w:r>
-        <w:t>utan API sumber, lalu pilih Simpan. Pada dialog, periksa alamat, masukkan Kata sandi saat ini, kemudian pilih Simpan tautan.</w:t>
+        <w:t>2. Masukkan alamat HTTPS resmi pada kolom tautan API sumber, lalu pilih Simpan. Pada dialog, periksa alamat, masukkan Kata sandi saat ini, kemudian pilih Simpan tautan.</w:t>
       </w:r>
     </w:p>
     <w:p>
@@ -3389,10 +3818,10 @@
         <w:ind w:left="283" w:hanging="283"/>
       </w:pPr>
       <w:r>
-        <w:t>3. Untuk menggunakan tautan yang tersimpan, biarkan Gunakan API tersimpan terpilih. Pilih Tinjau Data untuk melihat isi sumber; lan</w:t>
-      </w:r>
-      <w:r>
-        <w:t>gkah ini belum mengimpor atau menyinkronkan data.</w:t>
+        <w:t>3. Untuk menggunakan tautan yang tersimpan, b</w:t>
+      </w:r>
+      <w:r>
+        <w:t>iarkan Gunakan API tersimpan terpilih. Pilih Tinjau Data untuk melihat isi sumber; langkah ini belum mengimpor atau menyinkronkan data.</w:t>
       </w:r>
     </w:p>
     <w:p>
@@ -3403,7 +3832,10 @@
         <w:ind w:left="283" w:hanging="283"/>
       </w:pPr>
       <w:r>
-        <w:t>4. Jika alamat berubah, pilih Ubah, isi alamat resmi yang baru beserta sandi saat ini, simpan, lalu jalankan Tinjau Data lagi.</w:t>
+        <w:t>4. Jika alamat berubah, pilih Ubah, isi alamat resmi yang baru beserta sandi saat ini, simpan, lalu jalankan Tinjau Data</w:t>
+      </w:r>
+      <w:r>
+        <w:t xml:space="preserve"> lagi.</w:t>
       </w:r>
     </w:p>
     <w:p>
@@ -3414,21 +3846,18 @@
         <w:ind w:left="283" w:hanging="283"/>
       </w:pPr>
       <w:r>
-        <w:t xml:space="preserve">5. Untuk memeriksa alamat tanpa mengubahnya, gunakan Tampilkan, isi sandi saat </w:t>
-      </w:r>
-      <w:r>
-        <w:t>ini, lalu segera Sembunyikan setelah selesai. Alamat sementara dapat ditinjau dengan melepas pilihan Gunakan API tersimpan.</w:t>
-      </w:r>
-    </w:p>
-    <w:p>
-      <w:pPr>
-        <w:keepLines/>
-      </w:pPr>
-      <w:r>
-        <w:t>Alamat tersimpan dilindungi dan disamarkan. Jangan menyalin URL rahasia ke laporan gangguan. Perubahan tautan e-Tatib menghentikan p</w:t>
-      </w:r>
-      <w:r>
-        <w:t>embaruan otomatis sampai pemeriksaan dan aktivasi ulang berhasil.</w:t>
+        <w:t>5. Untuk memeriksa alamat tanpa mengubahnya, gunakan Tampilkan, isi sandi saat ini, lalu segera Sembunyikan setelah selesai. Alamat sementara dapat ditinjau dengan melepas pilihan Gunakan API tersimpan.</w:t>
+      </w:r>
+    </w:p>
+    <w:p>
+      <w:pPr>
+        <w:keepLines/>
+      </w:pPr>
+      <w:r>
+        <w:t>Alamat tersimpan dilindungi dan disamarkan. Ja</w:t>
+      </w:r>
+      <w:r>
+        <w:t>ngan menyalin URL rahasia ke laporan gangguan. Perubahan tautan e-Tatib menghentikan pembaruan otomatis sampai pemeriksaan dan aktivasi ulang berhasil.</w:t>
       </w:r>
     </w:p>
     <w:p>
@@ -3443,10 +3872,10 @@
         </w:rPr>
         <w:lastRenderedPageBreak/>
         <w:drawing>
-          <wp:inline distT="0" distB="0" distL="0" distR="0" wp14:anchorId="41B14BBC" wp14:editId="49B34C8E">
+          <wp:inline distT="0" distB="0" distL="0" distR="0" wp14:anchorId="238D6EC1" wp14:editId="03DEA0AF">
             <wp:extent cx="4480559" cy="3129551"/>
             <wp:effectExtent l="0" t="0" r="0" b="0"/>
-            <wp:docPr id="20" name="Picture 20" descr="Gambar 20. Pengaturan tautan API"/>
+            <wp:docPr id="26" name="Picture 26" descr="Gambar 26. Pengaturan tautan API"/>
             <wp:cNvGraphicFramePr>
               <a:graphicFrameLocks xmlns:a="http://schemas.openxmlformats.org/drawingml/2006/main" noChangeAspect="1"/>
             </wp:cNvGraphicFramePr>
@@ -3458,7 +3887,7 @@
                     <pic:cNvPicPr/>
                   </pic:nvPicPr>
                   <pic:blipFill>
-                    <a:blip r:embed="rId27"/>
+                    <a:blip r:embed="rId33"/>
                     <a:stretch>
                       <a:fillRect/>
                     </a:stretch>
@@ -3486,7 +3915,7 @@
         <w:jc w:val="center"/>
       </w:pPr>
       <w:r>
-        <w:t>Gambar 20. Pengaturan tautan API</w:t>
+        <w:t>Gambar 26. Pengaturan tautan API</w:t>
       </w:r>
     </w:p>
     <w:p>
@@ -3506,10 +3935,10 @@
         <w:ind w:left="283" w:hanging="283"/>
       </w:pPr>
       <w:r>
-        <w:t xml:space="preserve">1. Buat tahun ajaran Persiapan pada Data Master → Dapodik. Gunakan tautan API Siswa resmi yang tersimpan atau alamat </w:t>
-      </w:r>
-      <w:r>
-        <w:t>sementara, lalu pilih Tinjau Data.</w:t>
+        <w:t>1. Buat tahun ajaran Persiapan pada Da</w:t>
+      </w:r>
+      <w:r>
+        <w:t>ta Master → Dapodik. Gunakan tautan API Siswa resmi yang tersimpan atau alamat sementara, lalu pilih Tinjau Data.</w:t>
       </w:r>
     </w:p>
     <w:p>
@@ -3520,10 +3949,10 @@
         <w:ind w:left="283" w:hanging="283"/>
       </w:pPr>
       <w:r>
-        <w:t>2. Periksa jumlah baris, tahun ajaran, rombel, murid baru, murid yang cocok, dan nama berbeda. Jika satu NISN muncul beberapa kali pada tahun yang sama, bandingkan nama dan rombel dengan data resmi lalu pilih satu baris y</w:t>
-      </w:r>
-      <w:r>
-        <w:t>ang benar. Jika data sumber belum sesuai, perbaiki sumber dan tinjau ulang.</w:t>
+        <w:t xml:space="preserve">2. Periksa jumlah baris, tahun ajaran, rombel, murid baru, murid yang cocok, dan nama berbeda. Jika satu NISN muncul beberapa kali pada </w:t>
+      </w:r>
+      <w:r>
+        <w:t>tahun yang sama, bandingkan nama dan rombel dengan data resmi lalu pilih satu baris yang benar. Jika data sumber belum sesuai, perbaiki sumber dan tinjau ulang.</w:t>
       </w:r>
     </w:p>
     <w:p>
@@ -3534,21 +3963,21 @@
         <w:ind w:left="283" w:hanging="283"/>
       </w:pPr>
       <w:r>
-        <w:t>3. Setelah semua konflik pemblokir selesai, pilih Impor Data. Periksa jumlah murid baru, murid yang cocok, dan rombel baru. Beri tahu Koordinator BK jika ada rombel baru agar dapat</w:t>
-      </w:r>
-      <w:r>
-        <w:t xml:space="preserve"> ditugaskan kepada Guru BK.</w:t>
-      </w:r>
-    </w:p>
-    <w:p>
-      <w:pPr>
-        <w:keepLines/>
-      </w:pPr>
-      <w:r>
-        <w:t>Pratinjau tidak mengubah data. Label kesiapan satu kelompok tidak berarti seluruh data dapat diimpor; konflik identitas atau duplikasi yang belum diputuskan membuat tombol Impor Data tetap nonaktif. Jika sumber berubah sejak pen</w:t>
-      </w:r>
-      <w:r>
-        <w:t>injauan, ulangi Tinjau Data. Jangan memasukkan data yang belum terverifikasi untuk menyelesaikan konflik identitas.</w:t>
+        <w:t xml:space="preserve">3. Setelah semua konflik pemblokir selesai, pilih Impor Data. Periksa jumlah murid baru, murid </w:t>
+      </w:r>
+      <w:r>
+        <w:t>yang cocok, dan rombel baru. Beri tahu Koordinator BK jika ada rombel baru agar dapat ditugaskan kepada Guru BK.</w:t>
+      </w:r>
+    </w:p>
+    <w:p>
+      <w:pPr>
+        <w:keepLines/>
+      </w:pPr>
+      <w:r>
+        <w:t>Pratinjau tidak mengubah data. Label kesiapan satu kelompok tidak berarti seluruh data dapat diimpor; konflik identitas atau duplikasi yang bel</w:t>
+      </w:r>
+      <w:r>
+        <w:t>um diputuskan membuat tombol Impor Data tetap nonaktif. Jika sumber berubah sejak peninjauan, ulangi Tinjau Data. Jangan memasukkan data yang belum terverifikasi untuk menyelesaikan konflik identitas.</w:t>
       </w:r>
     </w:p>
     <w:p>
@@ -3563,10 +3992,10 @@
         </w:rPr>
         <w:lastRenderedPageBreak/>
         <w:drawing>
-          <wp:inline distT="0" distB="0" distL="0" distR="0" wp14:anchorId="7E8CB494" wp14:editId="76F89F87">
+          <wp:inline distT="0" distB="0" distL="0" distR="0" wp14:anchorId="0EC70064" wp14:editId="0366B341">
             <wp:extent cx="5450681" cy="3465209"/>
             <wp:effectExtent l="0" t="0" r="0" b="0"/>
-            <wp:docPr id="21" name="Picture 21" descr="Gambar 21. Pratinjau data murid dari API dengan konflik pemblokir"/>
+            <wp:docPr id="27" name="Picture 27" descr="Gambar 27. Pratinjau data murid dari API dengan konflik pemblokir"/>
             <wp:cNvGraphicFramePr>
               <a:graphicFrameLocks xmlns:a="http://schemas.openxmlformats.org/drawingml/2006/main" noChangeAspect="1"/>
             </wp:cNvGraphicFramePr>
@@ -3578,7 +4007,7 @@
                     <pic:cNvPicPr/>
                   </pic:nvPicPr>
                   <pic:blipFill>
-                    <a:blip r:embed="rId28"/>
+                    <a:blip r:embed="rId34"/>
                     <a:stretch>
                       <a:fillRect/>
                     </a:stretch>
@@ -3606,7 +4035,10 @@
         <w:jc w:val="center"/>
       </w:pPr>
       <w:r>
-        <w:t>Gambar 21. Pratinjau data murid dari API dengan konflik pemblokir</w:t>
+        <w:t>Gambar 27. Pratinjau data murid dari API dengan konfl</w:t>
+      </w:r>
+      <w:r>
+        <w:t>ik pemblokir</w:t>
       </w:r>
     </w:p>
     <w:p>
@@ -3626,10 +4058,7 @@
         <w:ind w:left="283" w:hanging="283"/>
       </w:pPr>
       <w:r>
-        <w:t>1. Pada Data Master → Dapodik, pilih</w:t>
-      </w:r>
-      <w:r>
-        <w:t xml:space="preserve"> Impor CSV atau Excel dan Unduh template impor.</w:t>
+        <w:t>1. Pada Data Master → Dapodik, pilih Impor CSV atau Excel dan Unduh template impor.</w:t>
       </w:r>
     </w:p>
     <w:p>
@@ -3640,7 +4069,10 @@
         <w:ind w:left="283" w:hanging="283"/>
       </w:pPr>
       <w:r>
-        <w:t>2. Isi kolom nisn, nama, rombel, dan tahun_pelajaran. NISN disimpan sebagai teks supaya nol di awal tetap ada. Gunakan tahun persiapan serta rombel yang benar.</w:t>
+        <w:t xml:space="preserve">2. Isi kolom nisn, nama, rombel, dan tahun_pelajaran. NISN disimpan sebagai teks supaya nol di awal tetap ada. </w:t>
+      </w:r>
+      <w:r>
+        <w:t>Gunakan tahun persiapan serta rombel yang benar.</w:t>
       </w:r>
     </w:p>
     <w:p>
@@ -3651,10 +4083,7 @@
         <w:ind w:left="283" w:hanging="283"/>
       </w:pPr>
       <w:r>
-        <w:t>3. Simpan file Excel .xlsx satu lembar tanpa rum</w:t>
-      </w:r>
-      <w:r>
-        <w:t>us atau CSV berkode UTF-8. Batas berkas 2 MiB dan 5.000 baris.</w:t>
+        <w:t>3. Simpan file Excel .xlsx satu lembar tanpa rumus atau CSV berkode UTF-8. Batas berkas 2 MiB dan 5.000 baris.</w:t>
       </w:r>
     </w:p>
     <w:p>
@@ -3665,7 +4094,10 @@
         <w:ind w:left="283" w:hanging="283"/>
       </w:pPr>
       <w:r>
-        <w:t>4. Pilih tombol Pilih berkas CSV atau Excel, tentukan berkas, lalu pilih Tinjau / Impor Berkas. Pada Excel, periksa pratinjau sebelum memilih Impor Data.</w:t>
+        <w:t xml:space="preserve">4. Pilih tombol Pilih berkas CSV atau Excel, tentukan berkas, lalu pilih Tinjau / Impor Berkas. </w:t>
+      </w:r>
+      <w:r>
+        <w:t>Pada Excel, periksa pratinjau sebelum memilih Impor Data.</w:t>
       </w:r>
     </w:p>
     <w:p>
@@ -3676,18 +4108,18 @@
         <w:ind w:left="283" w:hanging="283"/>
       </w:pPr>
       <w:r>
-        <w:t>5. Setelah selesai, periksa jumlah muri</w:t>
-      </w:r>
-      <w:r>
-        <w:t>d dan rombel baru serta contoh data murid. Jika berkas ditolak, koreksi nama kolom, NISN, tahun, rombel, format, atau ukurannya.</w:t>
-      </w:r>
-    </w:p>
-    <w:p>
-      <w:pPr>
-        <w:keepLines/>
-      </w:pPr>
-      <w:r>
-        <w:t>Impor tidak menggandakan identitas dan riwayat murid yang sudah cocok. Berkas sumber asli tidak disimpan aplikasi.</w:t>
+        <w:t>5. Setelah selesai, periksa jumlah murid dan rombel baru serta contoh data murid. Jika berkas ditolak, koreksi nama kolom, NISN, tahun, rombel, format, atau ukurannya.</w:t>
+      </w:r>
+    </w:p>
+    <w:p>
+      <w:pPr>
+        <w:keepLines/>
+      </w:pPr>
+      <w:r>
+        <w:t>Impor tidak menggandakan ident</w:t>
+      </w:r>
+      <w:r>
+        <w:t>itas dan riwayat murid yang sudah cocok. Berkas sumber asli tidak disimpan aplikasi.</w:t>
       </w:r>
     </w:p>
     <w:p>
@@ -3701,10 +4133,10 @@
           <w:noProof/>
         </w:rPr>
         <w:drawing>
-          <wp:inline distT="0" distB="0" distL="0" distR="0" wp14:anchorId="3B0CF15C" wp14:editId="7A941EE0">
+          <wp:inline distT="0" distB="0" distL="0" distR="0" wp14:anchorId="15F77D90" wp14:editId="5298B296">
             <wp:extent cx="5130641" cy="2067243"/>
             <wp:effectExtent l="0" t="0" r="0" b="0"/>
-            <wp:docPr id="22" name="Picture 22" descr="Gambar 22. Pratinjau Excel daftar murid"/>
+            <wp:docPr id="28" name="Picture 28" descr="Gambar 28. Pratinjau Excel daftar murid"/>
             <wp:cNvGraphicFramePr>
               <a:graphicFrameLocks xmlns:a="http://schemas.openxmlformats.org/drawingml/2006/main" noChangeAspect="1"/>
             </wp:cNvGraphicFramePr>
@@ -3716,7 +4148,7 @@
                     <pic:cNvPicPr/>
                   </pic:nvPicPr>
                   <pic:blipFill>
-                    <a:blip r:embed="rId29"/>
+                    <a:blip r:embed="rId35"/>
                     <a:stretch>
                       <a:fillRect/>
                     </a:stretch>
@@ -3744,10 +4176,7 @@
         <w:jc w:val="center"/>
       </w:pPr>
       <w:r>
-        <w:t>Gambar 22.</w:t>
-      </w:r>
-      <w:r>
-        <w:t xml:space="preserve"> Pratinjau Excel daftar murid</w:t>
+        <w:t>Gambar 28. Pratinjau Excel daftar murid</w:t>
       </w:r>
     </w:p>
     <w:p>
@@ -3768,7 +4197,10 @@
         <w:ind w:left="283" w:hanging="283"/>
       </w:pPr>
       <w:r>
-        <w:t>1. Buka Data Master → e-Tatib, lalu jalankan pratinjau untuk memeriksa data sumber, identitas murid, dan kemungkinan kejadian duplikat.</w:t>
+        <w:t>1. Buka Data Master → e-Tatib, lalu jalankan pratinjau untuk memeriksa data sumber,</w:t>
+      </w:r>
+      <w:r>
+        <w:t xml:space="preserve"> identitas murid, dan kemungkinan kejadian duplikat.</w:t>
       </w:r>
     </w:p>
     <w:p>
@@ -3779,10 +4211,7 @@
         <w:ind w:left="283" w:hanging="283"/>
       </w:pPr>
       <w:r>
-        <w:t>2. Periksa kelompok kejadian yang identik. G</w:t>
-      </w:r>
-      <w:r>
-        <w:t>unakan keputusan penggabungan atau pembatalan keputusan lama sesuai bukti.</w:t>
+        <w:t>2. Periksa kelompok kejadian yang identik. Gunakan keputusan penggabungan atau pembatalan keputusan lama sesuai bukti.</w:t>
       </w:r>
     </w:p>
     <w:p>
@@ -3793,7 +4222,10 @@
         <w:ind w:left="283" w:hanging="283"/>
       </w:pPr>
       <w:r>
-        <w:t>3. Jika ada murid Belum Cocok, periksa NISN, nama, dan rombel. Gunakan pratinjau pencocokan otomatis atau cocokkan identitas secara manual dengan hati-hati.</w:t>
+        <w:t>3. Jika ada murid Belum Cocok, periksa NISN, nama, dan rombel. Gunakan pratinjau pen</w:t>
+      </w:r>
+      <w:r>
+        <w:t>cocokan otomatis atau cocokkan identitas secara manual dengan hati-hati.</w:t>
       </w:r>
     </w:p>
     <w:p>
@@ -3804,18 +4236,18 @@
         <w:ind w:left="283" w:hanging="283"/>
       </w:pPr>
       <w:r>
-        <w:t>4. Setelah pemeriksaan s</w:t>
-      </w:r>
-      <w:r>
-        <w:t>elesai, jalankan Sinkronkan Sekarang dan periksa hasil serta Riwayat Sinkronisasi.</w:t>
-      </w:r>
-    </w:p>
-    <w:p>
-      <w:pPr>
-        <w:keepLines/>
-      </w:pPr>
-      <w:r>
-        <w:t>Jangan menebak kecocokan hanya berdasarkan nama. Catatan e-Tatib merupakan data sumber; Guru BK membuat layanan BK terpisah berdasarkan rujukan yang sesuai.</w:t>
+        <w:t>4. Setelah pemeriksaan selesai, jalankan Sinkronkan Sekarang dan periksa hasil serta Riwayat Sinkronisasi.</w:t>
+      </w:r>
+    </w:p>
+    <w:p>
+      <w:pPr>
+        <w:keepLines/>
+      </w:pPr>
+      <w:r>
+        <w:t>Jangan menebak kecocokan hanya berdasarkan nama. Catatan e-Tatib merupakan d</w:t>
+      </w:r>
+      <w:r>
+        <w:t>ata sumber; Guru BK membuat layanan BK terpisah berdasarkan rujukan yang sesuai.</w:t>
       </w:r>
     </w:p>
     <w:p>
@@ -3835,7 +4267,10 @@
         <w:ind w:left="283" w:hanging="283"/>
       </w:pPr>
       <w:r>
-        <w:t>1. Pada Data Master → e-Tatib, pilih Tinjau Data dan baca jumlah catatan, identitas yang belum cocok, kejadian tanpa tanggal, dan kelompok baris identik.</w:t>
+        <w:t>1. Pada Data Master → e-Tatib, pilih Tinjau Data dan baca jumlah catatan, identitas yang belum cocok, kejadian tanpa tanggal, dan kelo</w:t>
+      </w:r>
+      <w:r>
+        <w:t>mpok baris identik.</w:t>
       </w:r>
     </w:p>
     <w:p>
@@ -3846,10 +4281,7 @@
         <w:ind w:left="283" w:hanging="283"/>
       </w:pPr>
       <w:r>
-        <w:t>2. Jika beberapa baris benar-benar menggambarkan satu kejadia</w:t>
-      </w:r>
-      <w:r>
-        <w:t>n, pilih opsi anggap sebagai satu kejadian untuk kelompok tersebut. Selesaikan keputusan seluruh kelompok baru sebelum sinkronisasi.</w:t>
+        <w:t>2. Jika beberapa baris benar-benar menggambarkan satu kejadian, pilih opsi anggap sebagai satu kejadian untuk kelompok tersebut. Selesaikan keputusan seluruh kelompok baru sebelum sinkronisasi.</w:t>
       </w:r>
     </w:p>
     <w:p>
@@ -3860,10 +4292,10 @@
         <w:ind w:left="283" w:hanging="283"/>
       </w:pPr>
       <w:r>
-        <w:t>3. Jika pernah menyetujui kelompok yang salah, buka Keputusan Duplikasi, pilih Batalkan Keputusan, lalu lakukan pratinjau u</w:t>
-      </w:r>
-      <w:r>
-        <w:t>lang.</w:t>
+        <w:t xml:space="preserve">3. Jika pernah menyetujui kelompok </w:t>
+      </w:r>
+      <w:r>
+        <w:t>yang salah, buka Keputusan Duplikasi, pilih Batalkan Keputusan, lalu lakukan pratinjau ulang.</w:t>
       </w:r>
     </w:p>
     <w:p>
@@ -3885,21 +4317,21 @@
         <w:ind w:left="283" w:hanging="283"/>
       </w:pPr>
       <w:r>
-        <w:t>5. Gunakan Berdasarkan NISN atau Berdasarkan Nama untuk mengusulkan pasangan tunggal, lalu periksa kembali</w:t>
-      </w:r>
-      <w:r>
-        <w:t xml:space="preserve"> dan konfirmasi Terapkan Pencocokan. Jika tidak ada pasangan tunggal, gunakan ikon Cocokkan untuk pencocokan manual.</w:t>
-      </w:r>
-    </w:p>
-    <w:p>
-      <w:pPr>
-        <w:keepLines/>
-      </w:pPr>
-      <w:r>
-        <w:t>Jangan menghubungkan identitas hanya berdasarkan kemiripan nama. Jika bukti tidak memadai, biarkan identitas berstatus Belum Cocok. Pencoco</w:t>
-      </w:r>
-      <w:r>
-        <w:t>kan manual dapat diubah atau dibatalkan jika masih diizinkan aplikasi; tindakan dapat ditolak apabila sudah terkait kasus BK.</w:t>
+        <w:t>5. Gunakan Berdasa</w:t>
+      </w:r>
+      <w:r>
+        <w:t>rkan NISN atau Berdasarkan Nama untuk mengusulkan pasangan tunggal, lalu periksa kembali dan konfirmasi Terapkan Pencocokan. Jika tidak ada pasangan tunggal, gunakan ikon Cocokkan untuk pencocokan manual.</w:t>
+      </w:r>
+    </w:p>
+    <w:p>
+      <w:pPr>
+        <w:keepLines/>
+      </w:pPr>
+      <w:r>
+        <w:t>Jangan menghubungkan identitas hanya berdasarkan ke</w:t>
+      </w:r>
+      <w:r>
+        <w:t>miripan nama. Jika bukti tidak memadai, biarkan identitas berstatus Belum Cocok. Pencocokan manual dapat diubah atau dibatalkan jika masih diizinkan aplikasi; tindakan dapat ditolak apabila sudah terkait kasus BK.</w:t>
       </w:r>
     </w:p>
     <w:p>
@@ -3913,10 +4345,10 @@
           <w:noProof/>
         </w:rPr>
         <w:drawing>
-          <wp:inline distT="0" distB="0" distL="0" distR="0" wp14:anchorId="1F716A05" wp14:editId="5CFCF1FE">
+          <wp:inline distT="0" distB="0" distL="0" distR="0" wp14:anchorId="470803F3" wp14:editId="198C6ADB">
             <wp:extent cx="5120640" cy="2453640"/>
             <wp:effectExtent l="0" t="0" r="0" b="0"/>
-            <wp:docPr id="23" name="Picture 23" descr="Gambar 23. Data konflik identitas pada e-Tatib"/>
+            <wp:docPr id="29" name="Picture 29" descr="Gambar 29. Data konflik identitas pada e-Tatib"/>
             <wp:cNvGraphicFramePr>
               <a:graphicFrameLocks xmlns:a="http://schemas.openxmlformats.org/drawingml/2006/main" noChangeAspect="1"/>
             </wp:cNvGraphicFramePr>
@@ -3928,7 +4360,7 @@
                     <pic:cNvPicPr/>
                   </pic:nvPicPr>
                   <pic:blipFill>
-                    <a:blip r:embed="rId30"/>
+                    <a:blip r:embed="rId36"/>
                     <a:stretch>
                       <a:fillRect/>
                     </a:stretch>
@@ -3956,7 +4388,10 @@
         <w:jc w:val="center"/>
       </w:pPr>
       <w:r>
-        <w:t>Gambar 23. Data konflik identitas pada e-Tatib</w:t>
+        <w:t>Gambar 29. Data konflik identitas pada e</w:t>
+      </w:r>
+      <w:r>
+        <w:t>-Tatib</w:t>
       </w:r>
     </w:p>
     <w:p>
@@ -3977,10 +4412,7 @@
         <w:ind w:left="283" w:hanging="283"/>
       </w:pPr>
       <w:r>
-        <w:t xml:space="preserve">1. Setelah pratinjau layak, pilih </w:t>
-      </w:r>
-      <w:r>
-        <w:t>Sinkronkan Data. Jika pembaruan otomatis sudah aktif, gunakan Sinkronkan Sekarang untuk memperbarui secara manual.</w:t>
+        <w:t>1. Setelah pratinjau layak, pilih Sinkronkan Data. Jika pembaruan otomatis sudah aktif, gunakan Sinkronkan Sekarang untuk memperbarui secara manual.</w:t>
       </w:r>
     </w:p>
     <w:p>
@@ -3991,7 +4423,10 @@
         <w:ind w:left="283" w:hanging="283"/>
       </w:pPr>
       <w:r>
-        <w:t>2. Periksa pesan berhasil, peringatan, atau gagal; lalu lihat Riwayat Sinkronisasi untuk menelusuri hasil dan masalah yang terjadi.</w:t>
+        <w:t xml:space="preserve">2. Periksa pesan berhasil, peringatan, atau gagal; lalu lihat </w:t>
+      </w:r>
+      <w:r>
+        <w:t>Riwayat Sinkronisasi untuk menelusuri hasil dan masalah yang terjadi.</w:t>
       </w:r>
     </w:p>
     <w:p>
@@ -4002,21 +4437,18 @@
         <w:ind w:left="283" w:hanging="283"/>
       </w:pPr>
       <w:r>
-        <w:t>3. Jika s</w:t>
-      </w:r>
-      <w:r>
-        <w:t>inkronisasi tertahan, tinjau kembali kesiapan daftar murid, identitas, duplikasi, dan sumber. Koreksi sesuai bukti lalu ulangi pratinjau.</w:t>
-      </w:r>
-    </w:p>
-    <w:p>
-      <w:pPr>
-        <w:keepLines/>
-      </w:pPr>
-      <w:r>
-        <w:t>Data pelanggaran hanya disalin ke Ruang BK. Sinkronisasi tidak mengubah sumber e-Tatib. Catatan lama yang tidak lagi d</w:t>
-      </w:r>
-      <w:r>
-        <w:t>ikirim sumber tidak otomatis dihapus.</w:t>
+        <w:t>3. Jika sinkronisasi tertahan, tinjau kembali kesiapan daftar murid, identitas, duplikasi, dan sumber. Koreksi sesuai bukti lalu ulangi pratinjau.</w:t>
+      </w:r>
+    </w:p>
+    <w:p>
+      <w:pPr>
+        <w:keepLines/>
+      </w:pPr>
+      <w:r>
+        <w:t>Data pelanggaran hanya disalin ke Ruang</w:t>
+      </w:r>
+      <w:r>
+        <w:t xml:space="preserve"> BK. Sinkronisasi tidak mengubah sumber e-Tatib. Catatan lama yang tidak lagi dikirim sumber tidak otomatis dihapus.</w:t>
       </w:r>
     </w:p>
     <w:p>
@@ -4030,10 +4462,10 @@
           <w:noProof/>
         </w:rPr>
         <w:drawing>
-          <wp:inline distT="0" distB="0" distL="0" distR="0" wp14:anchorId="6EDC959B" wp14:editId="1F645093">
+          <wp:inline distT="0" distB="0" distL="0" distR="0" wp14:anchorId="3AEC046A" wp14:editId="0B721A79">
             <wp:extent cx="5130641" cy="2770795"/>
             <wp:effectExtent l="0" t="0" r="0" b="0"/>
-            <wp:docPr id="24" name="Picture 24" descr="Gambar 24. Pencocokan identitas e-Tatib"/>
+            <wp:docPr id="30" name="Picture 30" descr="Gambar 30. Pencocokan identitas e-Tatib"/>
             <wp:cNvGraphicFramePr>
               <a:graphicFrameLocks xmlns:a="http://schemas.openxmlformats.org/drawingml/2006/main" noChangeAspect="1"/>
             </wp:cNvGraphicFramePr>
@@ -4045,7 +4477,7 @@
                     <pic:cNvPicPr/>
                   </pic:nvPicPr>
                   <pic:blipFill>
-                    <a:blip r:embed="rId31"/>
+                    <a:blip r:embed="rId37"/>
                     <a:stretch>
                       <a:fillRect/>
                     </a:stretch>
@@ -4073,7 +4505,7 @@
         <w:jc w:val="center"/>
       </w:pPr>
       <w:r>
-        <w:t>Gambar 24. Pencocokan identitas e-Tatib</w:t>
+        <w:t>Gambar 30. Pencocokan identitas e-Tatib</w:t>
       </w:r>
     </w:p>
     <w:p>
@@ -4093,10 +4525,10 @@
         <w:ind w:left="283" w:hanging="283"/>
       </w:pPr>
       <w:r>
-        <w:t>1. Pastikan tautan API e-Tatib sudah tersimpan. Pada Data Master → e-Tatib, pilih Tinjau Data dan periksa hasilnya. Masukkan kata sandi saat ini, lal</w:t>
-      </w:r>
-      <w:r>
-        <w:t>u pilih Aktifkan Otomatis.</w:t>
+        <w:t>1. Pastikan tautan API e-Tatib sudah tersimpan. Pada Data Master → e-T</w:t>
+      </w:r>
+      <w:r>
+        <w:t>atib, pilih Tinjau Data dan periksa hasilnya. Masukkan kata sandi saat ini, lalu pilih Aktifkan Otomatis.</w:t>
       </w:r>
     </w:p>
     <w:p>
@@ -4107,7 +4539,10 @@
         <w:ind w:left="283" w:hanging="283"/>
       </w:pPr>
       <w:r>
-        <w:t>2. Pada Jadwal Pembaruan e-Tatib, pilih hari dan jam WIB, masukkan kata sandi saat ini, lalu pilih Simpan jadwal. Menyimpan jadwal tidak mengaktifkan pembaruan yang nonaktif.</w:t>
+        <w:t xml:space="preserve">2. Pada Jadwal Pembaruan e-Tatib, pilih hari dan jam WIB, masukkan kata sandi saat ini, lalu pilih Simpan jadwal. Menyimpan jadwal tidak mengaktifkan </w:t>
+      </w:r>
+      <w:r>
+        <w:t>pembaruan yang nonaktif.</w:t>
       </w:r>
     </w:p>
     <w:p>
@@ -4118,10 +4553,7 @@
         <w:ind w:left="283" w:hanging="283"/>
       </w:pPr>
       <w:r>
-        <w:t xml:space="preserve">3. Untuk menghentikannya, pilih Nonaktifkan Pembaruan </w:t>
-      </w:r>
-      <w:r>
-        <w:t>Otomatis dan ikuti verifikasi sandi.</w:t>
+        <w:t>3. Untuk menghentikannya, pilih Nonaktifkan Pembaruan Otomatis dan ikuti verifikasi sandi.</w:t>
       </w:r>
     </w:p>
     <w:p>
@@ -4136,10 +4568,10 @@
         </w:rPr>
         <w:lastRenderedPageBreak/>
         <w:drawing>
-          <wp:inline distT="0" distB="0" distL="0" distR="0" wp14:anchorId="6673D537" wp14:editId="04C79991">
+          <wp:inline distT="0" distB="0" distL="0" distR="0" wp14:anchorId="336E3DC5" wp14:editId="27446FAE">
             <wp:extent cx="5587999" cy="3132503"/>
             <wp:effectExtent l="0" t="0" r="0" b="0"/>
-            <wp:docPr id="25" name="Picture 25" descr="Gambar 25. Jadwal pembaruan otomatis e-Tatib"/>
+            <wp:docPr id="31" name="Picture 31" descr="Gambar 31. Jadwal pembaruan otomatis e-Tatib"/>
             <wp:cNvGraphicFramePr>
               <a:graphicFrameLocks xmlns:a="http://schemas.openxmlformats.org/drawingml/2006/main" noChangeAspect="1"/>
             </wp:cNvGraphicFramePr>
@@ -4151,7 +4583,7 @@
                     <pic:cNvPicPr/>
                   </pic:nvPicPr>
                   <pic:blipFill>
-                    <a:blip r:embed="rId32"/>
+                    <a:blip r:embed="rId38"/>
                     <a:stretch>
                       <a:fillRect/>
                     </a:stretch>
@@ -4179,7 +4611,7 @@
         <w:jc w:val="center"/>
       </w:pPr>
       <w:r>
-        <w:t>Gambar 25. Jadwal pembaruan otomatis e-Tatib</w:t>
+        <w:t>Gambar 31. Jadwal pembaruan otomatis e-Tatib</w:t>
       </w:r>
     </w:p>
     <w:p>
@@ -4196,10 +4628,10 @@
         <w:keepLines/>
       </w:pPr>
       <w:r>
-        <w:t xml:space="preserve">Buka Manajemen Web. Untuk mengganti logo sekolah atau logo dinas, pilih gambar pada bagian yang sesuai lalu pilih Simpan. Untuk mengganti warna </w:t>
-      </w:r>
-      <w:r>
-        <w:t>aplikasi, pilih salah satu tema yang tersedia lalu simpan pilihan.</w:t>
+        <w:t>Buka Manajemen Web. Untuk mengganti logo sekolah atau logo dinas, pil</w:t>
+      </w:r>
+      <w:r>
+        <w:t>ih gambar pada bagian yang sesuai lalu pilih Simpan. Untuk mengganti warna aplikasi, pilih salah satu tema yang tersedia lalu simpan pilihan.</w:t>
       </w:r>
     </w:p>
     <w:p>
@@ -4213,10 +4645,10 @@
           <w:noProof/>
         </w:rPr>
         <w:drawing>
-          <wp:inline distT="0" distB="0" distL="0" distR="0" wp14:anchorId="785B0971" wp14:editId="578635FA">
+          <wp:inline distT="0" distB="0" distL="0" distR="0" wp14:anchorId="077D3A22" wp14:editId="6A2BEE9C">
             <wp:extent cx="5588000" cy="1249801"/>
             <wp:effectExtent l="0" t="0" r="0" b="0"/>
-            <wp:docPr id="26" name="Picture 26" descr="Gambar 26. Pilihan tema pada Manajemen Web"/>
+            <wp:docPr id="32" name="Picture 32" descr="Gambar 32. Pilihan tema pada Manajemen Web"/>
             <wp:cNvGraphicFramePr>
               <a:graphicFrameLocks xmlns:a="http://schemas.openxmlformats.org/drawingml/2006/main" noChangeAspect="1"/>
             </wp:cNvGraphicFramePr>
@@ -4228,7 +4660,7 @@
                     <pic:cNvPicPr/>
                   </pic:nvPicPr>
                   <pic:blipFill>
-                    <a:blip r:embed="rId33"/>
+                    <a:blip r:embed="rId39"/>
                     <a:stretch>
                       <a:fillRect/>
                     </a:stretch>
@@ -4256,14 +4688,14 @@
         <w:jc w:val="center"/>
       </w:pPr>
       <w:r>
-        <w:t>Gambar 26. Pilihan tema pada Manajemen Web</w:t>
+        <w:t>Gambar 32. Pilihan tema pada Manajemen Web</w:t>
       </w:r>
     </w:p>
     <w:p>
       <w:pPr>
         <w:pStyle w:val="Heading1"/>
       </w:pPr>
-      <w:bookmarkStart w:id="5" w:name="_Toc243704198"/>
+      <w:bookmarkStart w:id="5" w:name="_Toc243705818"/>
       <w:r>
         <w:t>6 Instalasi dan deployment server sekolah</w:t>
       </w:r>
@@ -4274,13 +4706,13 @@
         <w:keepLines/>
       </w:pPr>
       <w:r>
-        <w:t xml:space="preserve">Bab ini ditujukan kepada petugas IT atau administrator server sekolah yang bertanggung jawab memasang </w:t>
-      </w:r>
-      <w:r>
-        <w:t>aplikasi. Contoh menggunakan VPS Ubuntu/Debian, Nginx, PHP-FPM, MySQL, dan akun Linux aplikasi. Petugas yang menggunakan panel hosting perlu menyesuaikan letak menu serta kemampuan terminalnya. Ganti domain, direktori, nama akun, dan basis data contoh sesu</w:t>
-      </w:r>
-      <w:r>
-        <w:t>ai konfigurasi sekolah.</w:t>
+        <w:t xml:space="preserve">Bab ini ditujukan </w:t>
+      </w:r>
+      <w:r>
+        <w:t>kepada petugas IT atau administrator server sekolah yang bertanggung jawab memasang aplikasi. Contoh menggunakan VPS Ubuntu/Debian, Nginx, PHP-FPM, MySQL, dan akun Linux aplikasi. Petugas yang menggunakan panel hosting perlu menyesuaikan letak menu serta k</w:t>
+      </w:r>
+      <w:r>
+        <w:t>emampuan terminalnya. Ganti domain, direktori, nama akun, dan basis data contoh sesuai konfigurasi sekolah.</w:t>
       </w:r>
     </w:p>
     <w:p>
@@ -4295,10 +4727,10 @@
         </w:rPr>
         <w:lastRenderedPageBreak/>
         <w:drawing>
-          <wp:inline distT="0" distB="0" distL="0" distR="0" wp14:anchorId="52D19076" wp14:editId="4C9FD423">
+          <wp:inline distT="0" distB="0" distL="0" distR="0" wp14:anchorId="326DC2B8" wp14:editId="37D3E3D6">
             <wp:extent cx="5130641" cy="2850356"/>
             <wp:effectExtent l="0" t="0" r="0" b="0"/>
-            <wp:docPr id="27" name="Picture 27" descr="Gambar 27. Arsitektur deployment server sekolah"/>
+            <wp:docPr id="33" name="Picture 33" descr="Gambar 33. Arsitektur deployment server sekolah"/>
             <wp:cNvGraphicFramePr>
               <a:graphicFrameLocks xmlns:a="http://schemas.openxmlformats.org/drawingml/2006/main" noChangeAspect="1"/>
             </wp:cNvGraphicFramePr>
@@ -4310,7 +4742,7 @@
                     <pic:cNvPicPr/>
                   </pic:nvPicPr>
                   <pic:blipFill>
-                    <a:blip r:embed="rId34"/>
+                    <a:blip r:embed="rId40"/>
                     <a:stretch>
                       <a:fillRect/>
                     </a:stretch>
@@ -4338,7 +4770,7 @@
         <w:jc w:val="center"/>
       </w:pPr>
       <w:r>
-        <w:t>Gambar 27. Arsitektur deployment server sekolah</w:t>
+        <w:t>Gambar 33. Arsitektur deployment server sekolah</w:t>
       </w:r>
     </w:p>
     <w:p>
@@ -4354,32 +4786,35 @@
         <w:keepLines/>
       </w:pPr>
       <w:r>
-        <w:t>Terima repository atau paket rilis resmi melalui jalur serah terima sekolah. Paket hasil ekspor aplikasi memuat RELEASE.json yang berisi commit s</w:t>
-      </w:r>
-      <w:r>
-        <w:t>umber dan checksum SHA-256 berkas. Cocokkan identitas rilis serta checksum sebelum memasang dependensi. Checksum membantu menemukan perubahan atau kerusakan berkas; keaslian paket tetap bergantung pada sumber serah terima yang tepercaya.</w:t>
-      </w:r>
-    </w:p>
-    <w:p>
-      <w:pPr>
-        <w:keepLines/>
-      </w:pPr>
-      <w:r>
-        <w:t>Nama SIBK pada pat</w:t>
-      </w:r>
-      <w:r>
-        <w:t>h dan perintah merupakan penanda teknis Ruang BK. Alamat bk.example.sch.id serta /var/www/sibk adalah contoh dan harus disesuaikan. Catat nama rilis yang benar pada catatan administrasi sekolah; jangan mencetak kredensial, kunci, atau token ke dalam dokume</w:t>
-      </w:r>
-      <w:r>
-        <w:t>n ini.</w:t>
-      </w:r>
-    </w:p>
-    <w:p>
-      <w:pPr>
-        <w:keepLines/>
-      </w:pPr>
-      <w:r>
-        <w:t>Catat commit sumber dari RELEASE.json atau catatan serah terima repository. Periksa perubahan persyaratan dan migrasi setiap kali menerima rilis baru.</w:t>
+        <w:t>Sekolah menerima repo rilis tersendiri yang disiapkan Ibnu. P</w:t>
+      </w:r>
+      <w:r>
+        <w:t>embaruan dari repo pengembangan disalurkan sebagai rilis resmi ke repo sekolah. Gunakan alamat repo dan versi yang tercantum dalam serah terima. Berkas RELEASE.json mencatat commit sumber dan checksum SHA-256 berkas; cocokkan keduanya sebelum memasang depe</w:t>
+      </w:r>
+      <w:r>
+        <w:t>ndensi. Checksum membantu menemukan perubahan atau kerusakan berkas, sedangkan keaslian rilis bergantung pada jalur serah terima yang tepercaya.</w:t>
+      </w:r>
+    </w:p>
+    <w:p>
+      <w:pPr>
+        <w:keepLines/>
+      </w:pPr>
+      <w:r>
+        <w:t>Nama SIBK pada path dan perintah merupakan penanda teknis Ruang BK. Alamat bk.example.sch.id serta /var/www/sib</w:t>
+      </w:r>
+      <w:r>
+        <w:t>k adalah contoh dan harus disesuaikan. Catat nama rilis yang benar pada catatan administrasi sekolah; jangan mencetak kredensial, kunci, atau token ke dalam dokumen ini.</w:t>
+      </w:r>
+    </w:p>
+    <w:p>
+      <w:pPr>
+        <w:keepLines/>
+      </w:pPr>
+      <w:r>
+        <w:t xml:space="preserve">Ambil pembaruan dari repo rilis sekolah setelah versi tersebut dinyatakan siap </w:t>
+      </w:r>
+      <w:r>
+        <w:t>oleh pengelola. Catat commit sumber pada RELEASE.json dan periksa perubahan persyaratan serta migrasinya.</w:t>
       </w:r>
     </w:p>
     <w:p>
@@ -4399,10 +4834,10 @@
         <w:ind w:left="283" w:hanging="283"/>
       </w:pPr>
       <w:r>
-        <w:t>1. Arahkan DNS domain aplikasi sekolah ke server dan siapkan sertifik</w:t>
-      </w:r>
-      <w:r>
-        <w:t>at HTTPS. Tentukan direktori rilis, misalnya /var/www/sibk, dan akun Linux tanpa hak root untuk proses aplikasi.</w:t>
+        <w:t>1. Arahkan DNS domain aplikasi sekolah ke server dan siapkan sertifikat HTTPS. Tentukan direktori rilis, misalnya /var/ww</w:t>
+      </w:r>
+      <w:r>
+        <w:t>w/sibk, dan akun Linux tanpa hak root untuk proses aplikasi.</w:t>
       </w:r>
     </w:p>
     <w:p>
@@ -4413,13 +4848,13 @@
         <w:ind w:left="283" w:hanging="283"/>
       </w:pPr>
       <w:r>
-        <w:t>2. Sediakan Nginx, MySQL, PHP-FPM dan PHP CLI 8.4.1 atau lebih baru dalam seri PHP 8, Composer 2, serta layanan cron. Periksa kesamaan versi PH</w:t>
-      </w:r>
-      <w:r>
-        <w:t>P web dan terminal; versi 8.4 tidak selalu tersedia pada repo bawaan setiap Ubuntu/Debian sehingga gunakan sumber paket yang dipelihara dan disetujui administrator server. Aktifkan pdo_mysql untuk koneksi MySQL pada PHP web dan terminal. Siapkan cURL denga</w:t>
-      </w:r>
-      <w:r>
-        <w:t>n libcurl minimal 7.49, GD, serta ekstensi yang diminta lockfile. Untuk membangun aset Vite 8, gunakan Node.js 20.19+ atau 22.12+ (atau seri yang lebih baru dan didukung); periksa juga persyaratan package-lock.json.</w:t>
+        <w:t xml:space="preserve">2. Sediakan Nginx, MySQL, PHP-FPM dan PHP CLI 8.4.1 atau lebih baru dalam seri PHP 8, Composer 2, serta layanan cron. Periksa kesamaan versi PHP web dan terminal; versi 8.4 tidak selalu tersedia </w:t>
+      </w:r>
+      <w:r>
+        <w:t>pada repo bawaan setiap Ubuntu/Debian sehingga gunakan sumber paket yang dipelihara dan disetujui administrator server. Aktifkan pdo_mysql untuk koneksi MySQL pada PHP web dan terminal. Siapkan cURL dengan libcurl minimal 7.49, GD, serta ekstensi yang dimi</w:t>
+      </w:r>
+      <w:r>
+        <w:t>nta lockfile. Untuk membangun aset Vite 8, gunakan Node.js 20.19+ atau 22.12+ (atau seri yang lebih baru dan didukung); periksa juga persyaratan package-lock.json.</w:t>
       </w:r>
     </w:p>
     <w:p>
@@ -4430,10 +4865,10 @@
         <w:ind w:left="283" w:hanging="283"/>
       </w:pPr>
       <w:r>
-        <w:t>3. Pisahkan basis data produksi dari pen</w:t>
-      </w:r>
-      <w:r>
-        <w:t>gembangan. Gunakan akun MySQL khusus aplikasi serta akun khusus pencadangan. Pembangunan aset dapat dilakukan di server atau mesin pembangun terpisah.</w:t>
+        <w:t xml:space="preserve">3. Pisahkan basis data produksi dari pengembangan. Gunakan akun MySQL khusus aplikasi serta </w:t>
+      </w:r>
+      <w:r>
+        <w:t>akun khusus pencadangan. Pembangunan aset dapat dilakukan di server atau mesin pembangun terpisah.</w:t>
       </w:r>
     </w:p>
     <w:p>
@@ -4444,10 +4879,10 @@
         <w:ind w:left="283" w:hanging="283"/>
       </w:pPr>
       <w:r>
-        <w:t>4. Atur izin menulis untuk storage/ dan bootstrap/cache/ serta storage/app/private/branding. Batasi akses</w:t>
-      </w:r>
-      <w:r>
-        <w:t xml:space="preserve"> .env; jangan menggunakan izin 777. Pastikan direktori yang dilayani web hanya public/.</w:t>
+        <w:t>4. Atur izin menulis untuk storage/ dan bootstrap/cache/ serta storage/app/private/branding. Batasi akses .env; jangan menggunakan izin 777. Pastikan direkto</w:t>
+      </w:r>
+      <w:r>
+        <w:t>ri yang dilayani web hanya public/.</w:t>
       </w:r>
     </w:p>
     <w:p>
@@ -4460,6 +4895,7 @@
           <w:rFonts w:ascii="Consolas" w:hAnsi="Consolas"/>
           <w:sz w:val="18"/>
         </w:rPr>
+        <w:lastRenderedPageBreak/>
         <w:t>php -v</w:t>
       </w:r>
       <w:r>
@@ -4492,11 +4928,7 @@
         <w:keepLines/>
       </w:pPr>
       <w:r>
-        <w:lastRenderedPageBreak/>
-        <w:t>Jangan memakai php artisan serve ataupun npm run dev sebagai layanan produksi. Gunakan akun web dan akses basis data dengan</w:t>
-      </w:r>
-      <w:r>
-        <w:t xml:space="preserve"> kewenangan sesedikit yang diperlukan.</w:t>
+        <w:t>Jangan memakai php artisan serve ataupun npm run dev sebagai layanan produksi. Gunakan akun web dan akses basis data dengan kewenangan sesedikit yang diperlukan.</w:t>
       </w:r>
     </w:p>
     <w:p>
@@ -4510,10 +4942,10 @@
           <w:noProof/>
         </w:rPr>
         <w:drawing>
-          <wp:inline distT="0" distB="0" distL="0" distR="0" wp14:anchorId="2A9A1151" wp14:editId="739718A7">
+          <wp:inline distT="0" distB="0" distL="0" distR="0" wp14:anchorId="56D85E29" wp14:editId="45A1276E">
             <wp:extent cx="5130641" cy="1767220"/>
             <wp:effectExtent l="0" t="0" r="0" b="0"/>
-            <wp:docPr id="28" name="Picture 28" descr="Gambar 28. Prasyarat server VPS"/>
+            <wp:docPr id="34" name="Picture 34" descr="Gambar 34. Prasyarat server VPS"/>
             <wp:cNvGraphicFramePr>
               <a:graphicFrameLocks xmlns:a="http://schemas.openxmlformats.org/drawingml/2006/main" noChangeAspect="1"/>
             </wp:cNvGraphicFramePr>
@@ -4525,7 +4957,7 @@
                     <pic:cNvPicPr/>
                   </pic:nvPicPr>
                   <pic:blipFill>
-                    <a:blip r:embed="rId35"/>
+                    <a:blip r:embed="rId41"/>
                     <a:stretch>
                       <a:fillRect/>
                     </a:stretch>
@@ -4553,7 +4985,10 @@
         <w:jc w:val="center"/>
       </w:pPr>
       <w:r>
-        <w:t>Gambar 28. Prasyarat server VPS</w:t>
+        <w:t xml:space="preserve">Gambar 34. </w:t>
+      </w:r>
+      <w:r>
+        <w:t>Prasyarat server VPS</w:t>
       </w:r>
     </w:p>
     <w:p>
@@ -4569,21 +5004,24 @@
         <w:keepLines/>
       </w:pPr>
       <w:r>
-        <w:t xml:space="preserve">Sebelum memasang aplikasi, administrator memperbarui sistem operasi dari repositori tepercaya, membatasi akses SSH kepada petugas </w:t>
-      </w:r>
-      <w:r>
-        <w:t>berwenang, memakai kunci SSH, dan mengatur firewall agar hanya layanan yang diperlukan dapat diakses. Jangan menutup akses SSH aktif sebelum memastikan akses alternatif berfungsi. Aktifkan pemantauan pembaruan keamanan serta pencadangan konfigurasi server.</w:t>
-      </w:r>
-    </w:p>
-    <w:p>
-      <w:pPr>
-        <w:keepLines/>
-      </w:pPr>
-      <w:r>
-        <w:t>Buat basis data MySQL dan pengguna aplikasi terpisah. Contoh di bawah dilakukan oleh administrator MySQL pada instalasi baru; sesuaikan nama basis data, alamat host, dan sandi rahasia. Akun runtime tidak boleh menggunakan root. Hak perubahan skema dapat d</w:t>
-      </w:r>
-      <w:r>
-        <w:t>ibatasi sesudah migrasi, lalu diberikan kembali secara terkontrol saat pembaruan.</w:t>
+        <w:t>Sebelum memasang aplikasi, administrator memperbarui sistem operasi dari repositori tepercaya, membatasi akses SSH kepada petugas berwenang, memakai kunci SSH, dan mengatur firewall agar hanya layan</w:t>
+      </w:r>
+      <w:r>
+        <w:t>an yang diperlukan dapat diakses. Jangan menutup akses SSH aktif sebelum memastikan akses alternatif berfungsi. Aktifkan pemantauan pembaruan keamanan serta pencadangan konfigurasi server.</w:t>
+      </w:r>
+    </w:p>
+    <w:p>
+      <w:pPr>
+        <w:keepLines/>
+      </w:pPr>
+      <w:r>
+        <w:t>Buat basis data MySQL dan pengguna aplikasi terpisah. Contoh di baw</w:t>
+      </w:r>
+      <w:r>
+        <w:t>ah dilakukan oleh administrator MySQL pada instalasi baru; sesuaikan nama basis data, alamat host, dan sandi rahasia. Akun runtime tidak boleh menggunakan root. Hak perubahan skema dapat dibatasi sesudah migrasi, lalu diberikan kembali secara terkontrol sa</w:t>
+      </w:r>
+      <w:r>
+        <w:t>at pembaruan.</w:t>
       </w:r>
     </w:p>
     <w:p>
@@ -4612,33 +5050,30 @@
           <w:sz w:val="18"/>
         </w:rPr>
         <w:br/>
-        <w:t>GRANT SELECT, INSERT, UPDAT</w:t>
+        <w:t>GRANT SELECT, INSERT, UPDATE, DELETE, CREATE, ALTER, INDEX, DROP, REFERENCES</w:t>
       </w:r>
       <w:r>
         <w:rPr>
           <w:rFonts w:ascii="Consolas" w:hAnsi="Consolas"/>
           <w:sz w:val="18"/>
         </w:rPr>
-        <w:t>E, DELETE, CREATE, ALTER, INDEX, DROP, REFERENCES</w:t>
+        <w:br/>
+        <w:t>ON sibk.* TO 'sibk</w:t>
       </w:r>
       <w:r>
         <w:rPr>
           <w:rFonts w:ascii="Consolas" w:hAnsi="Consolas"/>
           <w:sz w:val="18"/>
         </w:rPr>
-        <w:br/>
-        <w:t>ON sibk.* TO 'sibk_app'@'127.0.0.1';</w:t>
-      </w:r>
-    </w:p>
-    <w:p>
-      <w:pPr>
-        <w:keepLines/>
-      </w:pPr>
-      <w:r>
-        <w:t>Jangan menyalin contoh sandi di atas apa adanya. Simpan sandi sebenarnya hanya di pengelola rahasia atau .env terlindungi. Buat akun pencadangan dengan hak baca yang ses</w:t>
-      </w:r>
-      <w:r>
-        <w:t>uai dan kredensial berbeda dari akun aplikasi.</w:t>
+        <w:t>_app'@'127.0.0.1';</w:t>
+      </w:r>
+    </w:p>
+    <w:p>
+      <w:pPr>
+        <w:keepLines/>
+      </w:pPr>
+      <w:r>
+        <w:t>Jangan menyalin contoh sandi di atas apa adanya. Simpan sandi sebenarnya hanya di pengelola rahasia atau .env terlindungi. Buat akun pencadangan dengan hak baca yang sesuai dan kredensial berbeda dari akun aplikasi.</w:t>
       </w:r>
     </w:p>
     <w:p>
@@ -4654,10 +5089,10 @@
         <w:keepLines/>
       </w:pPr>
       <w:r>
-        <w:t>Siapkan blok HTTP port 80 lebih dahulu untuk membuktikan kepemilikan domain. Contoh konfigurasi di bawah menyediakan jalur /.well-known/acme-challenge/ bagi validasi webroot. S</w:t>
-      </w:r>
-      <w:r>
-        <w:t>etelah sertifikat terbit, aktifkan blok HTTPS port 443 dan arahkan akses biasa dari HTTP ke HTTPS. Sesuaikan domain, lokasi berkas tantangan, sertifikat, dan socket PHP-FPM; jangan mengaktifkan blok 443 sebelum berkas sertifikat tersedia.</w:t>
+        <w:t>Siapkan blok HTTP port 80 lebih dahulu untuk membuktikan kepemilikan domain. Contoh konfigurasi di bawah menyediakan jalur /.well-known/acme-challenge/ bagi validasi webroot. Setelah sertifikat terbit, aktifkan blok HTTPS p</w:t>
+      </w:r>
+      <w:r>
+        <w:t>ort 443 dan arahkan akses biasa dari HTTP ke HTTPS. Sesuaikan domain, lokasi berkas tantangan, sertifikat, dan socket PHP-FPM; jangan mengaktifkan blok 443 sebelum berkas sertifikat tersedia.</w:t>
       </w:r>
     </w:p>
     <w:p>
@@ -4679,14 +5114,15 @@
           <w:sz w:val="18"/>
         </w:rPr>
         <w:br/>
-        <w:t xml:space="preserve">    list</w:t>
+        <w:t xml:space="preserve">    listen 80;</w:t>
       </w:r>
       <w:r>
         <w:rPr>
           <w:rFonts w:ascii="Consolas" w:hAnsi="Consolas"/>
           <w:sz w:val="18"/>
         </w:rPr>
-        <w:t>en 80;</w:t>
+        <w:br/>
+        <w:t xml:space="preserve">    server_name bk.example.sch.id;</w:t>
       </w:r>
       <w:r>
         <w:rPr>
@@ -4694,15 +5130,14 @@
           <w:sz w:val="18"/>
         </w:rPr>
         <w:br/>
-        <w:t xml:space="preserve">    server_name bk.example.sch.id;</w:t>
+        <w:t xml:space="preserve">    l</w:t>
       </w:r>
       <w:r>
         <w:rPr>
           <w:rFonts w:ascii="Consolas" w:hAnsi="Consolas"/>
           <w:sz w:val="18"/>
         </w:rPr>
-        <w:br/>
-        <w:t xml:space="preserve">    location ^~ /.well-known/acme-challenge/ {</w:t>
+        <w:t>ocation ^~ /.well-known/acme-challenge/ {</w:t>
       </w:r>
       <w:r>
         <w:rPr>
@@ -4766,22 +5201,22 @@
           <w:sz w:val="18"/>
         </w:rPr>
         <w:br/>
-        <w:t xml:space="preserve">    server_name </w:t>
+        <w:t xml:space="preserve">    server_name bk.example.sch.id;</w:t>
       </w:r>
       <w:r>
         <w:rPr>
           <w:rFonts w:ascii="Consolas" w:hAnsi="Consolas"/>
           <w:sz w:val="18"/>
         </w:rPr>
-        <w:t>bk.example.sch.id;</w:t>
+        <w:br/>
+        <w:t xml:space="preserve">    root /var/www/sibk/publi</w:t>
       </w:r>
       <w:r>
         <w:rPr>
           <w:rFonts w:ascii="Consolas" w:hAnsi="Consolas"/>
           <w:sz w:val="18"/>
         </w:rPr>
-        <w:br/>
-        <w:t xml:space="preserve">    root /var/www/sibk/public;</w:t>
+        <w:t>c;</w:t>
       </w:r>
       <w:r>
         <w:rPr>
@@ -4821,14 +5256,14 @@
           <w:sz w:val="18"/>
         </w:rPr>
         <w:br/>
-        <w:t xml:space="preserve">    </w:t>
+        <w:t xml:space="preserve">    location / { try_files $uri $uri/ /index.php?$q</w:t>
       </w:r>
       <w:r>
         <w:rPr>
           <w:rFonts w:ascii="Consolas" w:hAnsi="Consolas"/>
           <w:sz w:val="18"/>
         </w:rPr>
-        <w:t>location / { try_files $uri $uri/ /index.php?$query_string; }</w:t>
+        <w:t>uery_string; }</w:t>
       </w:r>
       <w:r>
         <w:rPr>
@@ -4868,14 +5303,15 @@
           <w:sz w:val="18"/>
         </w:rPr>
         <w:br/>
-        <w:t xml:space="preserve">        fastcgi_pass unix:/run/php/</w:t>
+        <w:t xml:space="preserve">        fastcgi_pass unix:/run/php/php8.4-fpm.sock;</w:t>
       </w:r>
       <w:r>
         <w:rPr>
           <w:rFonts w:ascii="Consolas" w:hAnsi="Consolas"/>
           <w:sz w:val="18"/>
         </w:rPr>
-        <w:t>php8.4-fpm.sock;</w:t>
+        <w:br/>
+        <w:t xml:space="preserve">    }</w:t>
       </w:r>
       <w:r>
         <w:rPr>
@@ -4883,15 +5319,14 @@
           <w:sz w:val="18"/>
         </w:rPr>
         <w:br/>
-        <w:t xml:space="preserve">    }</w:t>
+        <w:t xml:space="preserve">    location ~ /\. { den</w:t>
       </w:r>
       <w:r>
         <w:rPr>
           <w:rFonts w:ascii="Consolas" w:hAnsi="Consolas"/>
           <w:sz w:val="18"/>
         </w:rPr>
-        <w:br/>
-        <w:t xml:space="preserve">    location ~ /\. { deny all; }</w:t>
+        <w:t>y all; }</w:t>
       </w:r>
       <w:r>
         <w:rPr>
@@ -4907,10 +5342,10 @@
         <w:keepLines/>
       </w:pPr>
       <w:r>
-        <w:t>Periksa konfigurasi sebelum memuat ulang Nginx. Pada panel hosting, atur domain langsung ke public/, aktifkan HTTPS, dan sesuaikan pengaturan PHP web/CLI. Agar unggahan berjalan, atur upload_max_fil</w:t>
-      </w:r>
-      <w:r>
-        <w:t>esize minimal 2M, post_max_size lebih besar (contoh 8M), serta client_max_body_size 8m pada Nginx.</w:t>
+        <w:t>Periksa konfigurasi sebelum memuat ulang Nginx. Pada panel hosting, atur domain langsung ke public/, aktifkan HTTPS, dan sesuaikan pengaturan PHP web/CLI. Agar unggahan berjalan, atur upload_max_filesize minimal 2M, post_max_size lebih besar (co</w:t>
+      </w:r>
+      <w:r>
+        <w:t>ntoh 8M), serta client_max_body_size 8m pada Nginx.</w:t>
       </w:r>
     </w:p>
     <w:p>
@@ -4953,10 +5388,10 @@
           <w:noProof/>
         </w:rPr>
         <w:drawing>
-          <wp:inline distT="0" distB="0" distL="0" distR="0" wp14:anchorId="0699C2C5" wp14:editId="53D1BC08">
+          <wp:inline distT="0" distB="0" distL="0" distR="0" wp14:anchorId="52728D50" wp14:editId="0FA4148D">
             <wp:extent cx="5130641" cy="1767220"/>
             <wp:effectExtent l="0" t="0" r="0" b="0"/>
-            <wp:docPr id="29" name="Picture 29" descr="Gambar 29. Alur HTTPS menuju PHP-FPM"/>
+            <wp:docPr id="35" name="Picture 35" descr="Gambar 35. Alur HTTPS menuju PHP-FPM"/>
             <wp:cNvGraphicFramePr>
               <a:graphicFrameLocks xmlns:a="http://schemas.openxmlformats.org/drawingml/2006/main" noChangeAspect="1"/>
             </wp:cNvGraphicFramePr>
@@ -4968,7 +5403,7 @@
                     <pic:cNvPicPr/>
                   </pic:nvPicPr>
                   <pic:blipFill>
-                    <a:blip r:embed="rId36"/>
+                    <a:blip r:embed="rId42"/>
                     <a:stretch>
                       <a:fillRect/>
                     </a:stretch>
@@ -4996,7 +5431,7 @@
         <w:jc w:val="center"/>
       </w:pPr>
       <w:r>
-        <w:t>Gambar 29. Alur HTTPS menuju PHP-FPM</w:t>
+        <w:t>Gambar 35. Alur HTTPS menuju PHP-FPM</w:t>
       </w:r>
     </w:p>
     <w:p>
@@ -5004,21 +5439,21 @@
         <w:pStyle w:val="Heading2"/>
       </w:pPr>
       <w:r>
-        <w:t xml:space="preserve">Penerbitan dan </w:t>
-      </w:r>
-      <w:r>
-        <w:t>pembaruan sertifikat HTTPS</w:t>
-      </w:r>
-    </w:p>
-    <w:p>
-      <w:pPr>
-        <w:keepLines/>
-      </w:pPr>
-      <w:r>
-        <w:t>Pada contoh Nginx, buat direktori /var/www/acme dan aktifkan blok HTTP port 80 terlebih dahulu, termasuk pengecualian /.well-known/acme-challenge/. Pastikan DNS, firewall, dan direktori tantangan berfungsi. Petugas dapat mengguna</w:t>
-      </w:r>
-      <w:r>
-        <w:t>kan metode webroot Certbot berikut jika sertifikat dikelola oleh Certbot:</w:t>
+        <w:t>Penerbitan dan pembaruan sertifikat HTTPS</w:t>
+      </w:r>
+    </w:p>
+    <w:p>
+      <w:pPr>
+        <w:keepLines/>
+      </w:pPr>
+      <w:r>
+        <w:t>Pada contoh Nginx, buat dir</w:t>
+      </w:r>
+      <w:r>
+        <w:t>ektori /var/www/acme dan aktifkan blok HTTP port 80 terlebih dahulu, termasuk pengecualian /.well-known/acme-challenge/. Pastikan DNS, firewall, dan direktori tantangan berfungsi. Petugas dapat menggunakan metode webroot Certbot berikut jika sertifikat dik</w:t>
+      </w:r>
+      <w:r>
+        <w:t>elola oleh Certbot:</w:t>
       </w:r>
     </w:p>
     <w:p>
@@ -5056,24 +5491,24 @@
       </w:pPr>
       <w:r>
         <w:lastRenderedPageBreak/>
-        <w:t>Setelah sertifikat tersedia,</w:t>
-      </w:r>
-      <w:r>
-        <w:t xml:space="preserve"> aktifkan blok HTTPS port 443, jalankan sudo nginx -t, kemudian muat ulang Nginx apabila sintaks valid. Periksa pengalihan HTTP ke HTTPS dan aktifkan proses pembaruan sertifikat terjadwal milik paket Certbot. Jika server memakai panel sertifikat atau valid</w:t>
-      </w:r>
-      <w:r>
-        <w:t>asi DNS, ikuti prosedur resmi penyedia dan jangan mencampur beberapa metode yang saling bertentangan.</w:t>
-      </w:r>
-    </w:p>
-    <w:p>
-      <w:pPr>
-        <w:keepLines/>
-      </w:pPr>
-      <w:r>
-        <w:t>Contoh domain bk.example.sch.id merupakan placeholder. Sertifikat tidak dapat diterbitkan untuk domain contoh tersebut. Pemasangan, firewall, dan sertifik</w:t>
-      </w:r>
-      <w:r>
-        <w:t>at perlu disesuaikan petugas server dengan domain resmi sekolah.</w:t>
+        <w:t>Setelah sertifikat tersedia, aktifkan blok HTTPS port 443, jalankan sudo nginx -t,</w:t>
+      </w:r>
+      <w:r>
+        <w:t xml:space="preserve"> kemudian muat ulang Nginx apabila sintaks valid. Periksa pengalihan HTTP ke HTTPS dan aktifkan proses pembaruan sertifikat terjadwal milik paket Certbot. Jika server memakai panel sertifikat atau validasi DNS, ikuti prosedur resmi penyedia dan jangan menc</w:t>
+      </w:r>
+      <w:r>
+        <w:t>ampur beberapa metode yang saling bertentangan.</w:t>
+      </w:r>
+    </w:p>
+    <w:p>
+      <w:pPr>
+        <w:keepLines/>
+      </w:pPr>
+      <w:r>
+        <w:t>Contoh domain bk.example.sch.id merupakan placeholder. Sertifikat tidak dapat diterbitkan untuk domain contoh tersebut. Pemasangan, firewall, dan sertifikat perlu disesuaikan petugas server dengan domain resm</w:t>
+      </w:r>
+      <w:r>
+        <w:t>i sekolah.</w:t>
       </w:r>
     </w:p>
     <w:p>
@@ -5093,10 +5528,10 @@
         <w:ind w:left="283" w:hanging="283"/>
       </w:pPr>
       <w:r>
-        <w:t>1. Salin source dari paket resmi ke direktori aplikasi. Cocokkan versi dan commit dengan RELEASE.json pada paket ekspor atau catatan serah terima reposit</w:t>
-      </w:r>
-      <w:r>
-        <w:t>ory. Pada paket klien, salin .env.example menjadi .env hanya jika belum ada. Jika memakai repository pengembangan, gunakan scripts/client-release/.env.example sebagai templat produksi. Pertahankan konfigurasi produksi yang telah berjalan.</w:t>
+        <w:t>1. Salin source rilis yang disepakati dari repo sekolah ke direktori aplikasi. Cocokkan versi dan commit dengan RELEASE.json. Salin .env.example menjadi .env hanya jika belum ada. Pertahankan konfigurasi pro</w:t>
+      </w:r>
+      <w:r>
+        <w:t>duksi yang telah berjalan.</w:t>
       </w:r>
     </w:p>
     <w:p>
@@ -5107,10 +5542,7 @@
         <w:ind w:left="283" w:hanging="283"/>
       </w:pPr>
       <w:r>
-        <w:t>2. Isi domain, na</w:t>
-      </w:r>
-      <w:r>
-        <w:t>ma basis data, akun, dan kata sandi database melalui konfigurasi server. Atur lingkungan produksi; pertahankan pengaturan privasi dan integrasi lain sesuai templat rilis.</w:t>
+        <w:t>2. Isi domain, nama basis data, akun, dan kata sandi database melalui konfigurasi server. Atur lingkungan produksi; pertahankan pengaturan privasi dan integrasi lain sesuai templat rilis.</w:t>
       </w:r>
     </w:p>
     <w:p>
@@ -5139,22 +5571,22 @@
           <w:sz w:val="18"/>
         </w:rPr>
         <w:br/>
-        <w:t>APP_DEBUG=false</w:t>
+        <w:t>AP</w:t>
       </w:r>
       <w:r>
         <w:rPr>
           <w:rFonts w:ascii="Consolas" w:hAnsi="Consolas"/>
           <w:sz w:val="18"/>
         </w:rPr>
-        <w:br/>
-        <w:t>APP_URL=https://bk.example.sch</w:t>
+        <w:t>P_DEBUG=false</w:t>
       </w:r>
       <w:r>
         <w:rPr>
           <w:rFonts w:ascii="Consolas" w:hAnsi="Consolas"/>
           <w:sz w:val="18"/>
         </w:rPr>
-        <w:t>.id</w:t>
+        <w:br/>
+        <w:t>APP_URL=https://bk.example.sch.id</w:t>
       </w:r>
       <w:r>
         <w:rPr>
@@ -5226,13 +5658,20 @@
           <w:sz w:val="18"/>
         </w:rPr>
         <w:br/>
-        <w:t>SESSION_SECURE_COOKIE=true</w:t>
+        <w:t>SESSION</w:t>
       </w:r>
       <w:r>
         <w:rPr>
           <w:rFonts w:ascii="Consolas" w:hAnsi="Consolas"/>
           <w:sz w:val="18"/>
         </w:rPr>
+        <w:t>_SECURE_COOKIE=true</w:t>
+      </w:r>
+      <w:r>
+        <w:rPr>
+          <w:rFonts w:ascii="Consolas" w:hAnsi="Consolas"/>
+          <w:sz w:val="18"/>
+        </w:rPr>
         <w:br/>
         <w:t>CACHE_STORE=database</w:t>
       </w:r>
@@ -5242,14 +5681,15 @@
           <w:sz w:val="18"/>
         </w:rPr>
         <w:br/>
-        <w:t>FIL</w:t>
+        <w:t>FILESYSTEM_DISK=local</w:t>
       </w:r>
       <w:r>
         <w:rPr>
           <w:rFonts w:ascii="Consolas" w:hAnsi="Consolas"/>
           <w:sz w:val="18"/>
         </w:rPr>
-        <w:t>ESYSTEM_DISK=local</w:t>
+        <w:br/>
+        <w:t>QUEUE_CONNECTION=sync</w:t>
       </w:r>
       <w:r>
         <w:rPr>
@@ -5257,41 +5697,33 @@
           <w:sz w:val="18"/>
         </w:rPr>
         <w:br/>
-        <w:t>QUEUE_CONNECTION=sync</w:t>
-      </w:r>
+        <w:t>ALUMNI_RETENTION_ENABLED=false</w:t>
+      </w:r>
+    </w:p>
+    <w:p>
+      <w:pPr>
+        <w:pStyle w:val="ListParagraph"/>
+        <w:keepLines/>
+        <w:spacing w:after="80"/>
+        <w:ind w:left="283" w:hanging="283"/>
+      </w:pPr>
+      <w:r>
+        <w:t>3. Buat ALUMNI_RETENTION_KEY sekali untuk instalasi baru menggunakan nilai acak 32 byte dari perintah berikut. Simpan nilai di .env dan pada</w:t>
+      </w:r>
+      <w:r>
+        <w:t xml:space="preserve"> penyimpanan rahasia yang terpisah serta terbatas, agar dapat dipulihkan bersama cadangan yang sesuai.</w:t>
+      </w:r>
+    </w:p>
+    <w:p>
+      <w:pPr>
+        <w:keepLines/>
+        <w:spacing w:before="60" w:after="160" w:line="230" w:lineRule="exact"/>
+      </w:pPr>
       <w:r>
         <w:rPr>
           <w:rFonts w:ascii="Consolas" w:hAnsi="Consolas"/>
           <w:sz w:val="18"/>
         </w:rPr>
-        <w:br/>
-        <w:t>ALUMNI_RETENTION_ENABLED=false</w:t>
-      </w:r>
-    </w:p>
-    <w:p>
-      <w:pPr>
-        <w:pStyle w:val="ListParagraph"/>
-        <w:keepLines/>
-        <w:spacing w:after="80"/>
-        <w:ind w:left="283" w:hanging="283"/>
-      </w:pPr>
-      <w:r>
-        <w:t>3. Buat ALUMNI_RETENTION_KEY sekali untuk instalasi baru menggunakan nilai acak 32 byte dari perintah berikut. Simpan nilai di .env dan pada penyimpanan rahasia yang terpisah serta ter</w:t>
-      </w:r>
-      <w:r>
-        <w:t>batas, agar dapat dipulihkan bersama cadangan yang sesuai.</w:t>
-      </w:r>
-    </w:p>
-    <w:p>
-      <w:pPr>
-        <w:keepLines/>
-        <w:spacing w:before="60" w:after="160" w:line="230" w:lineRule="exact"/>
-      </w:pPr>
-      <w:r>
-        <w:rPr>
-          <w:rFonts w:ascii="Consolas" w:hAnsi="Consolas"/>
-          <w:sz w:val="18"/>
-        </w:rPr>
         <w:t>php -r "echo 'base64:'.base64_encode(random_bytes(32)),PHP_EOL;"</w:t>
       </w:r>
     </w:p>
@@ -5300,10 +5732,10 @@
         <w:keepLines/>
       </w:pPr>
       <w:r>
-        <w:t xml:space="preserve">APP_KEY dan ALUMNI_RETENTION_KEY adalah rahasia instalasi. Jangan memasukkannya ke repository, tangkapan layar, ataupun </w:t>
-      </w:r>
-      <w:r>
-        <w:t>laporan. Jangan membuat ulang kedua kunci ketika memperbarui rilis atau memindahkan server.</w:t>
+        <w:t>APP_KEY dan ALUMNI_RETENTION_KEY adalah rahasia instalasi. Jangan memasukkannya ke repos</w:t>
+      </w:r>
+      <w:r>
+        <w:t>itory, tangkapan layar, ataupun laporan. Jangan membuat ulang kedua kunci ketika memperbarui rilis atau memindahkan server.</w:t>
       </w:r>
     </w:p>
     <w:p>
@@ -5316,12 +5748,11 @@
         <w:rPr>
           <w:noProof/>
         </w:rPr>
-        <w:lastRenderedPageBreak/>
         <w:drawing>
-          <wp:inline distT="0" distB="0" distL="0" distR="0" wp14:anchorId="30276F26" wp14:editId="73DFE263">
+          <wp:inline distT="0" distB="0" distL="0" distR="0" wp14:anchorId="24B51A93" wp14:editId="52C93977">
             <wp:extent cx="5130641" cy="1767220"/>
             <wp:effectExtent l="0" t="0" r="0" b="0"/>
-            <wp:docPr id="30" name="Picture 30" descr="Gambar 30. Pengisian konfigurasi produksi"/>
+            <wp:docPr id="36" name="Picture 36" descr="Gambar 36. Pengisian konfigurasi produksi"/>
             <wp:cNvGraphicFramePr>
               <a:graphicFrameLocks xmlns:a="http://schemas.openxmlformats.org/drawingml/2006/main" noChangeAspect="1"/>
             </wp:cNvGraphicFramePr>
@@ -5333,7 +5764,7 @@
                     <pic:cNvPicPr/>
                   </pic:nvPicPr>
                   <pic:blipFill>
-                    <a:blip r:embed="rId37"/>
+                    <a:blip r:embed="rId43"/>
                     <a:stretch>
                       <a:fillRect/>
                     </a:stretch>
@@ -5361,7 +5792,7 @@
         <w:jc w:val="center"/>
       </w:pPr>
       <w:r>
-        <w:t>Gambar 30. Pengisian konfigurasi produksi</w:t>
+        <w:t>Gambar 36. Pengisian konfigurasi produksi</w:t>
       </w:r>
     </w:p>
     <w:p>
@@ -5369,6 +5800,7 @@
         <w:pStyle w:val="Heading2"/>
       </w:pPr>
       <w:r>
+        <w:lastRenderedPageBreak/>
         <w:t>Memasang dependensi dan basis data</w:t>
       </w:r>
     </w:p>
@@ -5377,10 +5809,10 @@
         <w:keepLines/>
       </w:pPr>
       <w:r>
-        <w:t>Jalankan perintah instalasi dari direktori aplikasi sebagai akun aplikasi. Perintah n</w:t>
-      </w:r>
-      <w:r>
-        <w:t>pm dapat dikerjakan di mesin builder, lalu berkas public/build dari rilis yang sama disalin ke server. Pemeriksaan platform dilakukan setelah dependensi PHP tersedia.</w:t>
+        <w:t xml:space="preserve">Jalankan perintah instalasi dari direktori </w:t>
+      </w:r>
+      <w:r>
+        <w:t>aplikasi sebagai akun aplikasi. Perintah npm dapat dikerjakan di mesin builder, lalu berkas public/build dari rilis yang sama disalin ke server. Pemeriksaan platform dilakukan setelah dependensi PHP tersedia.</w:t>
       </w:r>
     </w:p>
     <w:p>
@@ -5393,22 +5825,22 @@
           <w:rFonts w:ascii="Consolas" w:hAnsi="Consolas"/>
           <w:sz w:val="18"/>
         </w:rPr>
-        <w:t>composer install --no-dev --prefer-dist --optimize-autoloader</w:t>
+        <w:t>composer install --no-dev --prefer-dist --optim</w:t>
       </w:r>
       <w:r>
         <w:rPr>
           <w:rFonts w:ascii="Consolas" w:hAnsi="Consolas"/>
           <w:sz w:val="18"/>
         </w:rPr>
-        <w:br/>
-        <w:t>composer check-platform-req</w:t>
+        <w:t>ize-autoloader</w:t>
       </w:r>
       <w:r>
         <w:rPr>
           <w:rFonts w:ascii="Consolas" w:hAnsi="Consolas"/>
           <w:sz w:val="18"/>
         </w:rPr>
-        <w:t>s --no-dev</w:t>
+        <w:br/>
+        <w:t>composer check-platform-reqs --no-dev</w:t>
       </w:r>
       <w:r>
         <w:rPr>
@@ -5432,10 +5864,10 @@
         <w:keepLines/>
       </w:pPr>
       <w:r>
-        <w:t>Pastikan sambungan .env benar-benar mengarah ke basis data aplikasi sekolah yang dikehendaki. Cadangkan data jika basis data telah berisi informasi. Jangan memakai migrate:fresh, perintah reset database, ata</w:t>
-      </w:r>
-      <w:r>
-        <w:t>u seeder akun uji di produksi.</w:t>
+        <w:t>Pastikan sambungan .env benar-benar mengarah ke basis data aplikasi sekolah yang dikehendaki. Cadangkan data jika basis data telah berisi informasi. Jangan memakai m</w:t>
+      </w:r>
+      <w:r>
+        <w:t>igrate:fresh, perintah reset database, atau seeder akun uji di produksi.</w:t>
       </w:r>
     </w:p>
     <w:p>
@@ -5464,10 +5896,10 @@
         <w:keepLines/>
       </w:pPr>
       <w:r>
-        <w:t>Setelah memastikan basis data dan kunci, jalankan migrasi serta seed</w:t>
-      </w:r>
-      <w:r>
-        <w:t xml:space="preserve"> referensi produksi. Pada rilis ini, db:seed --force menyiapkan peran dan data referensi, bukan akun demonstrasi atau daftar murid.</w:t>
+        <w:t>Setelah memastikan basis d</w:t>
+      </w:r>
+      <w:r>
+        <w:t>ata dan kunci, jalankan migrasi serta seed referensi produksi. Pada rilis ini, db:seed --force menyiapkan peran dan data referensi, bukan akun demonstrasi atau daftar murid.</w:t>
       </w:r>
     </w:p>
     <w:p>
@@ -5504,22 +5936,22 @@
           <w:sz w:val="18"/>
         </w:rPr>
         <w:br/>
-        <w:t>php artisan config:cache</w:t>
+        <w:t>p</w:t>
       </w:r>
       <w:r>
         <w:rPr>
           <w:rFonts w:ascii="Consolas" w:hAnsi="Consolas"/>
           <w:sz w:val="18"/>
         </w:rPr>
-        <w:br/>
-        <w:t>php artisan view:c</w:t>
+        <w:t>hp artisan config:cache</w:t>
       </w:r>
       <w:r>
         <w:rPr>
           <w:rFonts w:ascii="Consolas" w:hAnsi="Consolas"/>
           <w:sz w:val="18"/>
         </w:rPr>
-        <w:t>ache</w:t>
+        <w:br/>
+        <w:t>php artisan view:cache</w:t>
       </w:r>
     </w:p>
     <w:p>
@@ -5533,10 +5965,10 @@
           <w:noProof/>
         </w:rPr>
         <w:drawing>
-          <wp:inline distT="0" distB="0" distL="0" distR="0" wp14:anchorId="6EFCEB25" wp14:editId="77D5DBF4">
+          <wp:inline distT="0" distB="0" distL="0" distR="0" wp14:anchorId="0CAE6FB0" wp14:editId="1AFF642B">
             <wp:extent cx="5130641" cy="1767220"/>
             <wp:effectExtent l="0" t="0" r="0" b="0"/>
-            <wp:docPr id="31" name="Picture 31" descr="Gambar 31. Urutan instalasi pada basis data baru"/>
+            <wp:docPr id="37" name="Picture 37" descr="Gambar 37. Urutan instalasi pada basis data baru"/>
             <wp:cNvGraphicFramePr>
               <a:graphicFrameLocks xmlns:a="http://schemas.openxmlformats.org/drawingml/2006/main" noChangeAspect="1"/>
             </wp:cNvGraphicFramePr>
@@ -5548,7 +5980,7 @@
                     <pic:cNvPicPr/>
                   </pic:nvPicPr>
                   <pic:blipFill>
-                    <a:blip r:embed="rId38"/>
+                    <a:blip r:embed="rId44"/>
                     <a:stretch>
                       <a:fillRect/>
                     </a:stretch>
@@ -5576,7 +6008,7 @@
         <w:jc w:val="center"/>
       </w:pPr>
       <w:r>
-        <w:t>Gambar 31. Urutan instalasi pada basis data baru</w:t>
+        <w:t>Gambar 37. Urutan instalasi pada basis data baru</w:t>
       </w:r>
     </w:p>
     <w:p>
@@ -5584,7 +6016,6 @@
         <w:pStyle w:val="Heading2"/>
       </w:pPr>
       <w:r>
-        <w:lastRenderedPageBreak/>
         <w:t>Membuat akun Admin IT pertama</w:t>
       </w:r>
     </w:p>
@@ -5593,10 +6024,10 @@
         <w:keepLines/>
       </w:pPr>
       <w:r>
-        <w:t xml:space="preserve">Akun pertama dibuat oleh petugas server melalui terminal, bukan dengan akun demo. Gunakan php artisan tinker dan jalankan kode berikut sebagai satu rangkaian. Ganti nama </w:t>
-      </w:r>
-      <w:r>
-        <w:t>serta email contoh dengan identitas administrator sekolah. Kode menolak pembuatan jika akun Admin IT sudah ada.</w:t>
+        <w:t xml:space="preserve">Akun pertama dibuat oleh petugas server melalui terminal, bukan dengan akun demo. Gunakan php artisan tinker dan </w:t>
+      </w:r>
+      <w:r>
+        <w:t>jalankan kode berikut sebagai satu rangkaian. Ganti nama serta email contoh dengan identitas administrator sekolah. Kode menolak pembuatan jika akun Admin IT sudah ada.</w:t>
       </w:r>
     </w:p>
     <w:p>
@@ -5609,6 +6040,7 @@
           <w:rFonts w:ascii="Consolas" w:hAnsi="Consolas"/>
           <w:sz w:val="18"/>
         </w:rPr>
+        <w:lastRenderedPageBreak/>
         <w:t>php artisan tinker</w:t>
       </w:r>
       <w:r>
@@ -5625,14 +6057,14 @@
           <w:sz w:val="18"/>
         </w:rPr>
         <w:br/>
-        <w:t xml:space="preserve">    if (App\Models\User::whereHas('roles', fn ($q) =&gt; $q-&gt;w</w:t>
+        <w:t xml:space="preserve">  </w:t>
       </w:r>
       <w:r>
         <w:rPr>
           <w:rFonts w:ascii="Consolas" w:hAnsi="Consolas"/>
           <w:sz w:val="18"/>
         </w:rPr>
-        <w:t>here('slug', 'admin_it'))-&gt;exists()) {</w:t>
+        <w:t xml:space="preserve">  if (App\Models\User::whereHas('roles', fn ($q) =&gt; $q-&gt;where('slug', 'admin_it'))-&gt;exists()) {</w:t>
       </w:r>
       <w:r>
         <w:rPr>
@@ -5664,22 +6096,22 @@
           <w:sz w:val="18"/>
         </w:rPr>
         <w:br/>
-        <w:t xml:space="preserve">    $user = App\Models\User::create([</w:t>
+        <w:t xml:space="preserve">    </w:t>
       </w:r>
       <w:r>
         <w:rPr>
           <w:rFonts w:ascii="Consolas" w:hAnsi="Consolas"/>
           <w:sz w:val="18"/>
         </w:rPr>
-        <w:br/>
-        <w:t xml:space="preserve">        'name' =&gt; 'Admi</w:t>
+        <w:t>$user = App\Models\User::create([</w:t>
       </w:r>
       <w:r>
         <w:rPr>
           <w:rFonts w:ascii="Consolas" w:hAnsi="Consolas"/>
           <w:sz w:val="18"/>
         </w:rPr>
-        <w:t>nistrator Sekolah',</w:t>
+        <w:br/>
+        <w:t xml:space="preserve">        'name' =&gt; 'Administrator Sekolah',</w:t>
       </w:r>
       <w:r>
         <w:rPr>
@@ -5727,13 +6159,20 @@
           <w:sz w:val="18"/>
         </w:rPr>
         <w:br/>
-        <w:t xml:space="preserve">    return $user;</w:t>
+        <w:t xml:space="preserve">    re</w:t>
       </w:r>
       <w:r>
         <w:rPr>
           <w:rFonts w:ascii="Consolas" w:hAnsi="Consolas"/>
           <w:sz w:val="18"/>
         </w:rPr>
+        <w:t>turn $user;</w:t>
+      </w:r>
+      <w:r>
+        <w:rPr>
+          <w:rFonts w:ascii="Consolas" w:hAnsi="Consolas"/>
+          <w:sz w:val="18"/>
+        </w:rPr>
         <w:br/>
         <w:t>});</w:t>
       </w:r>
@@ -5743,20 +6182,13 @@
           <w:sz w:val="18"/>
         </w:rPr>
         <w:br/>
-        <w:t>$result = app(App\Services\TemporaryPassw</w:t>
+        <w:t>$result = app(App\Services\TemporaryPasswordService::class)-&gt;issue($admin);</w:t>
       </w:r>
       <w:r>
         <w:rPr>
           <w:rFonts w:ascii="Consolas" w:hAnsi="Consolas"/>
           <w:sz w:val="18"/>
         </w:rPr>
-        <w:t>ordService::class)-&gt;issue($admin);</w:t>
-      </w:r>
-      <w:r>
-        <w:rPr>
-          <w:rFonts w:ascii="Consolas" w:hAnsi="Consolas"/>
-          <w:sz w:val="18"/>
-        </w:rPr>
         <w:br/>
         <w:t>echo $result-&gt;plainTextPassword;</w:t>
       </w:r>
@@ -5766,10 +6198,10 @@
         <w:keepLines/>
       </w:pPr>
       <w:r>
-        <w:t xml:space="preserve">Serahkan sandi sementara hanya kepada pemilik akun melalui saluran privat. Pengguna wajib mengganti sandi saat pertama kali masuk. Jika Admin IT aktif kehilangan akses pada kemudian hari, </w:t>
-      </w:r>
-      <w:r>
-        <w:t>petugas server dapat menjalankan php artisan sibk:reset-admin-password secara interaktif.</w:t>
+        <w:t xml:space="preserve">Serahkan sandi sementara hanya kepada pemilik akun melalui saluran privat. Pengguna wajib mengganti sandi saat pertama kali masuk. </w:t>
+      </w:r>
+      <w:r>
+        <w:t>Jika Admin IT aktif kehilangan akses pada kemudian hari, petugas server dapat menjalankan php artisan sibk:reset-admin-password secara interaktif.</w:t>
       </w:r>
     </w:p>
     <w:p>
@@ -5783,10 +6215,10 @@
           <w:noProof/>
         </w:rPr>
         <w:drawing>
-          <wp:inline distT="0" distB="0" distL="0" distR="0" wp14:anchorId="62642709" wp14:editId="373A66CD">
+          <wp:inline distT="0" distB="0" distL="0" distR="0" wp14:anchorId="52B2860F" wp14:editId="25CDCF62">
             <wp:extent cx="5130641" cy="1431448"/>
             <wp:effectExtent l="0" t="0" r="0" b="0"/>
-            <wp:docPr id="32" name="Picture 32" descr="Gambar 32. Pembuatan Admin IT pertama"/>
+            <wp:docPr id="38" name="Picture 38" descr="Gambar 38. Pembuatan Admin IT pertama"/>
             <wp:cNvGraphicFramePr>
               <a:graphicFrameLocks xmlns:a="http://schemas.openxmlformats.org/drawingml/2006/main" noChangeAspect="1"/>
             </wp:cNvGraphicFramePr>
@@ -5798,7 +6230,7 @@
                     <pic:cNvPicPr/>
                   </pic:nvPicPr>
                   <pic:blipFill>
-                    <a:blip r:embed="rId39"/>
+                    <a:blip r:embed="rId45"/>
                     <a:srcRect b="19000"/>
                     <a:stretch>
                       <a:fillRect/>
@@ -5827,7 +6259,7 @@
         <w:jc w:val="center"/>
       </w:pPr>
       <w:r>
-        <w:t>Gambar 32. Pembuatan Admin IT pertama</w:t>
+        <w:t>Gambar 38. Pembuatan Admin IT pertama</w:t>
       </w:r>
     </w:p>
     <w:p>
@@ -5843,10 +6275,10 @@
         <w:keepLines/>
       </w:pPr>
       <w:r>
-        <w:t>Penghapusan alumni nonaktif secara bawaan (ALUMNI_RETENTION_ENABLED=false). Penjadwal</w:t>
-      </w:r>
-      <w:r>
-        <w:t xml:space="preserve"> tetap dapat menjalankan e-Tatib. Gunakan perintah berikut untuk melihat jumlah alumni yang memenuhi syarat dan yang tertunda. Pratinjau ini tetap tersedia saat penghapusan nonaktif.</w:t>
+        <w:t xml:space="preserve">Penghapusan alumni nonaktif </w:t>
+      </w:r>
+      <w:r>
+        <w:t>secara bawaan (ALUMNI_RETENTION_ENABLED=false). Penjadwal tetap dapat menjalankan e-Tatib. Gunakan perintah berikut untuk melihat jumlah alumni yang memenuhi syarat dan yang tertunda. Pratinjau ini tetap tersedia saat penghapusan nonaktif.</w:t>
       </w:r>
     </w:p>
     <w:p>
@@ -5859,51 +6291,55 @@
           <w:rFonts w:ascii="Consolas" w:hAnsi="Consolas"/>
           <w:sz w:val="18"/>
         </w:rPr>
-        <w:t>php artisan sibk:hapus-alumni</w:t>
-      </w:r>
-    </w:p>
-    <w:p>
-      <w:pPr>
-        <w:keepLines/>
-      </w:pPr>
-      <w:r>
-        <w:t>Aktifkan penghapusan hanya setelah data kel</w:t>
-      </w:r>
-      <w:r>
-        <w:t>ulusan resmi, kebijakan penyimpanan, pratinjau, dan hasil uji pemulihan cadangan diperiksa. Menu pencatatan kelulusan resmi belum tersedia pada versi ini; biarkan penghapusan nonaktif sampai alurnya siap. Untuk aktivasi, petugas server mengubah ALUMNI_RETE</w:t>
-      </w:r>
-      <w:r>
-        <w:t>NTION_ENABLED menjadi true pada .env, lalu menjalankan php artisan config:cache. Opsi --execute menghapus permanen dan hanya diterima saat pengaturan tersebut aktif. Jangan menggunakannya untuk menguji penjadwal.</w:t>
-      </w:r>
-    </w:p>
-    <w:p>
-      <w:pPr>
-        <w:keepLines/>
-      </w:pPr>
-      <w:r>
-        <w:t>Pastikan cron tersedia dan dijalankan melal</w:t>
-      </w:r>
-      <w:r>
-        <w:t>ui akun aplikasi. Periksa rencana terlebih dahulu, pasang satu pemicu, lalu cek crontab dan definisi jadwal.</w:t>
-      </w:r>
-    </w:p>
-    <w:p>
-      <w:pPr>
-        <w:keepLines/>
-        <w:spacing w:before="60" w:after="160" w:line="230" w:lineRule="exact"/>
-      </w:pPr>
+        <w:t>php artisan sibk</w:t>
+      </w:r>
       <w:r>
         <w:rPr>
           <w:rFonts w:ascii="Consolas" w:hAnsi="Consolas"/>
           <w:sz w:val="18"/>
         </w:rPr>
-        <w:t>php artisan sibk:pasang-scheduler --dry-run</w:t>
-      </w:r>
+        <w:t>:hapus-alumni</w:t>
+      </w:r>
+    </w:p>
+    <w:p>
+      <w:pPr>
+        <w:keepLines/>
+      </w:pPr>
+      <w:r>
+        <w:t xml:space="preserve">Aktifkan penghapusan hanya setelah data kelulusan resmi, kebijakan penyimpanan, pratinjau, dan hasil uji pemulihan cadangan diperiksa. Menu pencatatan kelulusan resmi belum tersedia pada versi ini; biarkan penghapusan nonaktif sampai alurnya </w:t>
+      </w:r>
+      <w:r>
+        <w:t>siap. Untuk aktivasi, petugas server mengubah ALUMNI_RETENTION_ENABLED menjadi true pada .env, lalu menjalankan php artisan config:cache. Opsi --execute menghapus permanen dan hanya diterima saat pengaturan tersebut aktif. Jangan menggunakannya untuk mengu</w:t>
+      </w:r>
+      <w:r>
+        <w:t>ji penjadwal.</w:t>
+      </w:r>
+    </w:p>
+    <w:p>
+      <w:pPr>
+        <w:keepLines/>
+      </w:pPr>
+      <w:r>
+        <w:t>Pastikan cron tersedia dan dijalankan melalui akun aplikasi. Periksa rencana terlebih dahulu, pasang satu pemicu, lalu cek crontab dan definisi jadwal.</w:t>
+      </w:r>
+    </w:p>
+    <w:p>
+      <w:pPr>
+        <w:keepLines/>
+        <w:spacing w:before="60" w:after="160" w:line="230" w:lineRule="exact"/>
+      </w:pPr>
       <w:r>
         <w:rPr>
           <w:rFonts w:ascii="Consolas" w:hAnsi="Consolas"/>
           <w:sz w:val="18"/>
         </w:rPr>
+        <w:t>php artisan sibk:pasang-scheduler --dry-run</w:t>
+      </w:r>
+      <w:r>
+        <w:rPr>
+          <w:rFonts w:ascii="Consolas" w:hAnsi="Consolas"/>
+          <w:sz w:val="18"/>
+        </w:rPr>
         <w:br/>
         <w:t>php artisan sibk:pasang-scheduler</w:t>
       </w:r>
@@ -5921,34 +6357,38 @@
           <w:sz w:val="18"/>
         </w:rPr>
         <w:br/>
-        <w:t>php artisan schedule:list</w:t>
-      </w:r>
-    </w:p>
-    <w:p>
-      <w:pPr>
-        <w:keepLines/>
-      </w:pPr>
-      <w:r>
-        <w:lastRenderedPageBreak/>
-        <w:t xml:space="preserve">Pemasang membuat satu </w:t>
-      </w:r>
-      <w:r>
-        <w:t>pemicu schedule:run setiap menit dan mencatat hasil ke storage/logs/scheduler.log. Jika panel hosting tidak menyediakan crontab, isi setiap kolom jadwal dengan tanda * agar berjalan setiap menit. Isi kolom perintah dengan baris di bawah. Atur penangkapan k</w:t>
-      </w:r>
-      <w:r>
-        <w:t>eluaran melalui fasilitas log panel. Jangan memasang pemicu kedua di tempat lain.</w:t>
-      </w:r>
-    </w:p>
-    <w:p>
-      <w:pPr>
-        <w:keepLines/>
-        <w:spacing w:before="60" w:after="160" w:line="230" w:lineRule="exact"/>
-      </w:pPr>
+        <w:t>p</w:t>
+      </w:r>
       <w:r>
         <w:rPr>
           <w:rFonts w:ascii="Consolas" w:hAnsi="Consolas"/>
           <w:sz w:val="18"/>
         </w:rPr>
+        <w:t>hp artisan schedule:list</w:t>
+      </w:r>
+    </w:p>
+    <w:p>
+      <w:pPr>
+        <w:keepLines/>
+      </w:pPr>
+      <w:r>
+        <w:t>Pemasang membuat satu pemicu schedule:run setiap menit dan mencatat hasil ke storage/logs/scheduler.log. Jika panel hosting tidak menyediakan crontab, isi setiap kolom jadwal dengan tanda * agar berjalan setiap menit. Isi kolom per</w:t>
+      </w:r>
+      <w:r>
+        <w:t>intah dengan baris di bawah. Atur penangkapan keluaran melalui fasilitas log panel. Jangan memasang pemicu kedua di tempat lain.</w:t>
+      </w:r>
+    </w:p>
+    <w:p>
+      <w:pPr>
+        <w:keepLines/>
+        <w:spacing w:before="60" w:after="160" w:line="230" w:lineRule="exact"/>
+      </w:pPr>
+      <w:r>
+        <w:rPr>
+          <w:rFonts w:ascii="Consolas" w:hAnsi="Consolas"/>
+          <w:sz w:val="18"/>
+        </w:rPr>
+        <w:lastRenderedPageBreak/>
         <w:t>cd /var/www/sibk &amp;&amp; /usr/bin/php artisan schedule:run</w:t>
       </w:r>
     </w:p>
@@ -5957,13 +6397,13 @@
         <w:keepLines/>
       </w:pPr>
       <w:r>
-        <w:t>Periksa waktu dan log untuk memastikan cron benar-benar berjalan. e-Tatib mengikuti hari dan jam yang diatur Admin IT da</w:t>
-      </w:r>
-      <w:r>
-        <w:t>lam WIB. Penghapusan alumni dijadwalkan pukul 02.00 WIB hanya jika diaktifkan terpisah. Untuk menghentikan penghapusan berikutnya, ubah ALUMNI_RETENTION_ENABLED=false lalu jalankan php artisan config:cache. Proses yang sudah berjalan tidak dibatalkan. Peme</w:t>
-      </w:r>
-      <w:r>
-        <w:t>riksaan penanda identitas saat impor tetap berlaku.</w:t>
+        <w:t>Periksa waktu dan log untuk memastikan cron benar-benar berjalan. e-Tatib</w:t>
+      </w:r>
+      <w:r>
+        <w:t xml:space="preserve"> mengikuti hari dan jam yang diatur Admin IT dalam WIB. Penghapusan alumni dijadwalkan pukul 02.00 WIB hanya jika diaktifkan terpisah. Untuk menghentikan penghapusan berikutnya, ubah ALUMNI_RETENTION_ENABLED=false lalu jalankan php artisan config:cache. Pr</w:t>
+      </w:r>
+      <w:r>
+        <w:t>oses yang sudah berjalan tidak dibatalkan. Pemeriksaan penanda identitas saat impor tetap berlaku.</w:t>
       </w:r>
     </w:p>
     <w:p>
@@ -5977,10 +6417,10 @@
           <w:noProof/>
         </w:rPr>
         <w:drawing>
-          <wp:inline distT="0" distB="0" distL="0" distR="0" wp14:anchorId="56869AD7" wp14:editId="04EF182E">
+          <wp:inline distT="0" distB="0" distL="0" distR="0" wp14:anchorId="6399A596" wp14:editId="1872542B">
             <wp:extent cx="5130641" cy="1767220"/>
             <wp:effectExtent l="0" t="0" r="0" b="0"/>
-            <wp:docPr id="33" name="Picture 33" descr="Gambar 33. Pemasangan dan pemeriksaan penjadwal"/>
+            <wp:docPr id="39" name="Picture 39" descr="Gambar 39. Pemasangan dan pemeriksaan penjadwal"/>
             <wp:cNvGraphicFramePr>
               <a:graphicFrameLocks xmlns:a="http://schemas.openxmlformats.org/drawingml/2006/main" noChangeAspect="1"/>
             </wp:cNvGraphicFramePr>
@@ -5992,7 +6432,7 @@
                     <pic:cNvPicPr/>
                   </pic:nvPicPr>
                   <pic:blipFill>
-                    <a:blip r:embed="rId40"/>
+                    <a:blip r:embed="rId46"/>
                     <a:stretch>
                       <a:fillRect/>
                     </a:stretch>
@@ -6020,7 +6460,7 @@
         <w:jc w:val="center"/>
       </w:pPr>
       <w:r>
-        <w:t>Gambar 33. Pemasangan dan pemeriksaan penjadwal</w:t>
+        <w:t>Gambar 39. Pemasangan dan pemeriksaan penjadwal</w:t>
       </w:r>
     </w:p>
     <w:p>
@@ -6040,10 +6480,10 @@
         <w:ind w:left="283" w:hanging="283"/>
       </w:pPr>
       <w:r>
-        <w:t>1. Buka https://bk.example.sch.id/up dan halaman login melalui HTTPS. Pastikan HTTP dialihkan ke HTTPS, berkas sumber</w:t>
-      </w:r>
-      <w:r>
-        <w:t xml:space="preserve"> tidak terbuka, serta gambar dan aset termuat dengan benar.</w:t>
+        <w:t xml:space="preserve">1. Buka https://bk.example.sch.id/up dan halaman login melalui </w:t>
+      </w:r>
+      <w:r>
+        <w:t>HTTPS. Pastikan HTTP dialihkan ke HTTPS, berkas sumber tidak terbuka, serta gambar dan aset termuat dengan benar.</w:t>
       </w:r>
     </w:p>
     <w:p>
@@ -6054,10 +6494,10 @@
         <w:ind w:left="283" w:hanging="283"/>
       </w:pPr>
       <w:r>
-        <w:t>2. Masuk dengan akun Admin IT sekolah dan ganti sandi sementara. Buat tahun persiapan, lengkapi daftar murid, lalu minta Koordinator BK membagi kelas binaan serta mengaktifkan tahun sesuai kesiapa</w:t>
-      </w:r>
-      <w:r>
-        <w:t>n.</w:t>
+        <w:t>2. Masuk dengan akun Admin IT sekolah dan ganti sandi sementara. Buat tahun persiapan, lengkapi daftar murid, lalu minta Koordinator BK membag</w:t>
+      </w:r>
+      <w:r>
+        <w:t>i kelas binaan serta mengaktifkan tahun sesuai kesiapan.</w:t>
       </w:r>
     </w:p>
     <w:p>
@@ -6079,21 +6519,21 @@
         <w:ind w:left="283" w:hanging="283"/>
       </w:pPr>
       <w:r>
-        <w:t xml:space="preserve">4. Pantau log Laravel, scheduler, cron, Nginx, </w:t>
-      </w:r>
-      <w:r>
-        <w:t>PHP-FPM, MySQL, serta kapasitas disk. Atur rotasi log agar storage/logs/scheduler.log tidak terus membesar.</w:t>
-      </w:r>
-    </w:p>
-    <w:p>
-      <w:pPr>
-        <w:keepLines/>
-      </w:pPr>
-      <w:r>
-        <w:t>Uji rilis baru di lingkungan terisolasi sebelum pembaruan produksi. Jeda hanya pemicu cron Ruang BK melalui panel atau crontab -e dan catat entri se</w:t>
-      </w:r>
-      <w:r>
-        <w:t>mula; jangan gunakan crontab -r. Jalankan perintah berikut sebagai akun aplikasi. Simpan URL akses khusus yang dihasilkan secara privat untuk petugas penguji.</w:t>
+        <w:t>4. Pan</w:t>
+      </w:r>
+      <w:r>
+        <w:t>tau log Laravel, scheduler, cron, Nginx, PHP-FPM, MySQL, serta kapasitas disk. Atur rotasi log agar storage/logs/scheduler.log tidak terus membesar.</w:t>
+      </w:r>
+    </w:p>
+    <w:p>
+      <w:pPr>
+        <w:keepLines/>
+      </w:pPr>
+      <w:r>
+        <w:t>Uji rilis baru di lingkungan terisolasi sebelum pembaruan produksi. Jeda hanya pemicu cron Ruang BK melalui</w:t>
+      </w:r>
+      <w:r>
+        <w:t xml:space="preserve"> panel atau crontab -e dan catat entri semula; jangan gunakan crontab -r. Jalankan perintah berikut sebagai akun aplikasi. Simpan URL akses khusus yang dihasilkan secara privat untuk petugas penguji.</w:t>
       </w:r>
     </w:p>
     <w:p>
@@ -6114,13 +6554,13 @@
         <w:keepLines/>
       </w:pPr>
       <w:r>
-        <w:t>Tunggu seluruh penulisan data, termasuk sinkronisasi, retensi, imp</w:t>
-      </w:r>
-      <w:r>
-        <w:t>or, dan perintah manual yang sedang berjalan, selesai. Ambil satu set cadangan database, storage/app, dan .env sesuai petunjuk pencadangan. Pertahankan mode pemeliharaan dan URL akses khusus; jangan mengulang perintah down, membuka akses, atau mengaktifkan</w:t>
-      </w:r>
-      <w:r>
-        <w:t xml:space="preserve"> cron di tengah pembaruan. Ganti source tanpa menimpa .env dan storage. Jangan membuat ulang APP_KEY atau ALUMNI_RETENTION_KEY.</w:t>
+        <w:t xml:space="preserve">Tunggu seluruh penulisan </w:t>
+      </w:r>
+      <w:r>
+        <w:t>data, termasuk sinkronisasi, retensi, impor, dan perintah manual yang sedang berjalan, selesai. Ambil satu set cadangan database, storage/app, dan .env sesuai petunjuk pencadangan. Pertahankan mode pemeliharaan dan URL akses khusus; jangan mengulang perint</w:t>
+      </w:r>
+      <w:r>
+        <w:t>ah down, membuka akses, atau mengaktifkan cron di tengah pembaruan. Ganti source tanpa menimpa .env dan storage. Jangan membuat ulang APP_KEY atau ALUMNI_RETENTION_KEY.</w:t>
       </w:r>
     </w:p>
     <w:p>
@@ -6133,7 +6573,6 @@
           <w:rFonts w:ascii="Consolas" w:hAnsi="Consolas"/>
           <w:sz w:val="18"/>
         </w:rPr>
-        <w:lastRenderedPageBreak/>
         <w:t>composer install --no-dev --prefer-dist --optimize-autoloader</w:t>
       </w:r>
       <w:r>
@@ -6142,22 +6581,22 @@
           <w:sz w:val="18"/>
         </w:rPr>
         <w:br/>
-        <w:t>composer check-platform-reqs --no-dev</w:t>
+        <w:t>composer check-platform-r</w:t>
       </w:r>
       <w:r>
         <w:rPr>
           <w:rFonts w:ascii="Consolas" w:hAnsi="Consolas"/>
           <w:sz w:val="18"/>
         </w:rPr>
-        <w:br/>
-        <w:t xml:space="preserve"># Jika aset tidak dibuat di </w:t>
+        <w:t>eqs --no-dev</w:t>
       </w:r>
       <w:r>
         <w:rPr>
           <w:rFonts w:ascii="Consolas" w:hAnsi="Consolas"/>
           <w:sz w:val="18"/>
         </w:rPr>
-        <w:t>mesin builder:</w:t>
+        <w:br/>
+        <w:t># Jika aset tidak dibuat di mesin builder:</w:t>
       </w:r>
       <w:r>
         <w:rPr>
@@ -6205,21 +6644,25 @@
         <w:keepLines/>
       </w:pPr>
       <w:r>
-        <w:t>Setelah dependensi, migrasi, dan cache siap, buka URL akses khusus pada browser penguji. Petugas tetap harus login. Periksa log</w:t>
-      </w:r>
-      <w:r>
-        <w:t>o, data, serta menu dan izin setiap peran saat akses umum masih ditutup. Periksa definisi jadwal dengan php artisan schedule:list; perintah ini belum membuktikan tugas berjalan. Jika ada kegagalan, pertahankan mode pemeliharaan dan cron yang dijeda, lalu p</w:t>
-      </w:r>
-      <w:r>
-        <w:t>erbaiki atau pulihkan cadangan yang sesuai.</w:t>
-      </w:r>
-    </w:p>
-    <w:p>
-      <w:pPr>
-        <w:keepLines/>
-      </w:pPr>
-      <w:r>
-        <w:t>Setelah pemeriksaan berhasil, buka akses dengan perintah berikut. Pulihkan satu pemicu cron yang dicatat, sesuaikan lokasinya jika direktori rilis berubah, lalu periksa log dan hasil tugas pada jadwal berikutnya.</w:t>
+        <w:lastRenderedPageBreak/>
+        <w:t>Setelah dependensi, migrasi, dan cache siap, buka URL akses khusus pada browser penguj</w:t>
+      </w:r>
+      <w:r>
+        <w:t xml:space="preserve">i. Petugas tetap harus login. Periksa logo, data, serta menu dan izin setiap peran saat akses umum masih ditutup. Periksa definisi jadwal dengan php artisan schedule:list; perintah ini belum membuktikan tugas berjalan. Jika ada kegagalan, pertahankan mode </w:t>
+      </w:r>
+      <w:r>
+        <w:t>pemeliharaan dan cron yang dijeda, lalu perbaiki atau pulihkan cadangan yang sesuai.</w:t>
+      </w:r>
+    </w:p>
+    <w:p>
+      <w:pPr>
+        <w:keepLines/>
+      </w:pPr>
+      <w:r>
+        <w:t>Setelah pemeriksaan berhasil, buka akses dengan perintah berikut. Pulihkan satu pemicu cron yang dicatat, sesuaikan lokasinya jika direktori rilis berubah, lalu periksa lo</w:t>
+      </w:r>
+      <w:r>
+        <w:t>g dan hasil tugas pada jadwal berikutnya.</w:t>
       </w:r>
     </w:p>
     <w:p>
@@ -6246,10 +6689,10 @@
           <w:noProof/>
         </w:rPr>
         <w:drawing>
-          <wp:inline distT="0" distB="0" distL="0" distR="0" wp14:anchorId="637F49AB" wp14:editId="2539FE5D">
+          <wp:inline distT="0" distB="0" distL="0" distR="0" wp14:anchorId="7513C5F1" wp14:editId="129DA3F7">
             <wp:extent cx="5130641" cy="1759077"/>
             <wp:effectExtent l="0" t="0" r="0" b="0"/>
-            <wp:docPr id="34" name="Picture 34" descr="Gambar 34. Pembaruan rilis tanpa mengganti kunci"/>
+            <wp:docPr id="40" name="Picture 40" descr="Gambar 40. Pembaruan rilis tanpa mengganti kunci"/>
             <wp:cNvGraphicFramePr>
               <a:graphicFrameLocks xmlns:a="http://schemas.openxmlformats.org/drawingml/2006/main" noChangeAspect="1"/>
             </wp:cNvGraphicFramePr>
@@ -6261,7 +6704,7 @@
                     <pic:cNvPicPr/>
                   </pic:nvPicPr>
                   <pic:blipFill>
-                    <a:blip r:embed="rId41"/>
+                    <a:blip r:embed="rId47"/>
                     <a:stretch>
                       <a:fillRect/>
                     </a:stretch>
@@ -6289,7 +6732,7 @@
         <w:jc w:val="center"/>
       </w:pPr>
       <w:r>
-        <w:t>Gambar 34. Pembaruan rilis tanpa mengganti kunci</w:t>
+        <w:t>Gambar 40. Pembaruan rilis tanpa mengganti kunci</w:t>
       </w:r>
     </w:p>
     <w:p>
@@ -6305,21 +6748,21 @@
         <w:keepLines/>
       </w:pPr>
       <w:r>
-        <w:t>Sebelum pembaruan, dokumentasikan versi rilis, cadangan yang dapat dipulihkan, dan prosedur penghentian akses sementara. Jika migrasi gagal, pertahankan aplikasi p</w:t>
-      </w:r>
-      <w:r>
-        <w:t>ada mode pemeliharaan dan telaah perubahan skema. Pemulihan ke versi lama dilakukan hanya dengan pasangan rilis dan cadangan yang kompatibel; jangan mengandalkan rollback migrasi otomatis untuk perubahan yang tidak dapat dibalik.</w:t>
-      </w:r>
-    </w:p>
-    <w:p>
-      <w:pPr>
-        <w:keepLines/>
-      </w:pPr>
-      <w:r>
-        <w:t>Buat penjadwalan uji pemul</w:t>
-      </w:r>
-      <w:r>
-        <w:t>ihan secara berkala dan catat bukti hasilnya. Pemulihan ke produksi hanya dilakukan setelah pemeriksaan akses, retensi, data, dan kunci selesai.</w:t>
+        <w:t>Sebelum pembaruan, dokumentasikan versi rilis, cadangan yang dapat dipulihkan, dan prosedur penghentian akses sementara. J</w:t>
+      </w:r>
+      <w:r>
+        <w:t xml:space="preserve">ika migrasi gagal, pertahankan aplikasi pada mode pemeliharaan dan telaah perubahan skema. Pemulihan ke versi lama dilakukan hanya dengan pasangan rilis dan cadangan yang kompatibel; jangan mengandalkan rollback migrasi otomatis untuk perubahan yang tidak </w:t>
+      </w:r>
+      <w:r>
+        <w:t>dapat dibalik.</w:t>
+      </w:r>
+    </w:p>
+    <w:p>
+      <w:pPr>
+        <w:keepLines/>
+      </w:pPr>
+      <w:r>
+        <w:t>Buat penjadwalan uji pemulihan secara berkala dan catat bukti hasilnya. Pemulihan ke produksi hanya dilakukan setelah pemeriksaan akses, retensi, data, dan kunci selesai.</w:t>
       </w:r>
     </w:p>
     <w:p>
@@ -6335,28 +6778,27 @@
         <w:keepLines/>
       </w:pPr>
       <w:r>
-        <w:t xml:space="preserve">Tetapkan jadwal dan masa simpan cadangan. Jeda hanya pemicu scheduler Ruang BK </w:t>
-      </w:r>
-      <w:r>
-        <w:t>melalui panel atau crontab -e, dan catat entri semula; jangan gunakan crontab -r. Jika aplikasi belum dalam mode pemeliharaan, jalankan php artisan down. Jika sudah, pertahankan mode dan URL akses khusus yang ada. Tunggu seluruh proses yang mengubah data s</w:t>
-      </w:r>
-      <w:r>
-        <w:t>elesai, termasuk sinkronisasi, retensi, impor, dan perintah manual. Jangan melakukan pembaruan aplikasi selama pencadangan. Dengan demikian, database, storage/app, dan .env berasal dari keadaan yang sama.</w:t>
-      </w:r>
-    </w:p>
-    <w:p>
-      <w:pPr>
-        <w:keepLines/>
-      </w:pPr>
-      <w:r>
-        <w:lastRenderedPageBreak/>
-        <w:t xml:space="preserve">Sediakan Bash, mysqldump, tar, sha256sum, dan age. </w:t>
-      </w:r>
-      <w:r>
-        <w:t>Petugas menyiapkan /srv/backup/sibk dengan akses terbatas, serta /etc/sibk/backup-recipients.txt berisi kunci publik penerima cadangan. Simpan kunci privat pasangannya secara terpisah untuk pemulihan. Akun backup memerlukan hak baca serta hak routines/trig</w:t>
-      </w:r>
-      <w:r>
-        <w:t>gers yang sesuai. Sandi MySQL diminta melalui -p; jangan menuliskannya pada perintah.</w:t>
+        <w:t>Tetapkan jadwal dan masa simpan cadanga</w:t>
+      </w:r>
+      <w:r>
+        <w:t>n. Jeda hanya pemicu scheduler Ruang BK melalui panel atau crontab -e, dan catat entri semula; jangan gunakan crontab -r. Jika aplikasi belum dalam mode pemeliharaan, jalankan php artisan down. Jika sudah, pertahankan mode dan URL akses khusus yang ada. Tu</w:t>
+      </w:r>
+      <w:r>
+        <w:t>nggu seluruh proses yang mengubah data selesai, termasuk sinkronisasi, retensi, impor, dan perintah manual. Jangan melakukan pembaruan aplikasi selama pencadangan. Dengan demikian, database, storage/app, dan .env berasal dari keadaan yang sama.</w:t>
+      </w:r>
+    </w:p>
+    <w:p>
+      <w:pPr>
+        <w:keepLines/>
+      </w:pPr>
+      <w:r>
+        <w:t>Sediakan Ba</w:t>
+      </w:r>
+      <w:r>
+        <w:t>sh, mysqldump, tar, sha256sum, dan age. Petugas menyiapkan /srv/backup/sibk dengan akses terbatas, serta /etc/sibk/backup-recipients.txt berisi kunci publik penerima cadangan. Simpan kunci privat pasangannya secara terpisah untuk pemulihan. Akun backup mem</w:t>
+      </w:r>
+      <w:r>
+        <w:t>erlukan hak baca serta hak routines/triggers yang sesuai. Sandi MySQL diminta melalui -p; jangan menuliskannya pada perintah.</w:t>
       </w:r>
     </w:p>
     <w:p>
@@ -6369,6 +6811,7 @@
           <w:rFonts w:ascii="Consolas" w:hAnsi="Consolas"/>
           <w:sz w:val="18"/>
         </w:rPr>
+        <w:lastRenderedPageBreak/>
         <w:t>(</w:t>
       </w:r>
       <w:r>
@@ -6409,22 +6852,21 @@
           <w:sz w:val="18"/>
         </w:rPr>
         <w:br/>
-        <w:t>mkdir -m 700 "$BACKUP_DIR"</w:t>
       </w:r>
       <w:r>
         <w:rPr>
           <w:rFonts w:ascii="Consolas" w:hAnsi="Consolas"/>
           <w:sz w:val="18"/>
         </w:rPr>
-        <w:br/>
-        <w:t>mysqldump --s</w:t>
+        <w:t>mkdir -m 700 "$BACKUP_DIR"</w:t>
       </w:r>
       <w:r>
         <w:rPr>
           <w:rFonts w:ascii="Consolas" w:hAnsi="Consolas"/>
           <w:sz w:val="18"/>
         </w:rPr>
-        <w:t>ingle-transaction --no-tablespaces \</w:t>
+        <w:br/>
+        <w:t>mysqldump --single-transaction --no-tablespaces \</w:t>
       </w:r>
       <w:r>
         <w:rPr>
@@ -6456,22 +6898,22 @@
           <w:sz w:val="18"/>
         </w:rPr>
         <w:br/>
-        <w:t>tar -czf - storage/app \</w:t>
+        <w:t>tar -czf - storage</w:t>
       </w:r>
       <w:r>
         <w:rPr>
           <w:rFonts w:ascii="Consolas" w:hAnsi="Consolas"/>
           <w:sz w:val="18"/>
         </w:rPr>
-        <w:br/>
-        <w:t xml:space="preserve">  | age -R "$RECIPIENTS" -o "$BAC</w:t>
+        <w:t>/app \</w:t>
       </w:r>
       <w:r>
         <w:rPr>
           <w:rFonts w:ascii="Consolas" w:hAnsi="Consolas"/>
           <w:sz w:val="18"/>
         </w:rPr>
-        <w:t>KUP_DIR/files.tar.gz.age"</w:t>
+        <w:br/>
+        <w:t xml:space="preserve">  | age -R "$RECIPIENTS" -o "$BACKUP_DIR/files.tar.gz.age"</w:t>
       </w:r>
       <w:r>
         <w:rPr>
@@ -6503,13 +6945,20 @@
           <w:sz w:val="18"/>
         </w:rPr>
         <w:br/>
-        <w:t>printf 'Cadangan selesai: %s\n' "$BACKUP_DIR"</w:t>
+        <w:t>printf 'Cadangan selesai: %s\n' "$BACKUP_DI</w:t>
       </w:r>
       <w:r>
         <w:rPr>
           <w:rFonts w:ascii="Consolas" w:hAnsi="Consolas"/>
           <w:sz w:val="18"/>
         </w:rPr>
+        <w:t>R"</w:t>
+      </w:r>
+      <w:r>
+        <w:rPr>
+          <w:rFonts w:ascii="Consolas" w:hAnsi="Consolas"/>
+          <w:sz w:val="18"/>
+        </w:rPr>
         <w:br/>
         <w:t>)</w:t>
       </w:r>
@@ -6519,16 +6968,13 @@
         <w:keepLines/>
       </w:pPr>
       <w:r>
-        <w:t>Jalankan satu blok Bash di atas dar</w:t>
-      </w:r>
-      <w:r>
-        <w:t>i direktori aplikasi. Blok berhenti bila ada perintah gagal; direktori baru bertanggal UTC mencegah cadangan lama tertimpa. Jika gagal, jangan pakai hasil sebagian sebagai cadangan. Periksa tiga berkas terenkripsi, checksum, dan kemampuan pemulihannya. Sal</w:t>
-      </w:r>
-      <w:r>
-        <w:t>in satu set lengkap ke penyimpanan terbatas di luar server utama; simpan kunci dekripsi secara terpisah. SHA256SUMS mendeteksi perubahan berkas, bukan membuktikan asalnya. Untuk pencadangan mandiri yang berhasil, buka akses hanya jika sebelumnya ditutup kh</w:t>
-      </w:r>
-      <w:r>
-        <w:t>usus untuk pencadangan, lalu pulihkan pemicu cron yang dicatat. Saat pembaruan rilis, lewati perintah berikut sampai pemeriksaan rilis berhasil; cron juga tetap dijeda.</w:t>
+        <w:t xml:space="preserve">Jalankan satu blok Bash di atas dari direktori aplikasi. Blok berhenti bila ada perintah gagal; direktori baru bertanggal UTC mencegah cadangan lama tertimpa. Jika gagal, jangan pakai hasil sebagian sebagai cadangan. Periksa tiga berkas </w:t>
+      </w:r>
+      <w:r>
+        <w:t>terenkripsi, checksum, dan kemampuan pemulihannya. Salin satu set lengkap ke penyimpanan terbatas di luar server utama; simpan kunci dekripsi secara terpisah. SHA256SUMS mendeteksi perubahan berkas, bukan membuktikan asalnya. Untuk pencadangan mandiri yang</w:t>
+      </w:r>
+      <w:r>
+        <w:t xml:space="preserve"> berhasil, buka akses hanya jika sebelumnya ditutup khusus untuk pencadangan, lalu pulihkan pemicu cron yang dicatat. Saat pembaruan rilis, lewati perintah berikut sampai pemeriksaan rilis berhasil; cron juga tetap dijeda.</w:t>
       </w:r>
     </w:p>
     <w:p>
@@ -6549,13 +6995,13 @@
         <w:keepLines/>
       </w:pPr>
       <w:r>
-        <w:t>Untuk uji atau pemulihan, pilih satu set cadangan dari waktu yang sama d</w:t>
-      </w:r>
-      <w:r>
-        <w:t>an rilis aplikasi yang cocok. Siapkan database kosong serta akun pemulihan yang hanya berhak mengakses database itu. Siapkan direktori induk privat /srv/restore dan kunci dekripsi di lokasi terpisah. Sesuaikan tiga path dan nama database pada blok berikut;</w:t>
-      </w:r>
-      <w:r>
-        <w:t xml:space="preserve"> hasil dekripsi disimpan di direktori baru, di luar web publik.</w:t>
+        <w:t>Untuk uji atau pem</w:t>
+      </w:r>
+      <w:r>
+        <w:t>ulihan, pilih satu set cadangan dari waktu yang sama dan rilis aplikasi yang cocok. Siapkan database kosong serta akun pemulihan yang hanya berhak mengakses database itu. Siapkan direktori induk privat /srv/restore dan kunci dekripsi di lokasi terpisah. Se</w:t>
+      </w:r>
+      <w:r>
+        <w:t>suaikan tiga path dan nama database pada blok berikut; hasil dekripsi disimpan di direktori baru, di luar web publik.</w:t>
       </w:r>
     </w:p>
     <w:p>
@@ -6608,22 +7054,22 @@
           <w:sz w:val="18"/>
         </w:rPr>
         <w:br/>
-        <w:t>RESTORE_DIR="/srv/restore/sibk-$(date -u +%Y%m%dT%H%M%SZ)"</w:t>
+        <w:t>RESTORE_DIR="/s</w:t>
       </w:r>
       <w:r>
         <w:rPr>
           <w:rFonts w:ascii="Consolas" w:hAnsi="Consolas"/>
           <w:sz w:val="18"/>
         </w:rPr>
-        <w:br/>
-        <w:t>IDENTITY=/</w:t>
+        <w:t>rv/restore/sibk-$(date -u +%Y%m%dT%H%M%SZ)"</w:t>
       </w:r>
       <w:r>
         <w:rPr>
           <w:rFonts w:ascii="Consolas" w:hAnsi="Consolas"/>
           <w:sz w:val="18"/>
         </w:rPr>
-        <w:t>media/aman/sibk-backup.key</w:t>
+        <w:br/>
+        <w:t>IDENTITY=/media/aman/sibk-backup.key</w:t>
       </w:r>
       <w:r>
         <w:rPr>
@@ -6663,22 +7109,22 @@
           <w:sz w:val="18"/>
         </w:rPr>
         <w:br/>
-        <w:t>age -d -i "$IDENTITY" -o "$RESTORE_DIR/files.tar.gz" files.tar.gz.age</w:t>
+        <w:t>age -d -i "$IDENTITY" -o "$RESTORE_D</w:t>
       </w:r>
       <w:r>
         <w:rPr>
           <w:rFonts w:ascii="Consolas" w:hAnsi="Consolas"/>
           <w:sz w:val="18"/>
         </w:rPr>
-        <w:br/>
-        <w:t>age -d -i "$IDENTITY</w:t>
+        <w:t>IR/files.tar.gz" files.tar.gz.age</w:t>
       </w:r>
       <w:r>
         <w:rPr>
           <w:rFonts w:ascii="Consolas" w:hAnsi="Consolas"/>
           <w:sz w:val="18"/>
         </w:rPr>
-        <w:t>" -o "$RESTORE_DIR/.env" config.env.age</w:t>
+        <w:br/>
+        <w:t>age -d -i "$IDENTITY" -o "$RESTORE_DIR/.env" config.env.age</w:t>
       </w:r>
       <w:r>
         <w:rPr>
@@ -6710,13 +7156,20 @@
           <w:sz w:val="18"/>
         </w:rPr>
         <w:br/>
-        <w:t>printf 'Hasil pemulihan: %s\n' "$RESTORE_DIR"</w:t>
+        <w:t>prin</w:t>
       </w:r>
       <w:r>
         <w:rPr>
           <w:rFonts w:ascii="Consolas" w:hAnsi="Consolas"/>
           <w:sz w:val="18"/>
         </w:rPr>
+        <w:t>tf 'Hasil pemulihan: %s\n' "$RESTORE_DIR"</w:t>
+      </w:r>
+      <w:r>
+        <w:rPr>
+          <w:rFonts w:ascii="Consolas" w:hAnsi="Consolas"/>
+          <w:sz w:val="18"/>
+        </w:rPr>
         <w:br/>
         <w:t>)</w:t>
       </w:r>
@@ -6726,42 +7179,39 @@
         <w:keepLines/>
       </w:pPr>
       <w:r>
+        <w:t>Pasang hasil storage/app dan .env pada salinan aplikasi pemulihan yang terisolasi. Pertahankan APP_KEY dan ALUMNI_RETENTION_KEY; sesuaikan koneksi ke database pemulihan dan domain uji. Tetapkan ALUMNI_RETENTION_E</w:t>
+      </w:r>
+      <w:r>
+        <w:t>NABLED=false sebelum menjalankan aplikasi. Jangan memasang cron di lingkungan pemulihan; batasi akses keluar ke API sumber. Bangun ulang cache konfigurasi agar aplikasi tidak memakai koneksi produksi yang tersimpan sebelumnya.</w:t>
+      </w:r>
+    </w:p>
+    <w:p>
+      <w:pPr>
+        <w:keepLines/>
+      </w:pPr>
+      <w:r>
         <w:lastRenderedPageBreak/>
-        <w:t>Pasang has</w:t>
-      </w:r>
-      <w:r>
-        <w:t>il storage/app dan .env pada salinan aplikasi pemulihan yang terisolasi. Pertahankan APP_KEY dan ALUMNI_RETENTION_KEY; sesuaikan koneksi ke database pemulihan dan domain uji. Tetapkan ALUMNI_RETENTION_ENABLED=false sebelum menjalankan aplikasi. Jangan mema</w:t>
-      </w:r>
-      <w:r>
-        <w:t>sang cron di lingkungan pemulihan; batasi akses keluar ke API sumber. Bangun ulang cache konfigurasi agar aplikasi tidak memakai koneksi produksi yang tersimpan sebelumnya.</w:t>
-      </w:r>
-    </w:p>
-    <w:p>
-      <w:pPr>
-        <w:keepLines/>
-      </w:pPr>
-      <w:r>
-        <w:t>Pulihkan izin berkas, vendor, dan public/build dari rilis yang sama. Jalankan stora</w:t>
-      </w:r>
-      <w:r>
-        <w:t>ge:link, config:cache, dan view:cache melalui php artisan pada salinan pemulihan. Periksa login, jumlah dan relasi data, logo, berkas, serta hak akses setiap peran. Uji pemulihan dinyatakan berhasil setelah semua pemeriksaan sesuai. Catat hasilnya dan lind</w:t>
-      </w:r>
-      <w:r>
-        <w:t>ungi atau hapus berkas dekripsi sesuai kebijakan sekolah.</w:t>
-      </w:r>
-    </w:p>
-    <w:p>
-      <w:pPr>
-        <w:keepLines/>
-      </w:pPr>
-      <w:r>
-        <w:t xml:space="preserve">Saat pemulihan produksi diperlukan, hentikan akses dan seluruh penulis data sebelum penggantian. Cadangan lama dapat memunculkan kembali alumni yang pernah dihapus; tinjau pratinjau retensi sebelum </w:t>
-      </w:r>
-      <w:r>
-        <w:t>membuka akses. Jangan menimpa database produksi yang masih aktif, memakai migrate:fresh, atau menghapus penanda identitas. Aktifkan kembali satu pemicu cron setelah validasi; penghapusan alumni tetap nonaktif sampai pemeriksaannya selesai. Cadangan dan und</w:t>
-      </w:r>
-      <w:r>
-        <w:t>uhan lama mempunyai masa simpan terpisah dari penghapusan data aplikasi.</w:t>
+        <w:t>Pulihkan izin berkas, vendor,</w:t>
+      </w:r>
+      <w:r>
+        <w:t xml:space="preserve"> dan public/build dari rilis yang sama. Jalankan storage:link, config:cache, dan view:cache melalui php artisan pada salinan pemulihan. Periksa login, jumlah dan relasi data, logo, berkas, serta hak akses setiap peran. Uji pemulihan dinyatakan berhasil set</w:t>
+      </w:r>
+      <w:r>
+        <w:t>elah semua pemeriksaan sesuai. Catat hasilnya dan lindungi atau hapus berkas dekripsi sesuai kebijakan sekolah.</w:t>
+      </w:r>
+    </w:p>
+    <w:p>
+      <w:pPr>
+        <w:keepLines/>
+      </w:pPr>
+      <w:r>
+        <w:t xml:space="preserve">Saat pemulihan produksi diperlukan, hentikan akses dan seluruh penulis data sebelum penggantian. Cadangan lama dapat memunculkan kembali alumni </w:t>
+      </w:r>
+      <w:r>
+        <w:t>yang pernah dihapus; tinjau pratinjau retensi sebelum membuka akses. Jangan menimpa database produksi yang masih aktif, memakai migrate:fresh, atau menghapus penanda identitas. Aktifkan kembali satu pemicu cron setelah validasi; penghapusan alumni tetap no</w:t>
+      </w:r>
+      <w:r>
+        <w:t>naktif sampai pemeriksaannya selesai. Cadangan dan unduhan lama mempunyai masa simpan terpisah dari penghapusan data aplikasi.</w:t>
       </w:r>
     </w:p>
     <w:p>
@@ -6775,10 +7225,10 @@
           <w:noProof/>
         </w:rPr>
         <w:drawing>
-          <wp:inline distT="0" distB="0" distL="0" distR="0" wp14:anchorId="3CDFF613" wp14:editId="76F00AE5">
+          <wp:inline distT="0" distB="0" distL="0" distR="0" wp14:anchorId="44A8067C" wp14:editId="7D0D8F05">
             <wp:extent cx="5130641" cy="1759077"/>
             <wp:effectExtent l="0" t="0" r="0" b="0"/>
-            <wp:docPr id="35" name="Picture 35" descr="Gambar 35. Cadangan basis data berkas dan kunci"/>
+            <wp:docPr id="41" name="Picture 41" descr="Gambar 41. Cadangan basis data berkas dan kunci"/>
             <wp:cNvGraphicFramePr>
               <a:graphicFrameLocks xmlns:a="http://schemas.openxmlformats.org/drawingml/2006/main" noChangeAspect="1"/>
             </wp:cNvGraphicFramePr>
@@ -6790,7 +7240,7 @@
                     <pic:cNvPicPr/>
                   </pic:nvPicPr>
                   <pic:blipFill>
-                    <a:blip r:embed="rId42"/>
+                    <a:blip r:embed="rId48"/>
                     <a:stretch>
                       <a:fillRect/>
                     </a:stretch>
@@ -6818,7 +7268,7 @@
         <w:jc w:val="center"/>
       </w:pPr>
       <w:r>
-        <w:t>Gambar 35. Cadangan basis data berkas dan kunci</w:t>
+        <w:t>Gambar 41. Cadangan basis data berkas dan kunci</w:t>
       </w:r>
     </w:p>
     <w:p>
@@ -6838,10 +7288,10 @@
         <w:ind w:left="283" w:hanging="283"/>
       </w:pPr>
       <w:r>
-        <w:t>1. Pengguna yang menemukan akses mencurigakan segera menghentikan penggunaan akun te</w:t>
-      </w:r>
-      <w:r>
-        <w:t>rdampak dan melapor kepada penanggung jawab sekolah melalui saluran resmi. Jangan mengirim data konseling atau kredensial melalui grup umum.</w:t>
+        <w:t xml:space="preserve">1. Pengguna yang </w:t>
+      </w:r>
+      <w:r>
+        <w:t>menemukan akses mencurigakan segera menghentikan penggunaan akun terdampak dan melapor kepada penanggung jawab sekolah melalui saluran resmi. Jangan mengirim data konseling atau kredensial melalui grup umum.</w:t>
       </w:r>
     </w:p>
     <w:p>
@@ -6852,10 +7302,10 @@
         <w:ind w:left="283" w:hanging="283"/>
       </w:pPr>
       <w:r>
-        <w:t xml:space="preserve">2. Petugas yang berwenang mengisolasi akun atau sesi terkait, menjaga bukti log, memeriksa ruang lingkup data yang </w:t>
-      </w:r>
-      <w:r>
-        <w:t>terpapar, serta melakukan pemulihan dari sumber tepercaya. Dokumentasikan waktu, dugaan penyebab, dan tindakan yang dilakukan.</w:t>
+        <w:t xml:space="preserve">2. Petugas yang berwenang mengisolasi akun atau </w:t>
+      </w:r>
+      <w:r>
+        <w:t>sesi terkait, menjaga bukti log, memeriksa ruang lingkup data yang terpapar, serta melakukan pemulihan dari sumber tepercaya. Dokumentasikan waktu, dugaan penyebab, dan tindakan yang dilakukan.</w:t>
       </w:r>
     </w:p>
     <w:p>
@@ -6866,28 +7316,28 @@
         <w:ind w:left="283" w:hanging="283"/>
       </w:pPr>
       <w:r>
-        <w:t>3. Penanggung jawab yang ditetapkan sekolah menentukan kewajiban pemberitahuan kepada subjek data dan otoritas yang berwenang ber</w:t>
-      </w:r>
-      <w:r>
-        <w:t>dasarkan hukum yang berlaku. UU Nomor 27 Tahun 2022 Pasal 46 mengatur pemberitahuan tertulis paling lambat 3 × 24 jam pada kegagalan pelindungan data pribadi, dengan isi minimal sesuai pasal tersebut.</w:t>
-      </w:r>
-    </w:p>
-    <w:p>
-      <w:pPr>
-        <w:keepLines/>
-      </w:pPr>
-      <w:r>
-        <w:t>Sekolah perlu menetapkan prosedur rinci, pembagian tuga</w:t>
-      </w:r>
-      <w:r>
-        <w:t>s, kontak darurat, dan mekanisme persetujuan wali.</w:t>
+        <w:t>3. Penanggung jawab yang ditetapkan sekolah menentukan kewajib</w:t>
+      </w:r>
+      <w:r>
+        <w:t>an pemberitahuan kepada subjek data dan otoritas yang berwenang berdasarkan hukum yang berlaku. UU Nomor 27 Tahun 2022 Pasal 46 mengatur pemberitahuan tertulis paling lambat 3 × 24 jam pada kegagalan pelindungan data pribadi, dengan isi minimal sesuai pasa</w:t>
+      </w:r>
+      <w:r>
+        <w:t>l tersebut.</w:t>
+      </w:r>
+    </w:p>
+    <w:p>
+      <w:pPr>
+        <w:keepLines/>
+      </w:pPr>
+      <w:r>
+        <w:t>Sekolah perlu menetapkan prosedur rinci, pembagian tugas, kontak darurat, dan mekanisme persetujuan wali.</w:t>
       </w:r>
     </w:p>
     <w:p>
       <w:pPr>
         <w:pStyle w:val="Heading1"/>
       </w:pPr>
-      <w:bookmarkStart w:id="6" w:name="_Toc243704199"/>
+      <w:bookmarkStart w:id="6" w:name="_Toc243705819"/>
       <w:r>
         <w:t>7 Kesiapan penggunaan dan penanganan masalah</w:t>
       </w:r>
@@ -6906,7 +7356,29 @@
         <w:keepLines/>
       </w:pPr>
       <w:r>
-        <w:t>Murid tidak ditemukan: periksa tahun ajaran, penyaring kelas, dan penugasan; Admin IT memeriksa daftar murid jika data belum tersedia.</w:t>
+        <w:t>Murid tidak ditemukan: periksa tahun ajaran, penyaring kelas, dan penuga</w:t>
+      </w:r>
+      <w:r>
+        <w:t>san; Admin IT memeriksa daftar murid jika data belum tersedia.</w:t>
+      </w:r>
+    </w:p>
+    <w:p>
+      <w:pPr>
+        <w:keepLines/>
+      </w:pPr>
+      <w:r>
+        <w:t>Catatan guru lain tidak dapat diedit: periksa kepemilikan catatan, tahun aktif, dan kelas binaan. Koordinator BK memiliki hak baca lintas guru, bukan hak edit atas seluruh catatan.</w:t>
+      </w:r>
+    </w:p>
+    <w:p>
+      <w:pPr>
+        <w:keepLines/>
+      </w:pPr>
+      <w:r>
+        <w:t>Rekap kosong</w:t>
+      </w:r>
+      <w:r>
+        <w:t xml:space="preserve"> atau tidak dapat diunduh: periksa jenis layanan, kelas, rentang tanggal dalam satu semester, kapasitas 2.500 catatan, serta status pemuatan pratinjau.</w:t>
       </w:r>
     </w:p>
     <w:p>
@@ -6915,43 +7387,21 @@
       </w:pPr>
       <w:r>
         <w:lastRenderedPageBreak/>
-        <w:t>Cata</w:t>
-      </w:r>
-      <w:r>
-        <w:t>tan guru lain tidak dapat diedit: periksa kepemilikan catatan, tahun aktif, dan kelas binaan. Koordinator BK memiliki hak baca lintas guru, bukan hak edit atas seluruh catatan.</w:t>
-      </w:r>
-    </w:p>
-    <w:p>
-      <w:pPr>
-        <w:keepLines/>
-      </w:pPr>
-      <w:r>
-        <w:t xml:space="preserve">Rekap kosong atau tidak dapat diunduh: periksa jenis layanan, kelas, </w:t>
-      </w:r>
-      <w:r>
-        <w:t>rentang tanggal dalam satu semester, kapasitas 2.500 catatan, serta status pemuatan pratinjau.</w:t>
-      </w:r>
-    </w:p>
-    <w:p>
-      <w:pPr>
-        <w:keepLines/>
-      </w:pPr>
-      <w:r>
-        <w:t>Data e-Tatib belum berubah: Admin IT memeriksa koneksi sumber, jadwal pembaruan otomatis, masalah pencocokan identitas, dan riwayat sinkronisasi.</w:t>
-      </w:r>
-    </w:p>
-    <w:p>
-      <w:pPr>
-        <w:keepLines/>
-      </w:pPr>
-      <w:r>
-        <w:t>Data alumni bel</w:t>
-      </w:r>
-      <w:r>
-        <w:t>um terhapus: petugas server memeriksa ALUMNI_RETENTION_ENABLED, cache konfigurasi, dan pratinjau retensi. Hanya keputusan Lulus berstatus Resmi keluar yang telah mencapai satu tahun kalender dapat diproses; konflik atau relasi aktif dapat menundanya. Janga</w:t>
-      </w:r>
-      <w:r>
-        <w:t>n mengubah tanggal atau relasi untuk memaksa penghapusan.</w:t>
+        <w:t>Data e-Tatib belum berubah: Admin IT memeriksa koneksi sumber, jadwal pembaruan otomatis, masalah pencoc</w:t>
+      </w:r>
+      <w:r>
+        <w:t>okan identitas, dan riwayat sinkronisasi.</w:t>
+      </w:r>
+    </w:p>
+    <w:p>
+      <w:pPr>
+        <w:keepLines/>
+      </w:pPr>
+      <w:r>
+        <w:t>Data alumni belum terhapus: petugas server memeriksa ALUMNI_RETENTION_ENABLED, cache konfigurasi, dan pratinjau retensi. Hanya keputusan Lulus berstatus Resmi keluar yang telah mencapai satu tahun kalender dapat di</w:t>
+      </w:r>
+      <w:r>
+        <w:t>proses; konflik atau relasi aktif dapat menundanya. Jangan mengubah tanggal atau relasi untuk memaksa penghapusan.</w:t>
       </w:r>
     </w:p>
     <w:p>
@@ -6967,73 +7417,73 @@
         <w:keepLines/>
       </w:pPr>
       <w:r>
-        <w:t>Jika halaman menampilkan 403, periksa apakah akun memang berwenang. Jika seluruh situs gagal, petugas server memeriksa document root yang seharusnya menuju public/</w:t>
-      </w:r>
-      <w:r>
-        <w:t xml:space="preserve"> dan izin membaca source.</w:t>
-      </w:r>
-    </w:p>
-    <w:p>
-      <w:pPr>
-        <w:keepLines/>
-      </w:pPr>
-      <w:r>
-        <w:t>Jika formulir menampilkan 419, periksa HTTPS, APP_URL, cookie sesi, waktu server, SESSION_DRIVER=database, dan keberadaan tabel sesi. Cookie lama dapat perlu dibersihkan setelah perubahan domain.</w:t>
-      </w:r>
-    </w:p>
-    <w:p>
-      <w:pPr>
-        <w:keepLines/>
-      </w:pPr>
-      <w:r>
-        <w:t>Jika muncul 500 atau halaman koson</w:t>
-      </w:r>
-      <w:r>
-        <w:t>g, periksa storage/logs/laravel.log, log PHP-FPM, hak tulis storage/ dan bootstrap/cache/, sambungan basis data, serta ekstensi PHP. Jangan menampilkan APP_DEBUG=true kepada pengguna produksi.</w:t>
-      </w:r>
-    </w:p>
-    <w:p>
-      <w:pPr>
-        <w:keepLines/>
-      </w:pPr>
-      <w:r>
-        <w:t>Jika CSS atau JavaScript hilang, periksa keberadaan public/buil</w:t>
-      </w:r>
-      <w:r>
-        <w:t>d/manifest.json, kecocokan aset dengan rilis, HTTPS, dan document root. Jika logo hilang, periksa storage/app/private/branding serta hak akses proses PHP.</w:t>
-      </w:r>
-    </w:p>
-    <w:p>
-      <w:pPr>
-        <w:keepLines/>
-      </w:pPr>
-      <w:r>
-        <w:t>Jika tautan API ditolak, periksa HTTPS, DNS, sambungan sumber, dan format respons; alamat jaringan pr</w:t>
-      </w:r>
-      <w:r>
-        <w:t>ivat dapat ditolak aplikasi. Jika e-Tatib otomatis berhenti, periksa cron, akun dan path PHP, log scheduler, serta hari/jam pada antarmuka Admin IT.</w:t>
-      </w:r>
-    </w:p>
-    <w:p>
-      <w:pPr>
-        <w:keepLines/>
-      </w:pPr>
-      <w:r>
-        <w:t>Jika impor tertahan setelah pemulihan, periksa kecocokan ALUMNI_RETENTION_KEY dengan basis data penanda dar</w:t>
-      </w:r>
-      <w:r>
-        <w:t>i cadangan yang sama. Pulihkan kunci asli, bukan menghapus penanda untuk melewati pengamanan.</w:t>
-      </w:r>
-    </w:p>
-    <w:p>
-      <w:pPr>
-        <w:keepLines/>
-      </w:pPr>
-      <w:r>
-        <w:t xml:space="preserve">Catat gejala, waktu kejadian, dan langkah yang telah dilakukan. Jangan mengirim sandi, tautan API rahasia, APP_KEY, atau data pribadi murid melalui laporan </w:t>
-      </w:r>
-      <w:r>
-        <w:t>masalah.</w:t>
+        <w:t xml:space="preserve">Jika halaman menampilkan 403, periksa apakah akun memang berwenang. Jika seluruh situs gagal, </w:t>
+      </w:r>
+      <w:r>
+        <w:t>petugas server memeriksa document root yang seharusnya menuju public/ dan izin membaca source.</w:t>
+      </w:r>
+    </w:p>
+    <w:p>
+      <w:pPr>
+        <w:keepLines/>
+      </w:pPr>
+      <w:r>
+        <w:t>Jika formulir menampilkan 419, periksa HTTPS, APP_URL, cookie sesi, waktu server, SESSION_DRIVER=database, dan keberadaan tabel sesi. Cookie lama dapat perlu dib</w:t>
+      </w:r>
+      <w:r>
+        <w:t>ersihkan setelah perubahan domain.</w:t>
+      </w:r>
+    </w:p>
+    <w:p>
+      <w:pPr>
+        <w:keepLines/>
+      </w:pPr>
+      <w:r>
+        <w:t>Jika muncul 500 atau halaman kosong, periksa storage/logs/laravel.log, log PHP-FPM, hak tulis storage/ dan bootstrap/cache/, sambungan basis data, serta ekstensi PHP. Jangan menampilkan APP_DEBUG=true kepada pengguna prod</w:t>
+      </w:r>
+      <w:r>
+        <w:t>uksi.</w:t>
+      </w:r>
+    </w:p>
+    <w:p>
+      <w:pPr>
+        <w:keepLines/>
+      </w:pPr>
+      <w:r>
+        <w:t>Jika CSS atau JavaScript hilang, periksa keberadaan public/build/manifest.json, kecocokan aset dengan rilis, HTTPS, dan document root. Jika logo hilang, periksa storage/app/private/branding serta hak akses proses PHP.</w:t>
+      </w:r>
+    </w:p>
+    <w:p>
+      <w:pPr>
+        <w:keepLines/>
+      </w:pPr>
+      <w:r>
+        <w:t>Jika tautan API ditolak, periksa</w:t>
+      </w:r>
+      <w:r>
+        <w:t xml:space="preserve"> HTTPS, DNS, sambungan sumber, dan format respons; alamat jaringan privat dapat ditolak aplikasi. Jika e-Tatib otomatis berhenti, periksa cron, akun dan path PHP, log scheduler, serta hari/jam pada antarmuka Admin IT.</w:t>
+      </w:r>
+    </w:p>
+    <w:p>
+      <w:pPr>
+        <w:keepLines/>
+      </w:pPr>
+      <w:r>
+        <w:t>Jika impor tertahan setelah pemulihan,</w:t>
+      </w:r>
+      <w:r>
+        <w:t xml:space="preserve"> periksa kecocokan ALUMNI_RETENTION_KEY dengan basis data penanda dari cadangan yang sama. Pulihkan kunci asli, bukan menghapus penanda untuk melewati pengamanan.</w:t>
+      </w:r>
+    </w:p>
+    <w:p>
+      <w:pPr>
+        <w:keepLines/>
+      </w:pPr>
+      <w:r>
+        <w:t>Catat gejala, waktu kejadian, dan langkah yang telah dilakukan. Jangan mengirim sandi, tautan</w:t>
+      </w:r>
+      <w:r>
+        <w:t xml:space="preserve"> API rahasia, APP_KEY, atau data pribadi murid melalui laporan masalah.</w:t>
       </w:r>
     </w:p>
     <w:p>
@@ -7064,7 +7514,10 @@
         <w:ind w:left="283" w:hanging="283"/>
       </w:pPr>
       <w:r>
-        <w:t>2. Koordinator BK memastikan pembagian kelas binaan dan status tahun ajaran aktif.</w:t>
+        <w:t>2. Koordinator BK memastikan pembagian</w:t>
+      </w:r>
+      <w:r>
+        <w:t xml:space="preserve"> kelas binaan dan status tahun ajaran aktif.</w:t>
       </w:r>
     </w:p>
     <w:p>
@@ -7075,10 +7528,7 @@
         <w:ind w:left="283" w:hanging="283"/>
       </w:pPr>
       <w:r>
-        <w:t>3. Guru BK menguji</w:t>
-      </w:r>
-      <w:r>
-        <w:t xml:space="preserve"> pencatatan permasalahan, konsultasi, progres pengunduran diri, serta pembuatan rekap menggunakan data contoh.</w:t>
+        <w:t>3. Guru BK menguji pencatatan permasalahan, konsultasi, progres pengunduran diri, serta pembuatan rekap menggunakan data contoh.</w:t>
       </w:r>
     </w:p>
     <w:p>
@@ -7089,7 +7539,10 @@
         <w:ind w:left="283" w:hanging="283"/>
       </w:pPr>
       <w:r>
-        <w:t>4. Waka Kesiswaan memeriksa laporan baca-saja dan pencatatan prestasi menggunakan data contoh.</w:t>
+        <w:t xml:space="preserve">4. Waka Kesiswaan memeriksa laporan baca-saja dan pencatatan prestasi menggunakan </w:t>
+      </w:r>
+      <w:r>
+        <w:t>data contoh.</w:t>
       </w:r>
     </w:p>
     <w:p>
@@ -7100,29 +7553,26 @@
         <w:ind w:left="283" w:hanging="283"/>
       </w:pPr>
       <w:r>
-        <w:t>5. Petugas server memastikan HTTPS aktif, cadangan</w:t>
-      </w:r>
-      <w:r>
-        <w:t xml:space="preserve"> data tersedia, pemulihan dapat dilakukan, penjadwal berjalan, dan hak akses telah dibatasi sesuai kebutuhan sekolah.</w:t>
-      </w:r>
-    </w:p>
-    <w:p>
-      <w:pPr>
-        <w:keepLines/>
+        <w:t>5. Petugas server memastikan HTTPS aktif, cadangan data tersedia, pemulihan dapat dilakukan, penjadwal berjalan, dan hak akses telah dibatasi sesuai kebutuhan sekolah.</w:t>
+      </w:r>
+    </w:p>
+    <w:p>
+      <w:pPr>
+        <w:keepLines/>
+      </w:pPr>
+      <w:r>
+        <w:t>Gunakan lingkungan uji yang terpisah dari basis data produksi; lingkungan u</w:t>
+      </w:r>
+      <w:r>
+        <w:t>ji dapat berada pada server fisik yang sama jika konfigurasi, data, dan aksesnya terisolasi. Jangan melakukan uji penghapusan pada data asli.</w:t>
+      </w:r>
+    </w:p>
+    <w:p>
+      <w:pPr>
+        <w:pStyle w:val="Heading2"/>
       </w:pPr>
       <w:r>
         <w:lastRenderedPageBreak/>
-        <w:t>Gunakan lingkungan uji yang terpisah dari basis data produksi; lingkungan uji dapat berada pada server fisik yang sama jika konfigurasi, d</w:t>
-      </w:r>
-      <w:r>
-        <w:t>ata, dan aksesnya terisolasi. Jangan melakukan uji penghapusan pada data asli.</w:t>
-      </w:r>
-    </w:p>
-    <w:p>
-      <w:pPr>
-        <w:pStyle w:val="Heading2"/>
-      </w:pPr>
-      <w:r>
         <w:t>Simulasi alur kerja sebelum digunakan</w:t>
       </w:r>
     </w:p>
@@ -7135,10 +7585,10 @@
         <w:ind w:left="283" w:hanging="283"/>
       </w:pPr>
       <w:r>
-        <w:t>1. Admin IT menyiapkan tahun Persiapan, dua rombel contoh, dan akun sesuai peran. Impor murid contoh menggunakan templat atau API pengujian</w:t>
-      </w:r>
-      <w:r>
-        <w:t>, lalu periksa hasilnya.</w:t>
+        <w:t>1. Admin IT menyiapkan tahun Persiapan, dua rombel contoh, dan akun sesuai p</w:t>
+      </w:r>
+      <w:r>
+        <w:t>eran. Impor murid contoh menggunakan templat atau API pengujian, lalu periksa hasilnya.</w:t>
       </w:r>
     </w:p>
     <w:p>
@@ -7160,10 +7610,10 @@
         <w:ind w:left="283" w:hanging="283"/>
       </w:pPr>
       <w:r>
-        <w:t>3. Guru BK mencatat satu permasalahan, menambah tindak lanjut, menyelesaikan kasus setelah Ringkasan hasil terisi, k</w:t>
-      </w:r>
-      <w:r>
-        <w:t>emudian mencatat satu konsultasi dan membuat pratinjau rekap.</w:t>
+        <w:t>3. Guru BK mencatat satu permasalahan, menambah tinda</w:t>
+      </w:r>
+      <w:r>
+        <w:t>k lanjut, menyelesaikan kasus setelah Ringkasan hasil terisi, kemudian mencatat satu konsultasi dan membuat pratinjau rekap.</w:t>
       </w:r>
     </w:p>
     <w:p>
@@ -7185,21 +7635,21 @@
         <w:ind w:left="283" w:hanging="283"/>
       </w:pPr>
       <w:r>
-        <w:t>5. Admin IT meninjau satu pratinjau e-Tatib dan pemeriksaan pencocokan identitas</w:t>
-      </w:r>
-      <w:r>
-        <w:t>, sedangkan petugas server memeriksa HTTPS, cron, cadangan, serta hak akses setiap peran.</w:t>
-      </w:r>
-    </w:p>
-    <w:p>
-      <w:pPr>
-        <w:keepLines/>
-      </w:pPr>
-      <w:r>
-        <w:t>Jalankan simulasi pada lingkungan pengujian yang konfigurasi, basis data, dan aksesnya terisolasi dari produksi. Hindari data asli serta pengujian tindakan penghapusa</w:t>
-      </w:r>
-      <w:r>
-        <w:t>n permanen di produksi.</w:t>
+        <w:t>5. Admin IT menin</w:t>
+      </w:r>
+      <w:r>
+        <w:t>jau satu pratinjau e-Tatib dan pemeriksaan pencocokan identitas, sedangkan petugas server memeriksa HTTPS, cron, cadangan, serta hak akses setiap peran.</w:t>
+      </w:r>
+    </w:p>
+    <w:p>
+      <w:pPr>
+        <w:keepLines/>
+      </w:pPr>
+      <w:r>
+        <w:t xml:space="preserve">Jalankan simulasi pada lingkungan pengujian yang konfigurasi, basis data, dan aksesnya terisolasi dari </w:t>
+      </w:r>
+      <w:r>
+        <w:t>produksi. Hindari data asli serta pengujian tindakan penghapusan permanen di produksi.</w:t>
       </w:r>
     </w:p>
     <w:p>
@@ -7215,21 +7665,21 @@
         <w:keepLines/>
       </w:pPr>
       <w:r>
-        <w:t xml:space="preserve">Jika terjadi kesalahan akses, ketidaksesuaian identitas, atau kehilangan data, hentikan tindakan yang berisiko, catat gejala dan waktu kejadian, lalu laporkan kepada Admin IT atau </w:t>
-      </w:r>
-      <w:r>
-        <w:t>petugas server. Untuk dugaan kebocoran atau akses tidak sah, ikuti petunjuk pada Bab 6. Pemulihan data dilakukan pada lingkungan terisolasi sebelum akses produksi dibuka kembali.</w:t>
-      </w:r>
-    </w:p>
-    <w:p>
-      <w:pPr>
-        <w:keepLines/>
-      </w:pPr>
-      <w:r>
-        <w:t xml:space="preserve">Sekolah menetapkan petugas penanggung jawab, jalur pelaporan insiden, jadwal </w:t>
-      </w:r>
-      <w:r>
-        <w:t>sinkronisasi, lokasi cadangan, dan daftar pihak yang berhak mengakses data. Simpan kredensial, kunci, dan alamat sumber rahasia pada penyimpanan terbatas.</w:t>
+        <w:t>Jika terjadi kesalahan akses, ketidaksesuaian identitas, atau kehilangan data, hentikan tindakan yang berisiko, catat gejala dan</w:t>
+      </w:r>
+      <w:r>
+        <w:t xml:space="preserve"> waktu kejadian, lalu laporkan kepada Admin IT atau petugas server. Untuk dugaan kebocoran atau akses tidak sah, ikuti petunjuk pada Bab 6. Pemulihan data dilakukan pada lingkungan terisolasi sebelum akses produksi dibuka kembali.</w:t>
+      </w:r>
+    </w:p>
+    <w:p>
+      <w:pPr>
+        <w:keepLines/>
+      </w:pPr>
+      <w:r>
+        <w:t>Sekolah menetapkan petuga</w:t>
+      </w:r>
+      <w:r>
+        <w:t>s penanggung jawab, jalur pelaporan insiden, jadwal sinkronisasi, lokasi cadangan, dan daftar pihak yang berhak mengakses data. Simpan kredensial, kunci, dan alamat sumber rahasia pada penyimpanan terbatas.</w:t>
       </w:r>
     </w:p>
     <w:p>
@@ -7245,31 +7695,34 @@
         <w:keepLines/>
       </w:pPr>
       <w:r>
-        <w:t>Buku Panduan Ruang BK. Edisi 23 Oktober 2026. Versi aplikasi dicatat dari RELEASE.j</w:t>
-      </w:r>
-      <w:r>
-        <w:t>son pada paket ekspor atau catatan serah terima repository.</w:t>
-      </w:r>
-    </w:p>
-    <w:p>
-      <w:pPr>
-        <w:keepLines/>
-      </w:pPr>
-      <w:r>
-        <w:t>Distribusi buku mengikuti persetujuan sekolah dan ketentuan penyerahan aplikasi. Lisensi serta pemberitahuan hak cipta kode dan dependensi mengikuti paket rilis dan kesepakatan pemiliknya.</w:t>
-      </w:r>
-    </w:p>
-    <w:p>
-      <w:pPr>
-        <w:keepLines/>
-      </w:pPr>
-      <w:r>
-        <w:t>Acuan h</w:t>
-      </w:r>
-      <w:r>
-        <w:t xml:space="preserve">ukum: UU Nomor 27 Tahun 2022 tentang Pelindungan Data Pribadi, khususnya Pasal 20, 25, dan 46. Periksa juga kebijakan pendidikan, perlindungan anak, serta aturan sekolah yang berlaku sebelum mengolah data operasional. </w:t>
-      </w:r>
-      <w:hyperlink r:id="rId43">
+        <w:t xml:space="preserve">Buku Panduan Ruang BK. </w:t>
+      </w:r>
+      <w:r>
+        <w:t>Edisi 23 Oktober 2026. Versi aplikasi dicatat dari RELEASE.json pada paket ekspor atau catatan serah terima repository.</w:t>
+      </w:r>
+    </w:p>
+    <w:p>
+      <w:pPr>
+        <w:keepLines/>
+      </w:pPr>
+      <w:r>
+        <w:t>Distribusi buku mengikuti persetujuan sekolah dan ketentuan penyerahan aplikasi. Lisensi serta pemberitahuan hak cipta kode dan dependen</w:t>
+      </w:r>
+      <w:r>
+        <w:t>si mengikuti paket rilis dan kesepakatan pemiliknya.</w:t>
+      </w:r>
+    </w:p>
+    <w:p>
+      <w:pPr>
+        <w:keepLines/>
+      </w:pPr>
+      <w:r>
+        <w:t>Acuan hukum: UU Nomor 27 Tahun 2022 tentang Pelindungan Data Pribadi, khususnya Pasal 20, 25, dan 46. Periksa juga kebijakan pendidikan, perlindungan anak, serta aturan sekolah yang berlaku sebelum mengo</w:t>
+      </w:r>
+      <w:r>
+        <w:t xml:space="preserve">lah data operasional. </w:t>
+      </w:r>
+      <w:hyperlink r:id="rId49">
         <w:r>
           <w:rPr>
             <w:u w:val="single"/>
@@ -7291,10 +7744,10 @@
         <w:keepLines/>
       </w:pPr>
       <w:r>
-        <w:t>NISN (Nomor Induk Siswa Nasional): nomor identitas murid yang digunakan untuk pencarian serta pencocokan data. Ketika mengisi Excel, simpan NISN sebagai teks</w:t>
-      </w:r>
-      <w:r>
-        <w:t>.</w:t>
+        <w:t>NISN (Nomor Induk Siswa Nasional): nomor identitas murid yang digunakan untuk pencarian serta pen</w:t>
+      </w:r>
+      <w:r>
+        <w:t>cocokan data. Ketika mengisi Excel, simpan NISN sebagai teks.</w:t>
       </w:r>
     </w:p>
     <w:p>
@@ -7310,10 +7763,10 @@
         <w:keepLines/>
       </w:pPr>
       <w:r>
-        <w:t xml:space="preserve">Dapodik (Data Pokok Pendidikan): rujukan data sekolah dan murid. Pada aplikasi ini, Admin IT menyiapkan daftar murid melalui API Siswa atau </w:t>
-      </w:r>
-      <w:r>
-        <w:t>berkas impor pada Data Master.</w:t>
+        <w:t>Dapodik (Data Pokok Pendidikan): rujukan data sekolah dan murid. Pada aplikasi i</w:t>
+      </w:r>
+      <w:r>
+        <w:t>ni, Admin IT menyiapkan daftar murid melalui API Siswa atau berkas impor pada Data Master.</w:t>
       </w:r>
     </w:p>
     <w:p>
@@ -7329,60 +7782,60 @@
         <w:keepLines/>
       </w:pPr>
       <w:r>
+        <w:t xml:space="preserve">Pratinjau: </w:t>
+      </w:r>
+      <w:r>
+        <w:t>pemeriksaan data atau dokumen sebelum data diimpor, disinkronkan, atau diunduh. Tindakan pratinjau umumnya belum menyimpan perubahan sumber.</w:t>
+      </w:r>
+    </w:p>
+    <w:p>
+      <w:pPr>
+        <w:keepLines/>
+      </w:pPr>
+      <w:r>
         <w:lastRenderedPageBreak/>
-        <w:t>Pratinjau: pemeriksaan data atau dokumen sebelum data diimpor, disinkronkan, atau diunduh</w:t>
-      </w:r>
-      <w:r>
-        <w:t>. Tindakan pratinjau umumnya belum menyimpan perubahan sumber.</w:t>
-      </w:r>
-    </w:p>
-    <w:p>
-      <w:pPr>
-        <w:keepLines/>
-      </w:pPr>
-      <w:r>
-        <w:t>Kelas binaan: kelas yang ditugaskan Koordinator BK kepada Guru BK. Penugasan memengaruhi hak untuk membaca atau mencatat layanan murid.</w:t>
-      </w:r>
-    </w:p>
-    <w:p>
-      <w:pPr>
-        <w:keepLines/>
-      </w:pPr>
-      <w:r>
-        <w:t>Arsip: catatan yang tidak lagi ditampilkan pada daftar ak</w:t>
-      </w:r>
-      <w:r>
-        <w:t>tif, tetapi masih disimpan sesuai aturan akses dan retensi. Tombol Hapus pada beberapa dialog mengarsipkan, bukan menghapus permanen.</w:t>
-      </w:r>
-    </w:p>
-    <w:p>
-      <w:pPr>
-        <w:keepLines/>
-      </w:pPr>
-      <w:r>
-        <w:t>Retensi data: ketentuan waktu penyimpanan sebelum data memenuhi syarat untuk dihapus. Status pengunduran diri yang masih d</w:t>
-      </w:r>
-      <w:r>
-        <w:t>iproses bukan status resmi alumni.</w:t>
-      </w:r>
-    </w:p>
-    <w:p>
-      <w:pPr>
-        <w:keepLines/>
-      </w:pPr>
-      <w:r>
-        <w:t>Cron dan scheduler: pemicu server serta penjadwal aplikasi untuk pekerjaan otomatis. Jadwal e-Tatib dan aktivasi penghapusan alumni diatur secara terpisah.</w:t>
-      </w:r>
-    </w:p>
-    <w:p>
-      <w:pPr>
-        <w:keepLines/>
-      </w:pPr>
-      <w:r>
-        <w:t>Cadangan (backup): salinan basis data, berkas, dan kunci konfigur</w:t>
-      </w:r>
-      <w:r>
-        <w:t>asi dari titik waktu yang sama untuk pemulihan bila terjadi gangguan.</w:t>
+        <w:t>Kelas binaan: kelas yang ditugaskan Koordinator BK kepada Guru BK. Penugasan memengaruhi hak untuk membaca atau men</w:t>
+      </w:r>
+      <w:r>
+        <w:t>catat layanan murid.</w:t>
+      </w:r>
+    </w:p>
+    <w:p>
+      <w:pPr>
+        <w:keepLines/>
+      </w:pPr>
+      <w:r>
+        <w:t>Arsip: catatan yang tidak lagi ditampilkan pada daftar aktif, tetapi masih disimpan sesuai aturan akses dan retensi. Tombol Hapus pada beberapa dialog mengarsipkan, bukan menghapus permanen.</w:t>
+      </w:r>
+    </w:p>
+    <w:p>
+      <w:pPr>
+        <w:keepLines/>
+      </w:pPr>
+      <w:r>
+        <w:t>Retensi data: ketentuan waktu penyimpanan se</w:t>
+      </w:r>
+      <w:r>
+        <w:t>belum data memenuhi syarat untuk dihapus. Status pengunduran diri yang masih diproses bukan status resmi alumni.</w:t>
+      </w:r>
+    </w:p>
+    <w:p>
+      <w:pPr>
+        <w:keepLines/>
+      </w:pPr>
+      <w:r>
+        <w:t>Cron dan scheduler: pemicu server serta penjadwal aplikasi untuk pekerjaan otomatis. Jadwal e-Tatib dan aktivasi penghapusan alumni diatur seca</w:t>
+      </w:r>
+      <w:r>
+        <w:t>ra terpisah.</w:t>
+      </w:r>
+    </w:p>
+    <w:p>
+      <w:pPr>
+        <w:keepLines/>
+      </w:pPr>
+      <w:r>
+        <w:t>Cadangan (backup): salinan basis data, berkas, dan kunci konfigurasi dari titik waktu yang sama untuk pemulihan bila terjadi gangguan.</w:t>
       </w:r>
     </w:p>
     <w:p>
@@ -7398,10 +7851,10 @@
         <w:keepLines/>
       </w:pPr>
       <w:r>
-        <w:t>Waka Kesiswaan: wakil kepala sekolah bidang kesiswaan yang menggunakan ringkasan pemantauan se</w:t>
-      </w:r>
-      <w:r>
-        <w:t>suai perannya.</w:t>
+        <w:t xml:space="preserve">Waka Kesiswaan: </w:t>
+      </w:r>
+      <w:r>
+        <w:t>wakil kepala sekolah bidang kesiswaan yang menggunakan ringkasan pemantauan sesuai perannya.</w:t>
       </w:r>
     </w:p>
     <w:p>
@@ -7417,18 +7870,18 @@
         <w:keepLines/>
       </w:pPr>
       <w:r>
-        <w:t>API (Application Programming Interface): antarmuka pertukaran data antar-aplikasi yang diatur melalui sumber resmi.</w:t>
-      </w:r>
-    </w:p>
-    <w:p>
-      <w:pPr>
-        <w:keepLines/>
-      </w:pPr>
-      <w:r>
-        <w:t>VPS (Virtual Private Ser</w:t>
-      </w:r>
-      <w:r>
-        <w:t>ver): server virtual untuk menjalankan aplikasi dan layanan pendukungnya.</w:t>
+        <w:t xml:space="preserve">API (Application Programming Interface): antarmuka pertukaran </w:t>
+      </w:r>
+      <w:r>
+        <w:t>data antar-aplikasi yang diatur melalui sumber resmi.</w:t>
+      </w:r>
+    </w:p>
+    <w:p>
+      <w:pPr>
+        <w:keepLines/>
+      </w:pPr>
+      <w:r>
+        <w:t>VPS (Virtual Private Server): server virtual untuk menjalankan aplikasi dan layanan pendukungnya.</w:t>
       </w:r>
     </w:p>
     <w:p>
@@ -7444,33 +7897,33 @@
         <w:keepLines/>
       </w:pPr>
       <w:r>
-        <w:t>.env: berkas konfigurasi aplikasi yang dapat berisi sandi serta kunci rahasia dan tidak boleh ditem</w:t>
-      </w:r>
-      <w:r>
-        <w:t>patkan di direktori publik.</w:t>
-      </w:r>
-    </w:p>
-    <w:p>
-      <w:pPr>
-        <w:keepLines/>
-      </w:pPr>
-      <w:r>
-        <w:t>Sinkronisasi: penyalinan atau pembaruan data dari sumber yang telah ditentukan, tanpa mengubah data pada sistem sumber kecuali memang didukung dan disahkan.</w:t>
-      </w:r>
-    </w:p>
-    <w:p>
-      <w:pPr>
-        <w:keepLines/>
-      </w:pPr>
-      <w:r>
-        <w:t>Migrasi basis data: perubahan struktur tabel melalui perintah rilis apl</w:t>
-      </w:r>
-      <w:r>
-        <w:t>ikasi; migrasi produksi harus didahului pemeriksaan dan cadangan.</w:t>
+        <w:t>.env: berkas konfigur</w:t>
+      </w:r>
+      <w:r>
+        <w:t>asi aplikasi yang dapat berisi sandi serta kunci rahasia dan tidak boleh ditempatkan di direktori publik.</w:t>
+      </w:r>
+    </w:p>
+    <w:p>
+      <w:pPr>
+        <w:keepLines/>
+      </w:pPr>
+      <w:r>
+        <w:t>Sinkronisasi: penyalinan atau pembaruan data dari sumber yang telah ditentukan, tanpa mengubah data pada sistem sumber kecuali memang didukung dan dis</w:t>
+      </w:r>
+      <w:r>
+        <w:t>ahkan.</w:t>
+      </w:r>
+    </w:p>
+    <w:p>
+      <w:pPr>
+        <w:keepLines/>
+      </w:pPr>
+      <w:r>
+        <w:t>Migrasi basis data: perubahan struktur tabel melalui perintah rilis aplikasi; migrasi produksi harus didahului pemeriksaan dan cadangan.</w:t>
       </w:r>
     </w:p>
     <w:sectPr>
-      <w:footerReference w:type="default" r:id="rId44"/>
+      <w:footerReference w:type="default" r:id="rId50"/>
       <w:pgSz w:w="11906" w:h="16838"/>
       <w:pgMar w:top="1020" w:right="1077" w:bottom="1020" w:left="1077" w:header="720" w:footer="510" w:gutter="0"/>
       <w:cols w:space="720"/>
@@ -19183,7 +19636,7 @@
     <w:autoRedefine/>
     <w:uiPriority w:val="39"/>
     <w:unhideWhenUsed/>
-    <w:rsid w:val="00674B9F"/>
+    <w:rsid w:val="00814C53"/>
     <w:pPr>
       <w:spacing w:after="100"/>
     </w:pPr>
@@ -19193,7 +19646,7 @@
     <w:basedOn w:val="DefaultParagraphFont"/>
     <w:uiPriority w:val="99"/>
     <w:unhideWhenUsed/>
-    <w:rsid w:val="00674B9F"/>
+    <w:rsid w:val="00814C53"/>
     <w:rPr>
       <w:color w:val="0000FF" w:themeColor="hyperlink"/>
       <w:u w:val="single"/>
